--- a/TS Jatai Ghanam Project/TS 2.6/TS 2.6 Jatai Sanskrit Corrections.docx
+++ b/TS Jatai Ghanam Project/TS 2.6/TS 2.6 Jatai Sanskrit Corrections.docx
@@ -1,7 +1,1596 @@
 
 <file path=word/document.xml><?xml version="1.0" encoding="utf-8"?>
-<w:document xmlns:wpc="http://schemas.microsoft.com/office/word/2010/wordprocessingCanvas" xmlns:cx="http://schemas.microsoft.com/office/drawing/2014/chartex" xmlns:cx1="http://schemas.microsoft.com/office/drawing/2015/9/8/chartex" xmlns:cx2="http://schemas.microsoft.com/office/drawing/2015/10/21/chartex" xmlns:cx3="http://schemas.microsoft.com/office/drawing/2016/5/9/chartex" xmlns:cx4="http://schemas.microsoft.com/office/drawing/2016/5/10/chartex" xmlns:cx5="http://schemas.microsoft.com/office/drawing/2016/5/11/chartex" xmlns:cx6="http://schemas.microsoft.com/office/drawing/2016/5/12/chartex" xmlns:cx7="http://schemas.microsoft.com/office/drawing/2016/5/13/chartex" xmlns:cx8="http://schemas.microsoft.com/office/drawing/2016/5/14/chartex" xmlns:mc="http://schemas.openxmlformats.org/markup-compatibility/2006" xmlns:aink="http://schemas.microsoft.com/office/drawing/2016/ink" xmlns:am3d="http://schemas.microsoft.com/office/drawing/2017/model3d" xmlns:o="urn:schemas-microsoft-com:office:office" xmlns:oel="http://schemas.microsoft.com/office/2019/extlst" xmlns:r="http://schemas.openxmlformats.org/officeDocument/2006/relationships" xmlns:m="http://schemas.openxmlformats.org/officeDocument/2006/math" xmlns:v="urn:schemas-microsoft-com:vml" xmlns:wp14="http://schemas.microsoft.com/office/word/2010/wordprocessingDrawing" xmlns:wp="http://schemas.openxmlformats.org/drawingml/2006/wordprocessingDrawing" xmlns:w10="urn:schemas-microsoft-com:office:word" xmlns:w="http://schemas.openxmlformats.org/wordprocessingml/2006/main" xmlns:w14="http://schemas.microsoft.com/office/word/2010/wordml" xmlns:w15="http://schemas.microsoft.com/office/word/2012/wordml" xmlns:w16cex="http://schemas.microsoft.com/office/word/2018/wordml/cex" xmlns:w16cid="http://schemas.microsoft.com/office/word/2016/wordml/cid" xmlns:w16="http://schemas.microsoft.com/office/word/2018/wordml" xmlns:w16sdtdh="http://schemas.microsoft.com/office/word/2020/wordml/sdtdatahash" xmlns:w16se="http://schemas.microsoft.com/office/word/2015/wordml/symex" xmlns:wpg="http://schemas.microsoft.com/office/word/2010/wordprocessingGroup" xmlns:wpi="http://schemas.microsoft.com/office/word/2010/wordprocessingInk" xmlns:wne="http://schemas.microsoft.com/office/word/2006/wordml" xmlns:wps="http://schemas.microsoft.com/office/word/2010/wordprocessingShape" mc:Ignorable="w14 w15 w16se w16cid w16 w16cex w16sdtdh wp14">
+<w:document xmlns:wpc="http://schemas.microsoft.com/office/word/2010/wordprocessingCanvas" xmlns:cx="http://schemas.microsoft.com/office/drawing/2014/chartex" xmlns:cx1="http://schemas.microsoft.com/office/drawing/2015/9/8/chartex" xmlns:cx2="http://schemas.microsoft.com/office/drawing/2015/10/21/chartex" xmlns:cx3="http://schemas.microsoft.com/office/drawing/2016/5/9/chartex" xmlns:cx4="http://schemas.microsoft.com/office/drawing/2016/5/10/chartex" xmlns:cx5="http://schemas.microsoft.com/office/drawing/2016/5/11/chartex" xmlns:cx6="http://schemas.microsoft.com/office/drawing/2016/5/12/chartex" xmlns:cx7="http://schemas.microsoft.com/office/drawing/2016/5/13/chartex" xmlns:cx8="http://schemas.microsoft.com/office/drawing/2016/5/14/chartex" xmlns:mc="http://schemas.openxmlformats.org/markup-compatibility/2006" xmlns:aink="http://schemas.microsoft.com/office/drawing/2016/ink" xmlns:am3d="http://schemas.microsoft.com/office/drawing/2017/model3d" xmlns:o="urn:schemas-microsoft-com:office:office" xmlns:oel="http://schemas.microsoft.com/office/2019/extlst" xmlns:r="http://schemas.openxmlformats.org/officeDocument/2006/relationships" xmlns:m="http://schemas.openxmlformats.org/officeDocument/2006/math" xmlns:v="urn:schemas-microsoft-com:vml" xmlns:wp14="http://schemas.microsoft.com/office/word/2010/wordprocessingDrawing" xmlns:wp="http://schemas.openxmlformats.org/drawingml/2006/wordprocessingDrawing" xmlns:w10="urn:schemas-microsoft-com:office:word" xmlns:w="http://schemas.openxmlformats.org/wordprocessingml/2006/main" xmlns:w14="http://schemas.microsoft.com/office/word/2010/wordml" xmlns:w15="http://schemas.microsoft.com/office/word/2012/wordml" xmlns:w16cex="http://schemas.microsoft.com/office/word/2018/wordml/cex" xmlns:w16cid="http://schemas.microsoft.com/office/word/2016/wordml/cid" xmlns:w16="http://schemas.microsoft.com/office/word/2018/wordml" xmlns:w16du="http://schemas.microsoft.com/office/word/2023/wordml/word16du" xmlns:w16sdtdh="http://schemas.microsoft.com/office/word/2020/wordml/sdtdatahash" xmlns:w16sdtfl="http://schemas.microsoft.com/office/word/2024/wordml/sdtformatlock" xmlns:w16se="http://schemas.microsoft.com/office/word/2015/wordml/symex" xmlns:wpg="http://schemas.microsoft.com/office/word/2010/wordprocessingGroup" xmlns:wpi="http://schemas.microsoft.com/office/word/2010/wordprocessingInk" xmlns:wne="http://schemas.microsoft.com/office/word/2006/wordml" xmlns:wps="http://schemas.microsoft.com/office/word/2010/wordprocessingShape" mc:Ignorable="w14 w15 w16se w16cid w16 w16cex w16sdtdh w16sdtfl w16du wp14">
   <w:body>
+    <w:p>
+      <w:pPr>
+        <w:spacing w:before="0" w:line="240" w:lineRule="auto"/>
+        <w:jc w:val="center"/>
+        <w:rPr>
+          <w:b/>
+          <w:bCs/>
+          <w:sz w:val="32"/>
+          <w:szCs w:val="32"/>
+          <w:u w:val="single"/>
+        </w:rPr>
+      </w:pPr>
+      <w:r>
+        <w:rPr>
+          <w:b/>
+          <w:bCs/>
+          <w:sz w:val="32"/>
+          <w:szCs w:val="32"/>
+          <w:u w:val="single"/>
+        </w:rPr>
+        <w:t xml:space="preserve">TS </w:t>
+      </w:r>
+      <w:r>
+        <w:rPr>
+          <w:b/>
+          <w:bCs/>
+          <w:sz w:val="32"/>
+          <w:szCs w:val="32"/>
+          <w:u w:val="single"/>
+        </w:rPr>
+        <w:t>Jatai</w:t>
+      </w:r>
+      <w:r>
+        <w:rPr>
+          <w:b/>
+          <w:bCs/>
+          <w:sz w:val="32"/>
+          <w:szCs w:val="32"/>
+          <w:u w:val="single"/>
+        </w:rPr>
+        <w:t xml:space="preserve"> </w:t>
+      </w:r>
+      <w:r>
+        <w:rPr>
+          <w:b/>
+          <w:bCs/>
+          <w:sz w:val="32"/>
+          <w:szCs w:val="32"/>
+          <w:u w:val="single"/>
+        </w:rPr>
+        <w:t xml:space="preserve">– TS </w:t>
+      </w:r>
+      <w:r>
+        <w:rPr>
+          <w:b/>
+          <w:bCs/>
+          <w:sz w:val="32"/>
+          <w:szCs w:val="32"/>
+          <w:u w:val="single"/>
+        </w:rPr>
+        <w:t>2.6</w:t>
+      </w:r>
+      <w:r>
+        <w:rPr>
+          <w:b/>
+          <w:bCs/>
+          <w:sz w:val="32"/>
+          <w:szCs w:val="32"/>
+          <w:u w:val="single"/>
+        </w:rPr>
+        <w:t xml:space="preserve"> </w:t>
+      </w:r>
+      <w:r>
+        <w:rPr>
+          <w:b/>
+          <w:bCs/>
+          <w:sz w:val="32"/>
+          <w:szCs w:val="32"/>
+          <w:u w:val="single"/>
+        </w:rPr>
+        <w:t>Sanskrit</w:t>
+      </w:r>
+      <w:r>
+        <w:rPr>
+          <w:b/>
+          <w:bCs/>
+          <w:sz w:val="32"/>
+          <w:szCs w:val="32"/>
+          <w:u w:val="single"/>
+        </w:rPr>
+        <w:t xml:space="preserve"> Corrections –</w:t>
+      </w:r>
+      <w:r>
+        <w:rPr>
+          <w:b/>
+          <w:bCs/>
+          <w:sz w:val="32"/>
+          <w:szCs w:val="32"/>
+          <w:u w:val="single"/>
+        </w:rPr>
+        <w:t xml:space="preserve"> </w:t>
+      </w:r>
+      <w:r>
+        <w:rPr>
+          <w:b/>
+          <w:bCs/>
+          <w:sz w:val="32"/>
+          <w:szCs w:val="32"/>
+          <w:u w:val="single"/>
+        </w:rPr>
+        <w:t xml:space="preserve">Observed </w:t>
+      </w:r>
+      <w:proofErr w:type="gramStart"/>
+      <w:r>
+        <w:rPr>
+          <w:b/>
+          <w:bCs/>
+          <w:sz w:val="32"/>
+          <w:szCs w:val="32"/>
+          <w:u w:val="single"/>
+        </w:rPr>
+        <w:t xml:space="preserve">till </w:t>
+      </w:r>
+      <w:r>
+        <w:rPr>
+          <w:b/>
+          <w:bCs/>
+          <w:sz w:val="32"/>
+          <w:szCs w:val="32"/>
+          <w:highlight w:val="red"/>
+          <w:u w:val="single"/>
+        </w:rPr>
+        <w:t>?????</w:t>
+      </w:r>
+      <w:proofErr w:type="gramEnd"/>
+    </w:p>
+    <w:p>
+      <w:pPr>
+        <w:spacing w:before="0" w:line="240" w:lineRule="auto"/>
+        <w:jc w:val="center"/>
+        <w:rPr>
+          <w:b/>
+          <w:bCs/>
+          <w:sz w:val="28"/>
+          <w:szCs w:val="32"/>
+        </w:rPr>
+      </w:pPr>
+      <w:r>
+        <w:rPr>
+          <w:b/>
+          <w:bCs/>
+          <w:sz w:val="28"/>
+          <w:szCs w:val="32"/>
+        </w:rPr>
+        <w:t>(ignore those which are already incorporated in your book’s version and date)</w:t>
+      </w:r>
+    </w:p>
+    <w:tbl>
+      <w:tblPr>
+        <w:tblW w:w="14537" w:type="dxa"/>
+        <w:tblInd w:w="-792" w:type="dxa"/>
+        <w:tblBorders>
+          <w:top w:val="single" w:sz="4" w:space="0" w:color="000000"/>
+          <w:left w:val="single" w:sz="4" w:space="0" w:color="000000"/>
+          <w:bottom w:val="single" w:sz="4" w:space="0" w:color="000000"/>
+          <w:right w:val="single" w:sz="4" w:space="0" w:color="000000"/>
+          <w:insideH w:val="single" w:sz="4" w:space="0" w:color="000000"/>
+          <w:insideV w:val="single" w:sz="4" w:space="0" w:color="000000"/>
+        </w:tblBorders>
+        <w:tblLook w:val="04A0" w:firstRow="1" w:lastRow="0" w:firstColumn="1" w:lastColumn="0" w:noHBand="0" w:noVBand="1"/>
+      </w:tblPr>
+      <w:tblGrid>
+        <w:gridCol w:w="7166"/>
+        <w:gridCol w:w="7371"/>
+      </w:tblGrid>
+      <w:tr>
+        <w:tc>
+          <w:tcPr>
+            <w:tcW w:w="7166" w:type="dxa"/>
+          </w:tcPr>
+          <w:p>
+            <w:pPr>
+              <w:spacing w:before="0" w:line="240" w:lineRule="auto"/>
+              <w:jc w:val="center"/>
+              <w:rPr>
+                <w:b/>
+                <w:sz w:val="32"/>
+                <w:szCs w:val="32"/>
+              </w:rPr>
+            </w:pPr>
+            <w:r>
+              <w:rPr>
+                <w:b/>
+                <w:sz w:val="32"/>
+                <w:szCs w:val="32"/>
+              </w:rPr>
+              <w:t>As Printed</w:t>
+            </w:r>
+          </w:p>
+        </w:tc>
+        <w:tc>
+          <w:tcPr>
+            <w:tcW w:w="7371" w:type="dxa"/>
+          </w:tcPr>
+          <w:p>
+            <w:pPr>
+              <w:spacing w:before="0" w:line="240" w:lineRule="auto"/>
+              <w:ind w:right="-18"/>
+              <w:jc w:val="center"/>
+              <w:rPr>
+                <w:b/>
+                <w:sz w:val="32"/>
+                <w:szCs w:val="32"/>
+              </w:rPr>
+            </w:pPr>
+            <w:r>
+              <w:rPr>
+                <w:b/>
+                <w:sz w:val="32"/>
+                <w:szCs w:val="32"/>
+              </w:rPr>
+              <w:t>To be read as or corrected as</w:t>
+            </w:r>
+            <w:r>
+              <w:rPr>
+                <w:b/>
+                <w:sz w:val="32"/>
+                <w:szCs w:val="32"/>
+              </w:rPr>
+              <w:t xml:space="preserve"> </w:t>
+            </w:r>
+          </w:p>
+        </w:tc>
+      </w:tr>
+      <w:tr>
+        <w:trPr>
+          <w:trHeight w:val="2614"/>
+        </w:trPr>
+        <w:tc>
+          <w:tcPr>
+            <w:tcW w:w="7166" w:type="dxa"/>
+          </w:tcPr>
+          <w:p>
+            <w:pPr>
+              <w:widowControl w:val="0"/>
+              <w:autoSpaceDE w:val="0"/>
+              <w:autoSpaceDN w:val="0"/>
+              <w:adjustRightInd w:val="0"/>
+              <w:spacing w:before="0" w:line="240" w:lineRule="auto"/>
+              <w:rPr>
+                <w:rFonts w:ascii="BRH Devanagari Extra" w:hAnsi="BRH Devanagari Extra" w:cs="BRH Devanagari Extra"/>
+                <w:color w:val="000000"/>
+                <w:sz w:val="32"/>
+                <w:szCs w:val="40"/>
+              </w:rPr>
+            </w:pPr>
+            <w:r>
+              <w:rPr>
+                <w:rFonts w:cs="BRH Devanagari Extra"/>
+                <w:color w:val="000000"/>
+                <w:szCs w:val="40"/>
+              </w:rPr>
+              <w:t>50</w:t>
+            </w:r>
+            <w:r>
+              <w:rPr>
+                <w:rFonts w:ascii="BRH Devanagari Extra" w:hAnsi="BRH Devanagari Extra" w:cs="BRH Devanagari Extra"/>
+                <w:color w:val="000000"/>
+                <w:sz w:val="32"/>
+                <w:szCs w:val="40"/>
+              </w:rPr>
+              <w:t>)</w:t>
+            </w:r>
+            <w:r>
+              <w:rPr>
+                <w:rFonts w:ascii="BRH Devanagari Extra" w:hAnsi="BRH Devanagari Extra" w:cs="BRH Devanagari Extra"/>
+                <w:color w:val="000000"/>
+                <w:sz w:val="32"/>
+                <w:szCs w:val="40"/>
+              </w:rPr>
+              <w:tab/>
+            </w:r>
+            <w:r>
+              <w:rPr>
+                <w:rFonts w:cs="BRH Devanagari Extra"/>
+                <w:color w:val="000000"/>
+                <w:szCs w:val="40"/>
+              </w:rPr>
+              <w:t>2</w:t>
+            </w:r>
+            <w:r>
+              <w:rPr>
+                <w:rFonts w:ascii="BRH Devanagari Extra" w:hAnsi="BRH Devanagari Extra" w:cs="BRH Devanagari Extra"/>
+                <w:color w:val="000000"/>
+                <w:sz w:val="32"/>
+                <w:szCs w:val="40"/>
+              </w:rPr>
+              <w:t>.</w:t>
+            </w:r>
+            <w:r>
+              <w:rPr>
+                <w:rFonts w:cs="BRH Devanagari Extra"/>
+                <w:color w:val="000000"/>
+                <w:szCs w:val="40"/>
+              </w:rPr>
+              <w:t>6</w:t>
+            </w:r>
+            <w:r>
+              <w:rPr>
+                <w:rFonts w:ascii="BRH Devanagari Extra" w:hAnsi="BRH Devanagari Extra" w:cs="BRH Devanagari Extra"/>
+                <w:color w:val="000000"/>
+                <w:sz w:val="32"/>
+                <w:szCs w:val="40"/>
+              </w:rPr>
+              <w:t>.</w:t>
+            </w:r>
+            <w:r>
+              <w:rPr>
+                <w:rFonts w:cs="BRH Devanagari Extra"/>
+                <w:color w:val="000000"/>
+                <w:szCs w:val="40"/>
+              </w:rPr>
+              <w:t>5</w:t>
+            </w:r>
+            <w:r>
+              <w:rPr>
+                <w:rFonts w:ascii="BRH Devanagari Extra" w:hAnsi="BRH Devanagari Extra" w:cs="BRH Devanagari Extra"/>
+                <w:color w:val="000000"/>
+                <w:sz w:val="32"/>
+                <w:szCs w:val="40"/>
+              </w:rPr>
+              <w:t>.</w:t>
+            </w:r>
+            <w:r>
+              <w:rPr>
+                <w:rFonts w:cs="BRH Devanagari Extra"/>
+                <w:color w:val="000000"/>
+                <w:szCs w:val="40"/>
+              </w:rPr>
+              <w:t>6</w:t>
+            </w:r>
+            <w:r>
+              <w:rPr>
+                <w:rFonts w:ascii="BRH Devanagari Extra" w:hAnsi="BRH Devanagari Extra" w:cs="BRH Devanagari Extra"/>
+                <w:color w:val="000000"/>
+                <w:sz w:val="32"/>
+                <w:szCs w:val="40"/>
+              </w:rPr>
+              <w:t>(</w:t>
+            </w:r>
+            <w:r>
+              <w:rPr>
+                <w:rFonts w:cs="BRH Devanagari Extra"/>
+                <w:color w:val="000000"/>
+                <w:szCs w:val="40"/>
+              </w:rPr>
+              <w:t>46</w:t>
+            </w:r>
+            <w:r>
+              <w:rPr>
+                <w:rFonts w:ascii="BRH Devanagari Extra" w:hAnsi="BRH Devanagari Extra" w:cs="BRH Devanagari Extra"/>
+                <w:color w:val="000000"/>
+                <w:sz w:val="32"/>
+                <w:szCs w:val="40"/>
+              </w:rPr>
+              <w:t>)</w:t>
+            </w:r>
+            <w:proofErr w:type="gramStart"/>
+            <w:r>
+              <w:rPr>
+                <w:rFonts w:ascii="BRH Devanagari Extra" w:hAnsi="BRH Devanagari Extra" w:cs="BRH Devanagari Extra"/>
+                <w:color w:val="000000"/>
+                <w:sz w:val="32"/>
+                <w:szCs w:val="40"/>
+              </w:rPr>
+              <w:t>-  rÉiÉç</w:t>
+            </w:r>
+            <w:proofErr w:type="gramEnd"/>
+            <w:r>
+              <w:rPr>
+                <w:rFonts w:ascii="BRH Devanagari Extra" w:hAnsi="BRH Devanagari Extra" w:cs="BRH Devanagari Extra"/>
+                <w:color w:val="000000"/>
+                <w:sz w:val="32"/>
+                <w:szCs w:val="40"/>
+              </w:rPr>
+              <w:t xml:space="preserve"> | oÉëÔ</w:t>
+            </w:r>
+            <w:r>
+              <w:rPr>
+                <w:rFonts w:ascii="BRH Malayalam Extra" w:hAnsi="BRH Malayalam Extra" w:cs="BRH Devanagari Extra"/>
+                <w:color w:val="000000"/>
+                <w:szCs w:val="40"/>
+              </w:rPr>
+              <w:t>–</w:t>
+            </w:r>
+            <w:r>
+              <w:rPr>
+                <w:rFonts w:ascii="BRH Devanagari Extra" w:hAnsi="BRH Devanagari Extra" w:cs="BRH Devanagari Extra"/>
+                <w:color w:val="000000"/>
+                <w:sz w:val="32"/>
+                <w:szCs w:val="40"/>
+                <w:highlight w:val="yellow"/>
+              </w:rPr>
+              <w:t>rÉ</w:t>
+            </w:r>
+            <w:r>
+              <w:rPr>
+                <w:rFonts w:ascii="BRH Devanagari Extra" w:hAnsi="BRH Devanagari Extra" w:cs="BRH Devanagari Extra"/>
+                <w:color w:val="000000"/>
+                <w:sz w:val="32"/>
+                <w:szCs w:val="40"/>
+              </w:rPr>
+              <w:t>É</w:t>
+            </w:r>
+            <w:r>
+              <w:rPr>
+                <w:rFonts w:ascii="BRH Malayalam Extra" w:hAnsi="BRH Malayalam Extra" w:cs="BRH Devanagari Extra"/>
+                <w:color w:val="000000"/>
+                <w:szCs w:val="40"/>
+              </w:rPr>
+              <w:t>–</w:t>
+            </w:r>
+            <w:r>
+              <w:rPr>
+                <w:rFonts w:ascii="BRH Devanagari Extra" w:hAnsi="BRH Devanagari Extra" w:cs="BRH Devanagari Extra"/>
+                <w:color w:val="000000"/>
+                <w:sz w:val="32"/>
+                <w:szCs w:val="40"/>
+              </w:rPr>
+              <w:t>iÉç |</w:t>
+            </w:r>
+          </w:p>
+          <w:p>
+            <w:pPr>
+              <w:widowControl w:val="0"/>
+              <w:autoSpaceDE w:val="0"/>
+              <w:autoSpaceDN w:val="0"/>
+              <w:adjustRightInd w:val="0"/>
+              <w:spacing w:before="0" w:line="240" w:lineRule="auto"/>
+              <w:rPr>
+                <w:rFonts w:ascii="BRH Devanagari Extra" w:hAnsi="BRH Devanagari Extra" w:cs="BRH Devanagari Extra"/>
+                <w:color w:val="000000"/>
+                <w:sz w:val="32"/>
+                <w:szCs w:val="40"/>
+              </w:rPr>
+            </w:pPr>
+            <w:r>
+              <w:rPr>
+                <w:rFonts w:ascii="BRH Devanagari Extra" w:hAnsi="BRH Devanagari Extra" w:cs="BRH Devanagari Extra"/>
+                <w:color w:val="000000"/>
+                <w:sz w:val="32"/>
+                <w:szCs w:val="40"/>
+              </w:rPr>
+              <w:t xml:space="preserve">rÉSè </w:t>
+            </w:r>
+            <w:r>
+              <w:rPr>
+                <w:rFonts w:ascii="BRH Devanagari Extra" w:hAnsi="BRH Devanagari Extra" w:cs="BRH Devanagari Extra"/>
+                <w:color w:val="000000"/>
+                <w:sz w:val="32"/>
+                <w:szCs w:val="40"/>
+                <w:highlight w:val="yellow"/>
+              </w:rPr>
+              <w:t>o</w:t>
+            </w:r>
+            <w:r>
+              <w:rPr>
+                <w:rFonts w:ascii="BRH Devanagari Extra" w:hAnsi="BRH Devanagari Extra" w:cs="BRH Devanagari Extra"/>
+                <w:color w:val="000000"/>
+                <w:sz w:val="32"/>
+                <w:szCs w:val="40"/>
+              </w:rPr>
+              <w:t xml:space="preserve">ÉëÔþrÉÉSè </w:t>
+            </w:r>
+            <w:r>
+              <w:rPr>
+                <w:rFonts w:ascii="BRH Devanagari Extra" w:hAnsi="BRH Devanagari Extra" w:cs="BRH Devanagari Extra"/>
+                <w:color w:val="000000"/>
+                <w:sz w:val="32"/>
+                <w:szCs w:val="40"/>
+                <w:highlight w:val="yellow"/>
+              </w:rPr>
+              <w:t>oÉëÔrÉ</w:t>
+            </w:r>
+            <w:r>
+              <w:rPr>
+                <w:rFonts w:ascii="BRH Devanagari Extra" w:hAnsi="BRH Devanagari Extra" w:cs="BRH Devanagari Extra"/>
+                <w:color w:val="000000"/>
+                <w:sz w:val="32"/>
+                <w:szCs w:val="40"/>
+              </w:rPr>
+              <w:t>É</w:t>
+            </w:r>
+            <w:r>
+              <w:rPr>
+                <w:rFonts w:ascii="BRH Malayalam Extra" w:hAnsi="BRH Malayalam Extra" w:cs="BRH Devanagari Extra"/>
+                <w:color w:val="000000"/>
+                <w:szCs w:val="40"/>
+              </w:rPr>
+              <w:t>–</w:t>
+            </w:r>
+            <w:r>
+              <w:rPr>
+                <w:rFonts w:ascii="BRH Devanagari Extra" w:hAnsi="BRH Devanagari Extra" w:cs="BRH Devanagari Extra"/>
+                <w:color w:val="000000"/>
+                <w:sz w:val="32"/>
+                <w:szCs w:val="40"/>
+              </w:rPr>
+              <w:t xml:space="preserve">Sè rÉSè rÉSè </w:t>
+            </w:r>
+            <w:r>
+              <w:rPr>
+                <w:rFonts w:ascii="BRH Devanagari Extra" w:hAnsi="BRH Devanagari Extra" w:cs="BRH Devanagari Extra"/>
+                <w:color w:val="000000"/>
+                <w:sz w:val="32"/>
+                <w:szCs w:val="40"/>
+                <w:highlight w:val="yellow"/>
+              </w:rPr>
+              <w:t>oÉëÔ</w:t>
+            </w:r>
+            <w:r>
+              <w:rPr>
+                <w:rFonts w:ascii="BRH Devanagari Extra" w:hAnsi="BRH Devanagari Extra" w:cs="BRH Devanagari Extra"/>
+                <w:color w:val="000000"/>
+                <w:sz w:val="32"/>
+                <w:szCs w:val="40"/>
+              </w:rPr>
+              <w:t xml:space="preserve">þrÉÉiÉç | </w:t>
+            </w:r>
+          </w:p>
+          <w:p>
+            <w:pPr>
+              <w:widowControl w:val="0"/>
+              <w:autoSpaceDE w:val="0"/>
+              <w:autoSpaceDN w:val="0"/>
+              <w:adjustRightInd w:val="0"/>
+              <w:spacing w:before="0" w:line="240" w:lineRule="auto"/>
+              <w:rPr>
+                <w:rFonts w:ascii="BRH Devanagari Extra" w:hAnsi="BRH Devanagari Extra" w:cs="BRH Devanagari Extra"/>
+                <w:color w:val="000000"/>
+                <w:sz w:val="32"/>
+                <w:szCs w:val="40"/>
+              </w:rPr>
+            </w:pPr>
+            <w:r>
+              <w:rPr>
+                <w:rFonts w:cs="BRH Devanagari Extra"/>
+                <w:color w:val="000000"/>
+                <w:szCs w:val="40"/>
+              </w:rPr>
+              <w:t>51</w:t>
+            </w:r>
+            <w:r>
+              <w:rPr>
+                <w:rFonts w:ascii="BRH Devanagari Extra" w:hAnsi="BRH Devanagari Extra" w:cs="BRH Devanagari Extra"/>
+                <w:color w:val="000000"/>
+                <w:sz w:val="32"/>
+                <w:szCs w:val="40"/>
+              </w:rPr>
+              <w:t>)</w:t>
+            </w:r>
+            <w:r>
+              <w:rPr>
+                <w:rFonts w:ascii="BRH Devanagari Extra" w:hAnsi="BRH Devanagari Extra" w:cs="BRH Devanagari Extra"/>
+                <w:color w:val="000000"/>
+                <w:sz w:val="32"/>
+                <w:szCs w:val="40"/>
+              </w:rPr>
+              <w:tab/>
+            </w:r>
+            <w:r>
+              <w:rPr>
+                <w:rFonts w:cs="BRH Devanagari Extra"/>
+                <w:color w:val="000000"/>
+                <w:szCs w:val="40"/>
+              </w:rPr>
+              <w:t>2</w:t>
+            </w:r>
+            <w:r>
+              <w:rPr>
+                <w:rFonts w:ascii="BRH Devanagari Extra" w:hAnsi="BRH Devanagari Extra" w:cs="BRH Devanagari Extra"/>
+                <w:color w:val="000000"/>
+                <w:sz w:val="32"/>
+                <w:szCs w:val="40"/>
+              </w:rPr>
+              <w:t>.</w:t>
+            </w:r>
+            <w:r>
+              <w:rPr>
+                <w:rFonts w:cs="BRH Devanagari Extra"/>
+                <w:color w:val="000000"/>
+                <w:szCs w:val="40"/>
+              </w:rPr>
+              <w:t>6</w:t>
+            </w:r>
+            <w:r>
+              <w:rPr>
+                <w:rFonts w:ascii="BRH Devanagari Extra" w:hAnsi="BRH Devanagari Extra" w:cs="BRH Devanagari Extra"/>
+                <w:color w:val="000000"/>
+                <w:sz w:val="32"/>
+                <w:szCs w:val="40"/>
+              </w:rPr>
+              <w:t>.</w:t>
+            </w:r>
+            <w:r>
+              <w:rPr>
+                <w:rFonts w:cs="BRH Devanagari Extra"/>
+                <w:color w:val="000000"/>
+                <w:szCs w:val="40"/>
+              </w:rPr>
+              <w:t>5</w:t>
+            </w:r>
+            <w:r>
+              <w:rPr>
+                <w:rFonts w:ascii="BRH Devanagari Extra" w:hAnsi="BRH Devanagari Extra" w:cs="BRH Devanagari Extra"/>
+                <w:color w:val="000000"/>
+                <w:sz w:val="32"/>
+                <w:szCs w:val="40"/>
+              </w:rPr>
+              <w:t>.</w:t>
+            </w:r>
+            <w:r>
+              <w:rPr>
+                <w:rFonts w:cs="BRH Devanagari Extra"/>
+                <w:color w:val="000000"/>
+                <w:szCs w:val="40"/>
+              </w:rPr>
+              <w:t>6</w:t>
+            </w:r>
+            <w:r>
+              <w:rPr>
+                <w:rFonts w:ascii="BRH Devanagari Extra" w:hAnsi="BRH Devanagari Extra" w:cs="BRH Devanagari Extra"/>
+                <w:color w:val="000000"/>
+                <w:sz w:val="32"/>
+                <w:szCs w:val="40"/>
+              </w:rPr>
+              <w:t>(</w:t>
+            </w:r>
+            <w:r>
+              <w:rPr>
+                <w:rFonts w:cs="BRH Devanagari Extra"/>
+                <w:color w:val="000000"/>
+                <w:szCs w:val="40"/>
+              </w:rPr>
+              <w:t>47</w:t>
+            </w:r>
+            <w:r>
+              <w:rPr>
+                <w:rFonts w:ascii="BRH Devanagari Extra" w:hAnsi="BRH Devanagari Extra" w:cs="BRH Devanagari Extra"/>
+                <w:color w:val="000000"/>
+                <w:sz w:val="32"/>
+                <w:szCs w:val="40"/>
+              </w:rPr>
+              <w:t>)</w:t>
+            </w:r>
+            <w:proofErr w:type="gramStart"/>
+            <w:r>
+              <w:rPr>
+                <w:rFonts w:ascii="BRH Devanagari Extra" w:hAnsi="BRH Devanagari Extra" w:cs="BRH Devanagari Extra"/>
+                <w:color w:val="000000"/>
+                <w:sz w:val="32"/>
+                <w:szCs w:val="40"/>
+              </w:rPr>
+              <w:t>-  oÉëÔ</w:t>
+            </w:r>
+            <w:proofErr w:type="gramEnd"/>
+            <w:r>
+              <w:rPr>
+                <w:rFonts w:ascii="BRH Malayalam Extra" w:hAnsi="BRH Malayalam Extra" w:cs="BRH Devanagari Extra"/>
+                <w:color w:val="000000"/>
+                <w:szCs w:val="40"/>
+              </w:rPr>
+              <w:t>–</w:t>
+            </w:r>
+            <w:r>
+              <w:rPr>
+                <w:rFonts w:ascii="BRH Devanagari Extra" w:hAnsi="BRH Devanagari Extra" w:cs="BRH Devanagari Extra"/>
+                <w:color w:val="000000"/>
+                <w:sz w:val="32"/>
+                <w:szCs w:val="40"/>
+                <w:highlight w:val="yellow"/>
+              </w:rPr>
+              <w:t>rÉÉ</w:t>
+            </w:r>
+            <w:r>
+              <w:rPr>
+                <w:rFonts w:ascii="BRH Malayalam Extra" w:hAnsi="BRH Malayalam Extra" w:cs="BRH Devanagari Extra"/>
+                <w:color w:val="000000"/>
+                <w:szCs w:val="40"/>
+              </w:rPr>
+              <w:t>–</w:t>
+            </w:r>
+            <w:r>
+              <w:rPr>
+                <w:rFonts w:ascii="BRH Devanagari Extra" w:hAnsi="BRH Devanagari Extra" w:cs="BRH Devanagari Extra"/>
+                <w:color w:val="000000"/>
+                <w:sz w:val="32"/>
+                <w:szCs w:val="40"/>
+              </w:rPr>
+              <w:t>iÉç | AaÉ³Éçþ |</w:t>
+            </w:r>
+          </w:p>
+          <w:p>
+            <w:pPr>
+              <w:widowControl w:val="0"/>
+              <w:autoSpaceDE w:val="0"/>
+              <w:autoSpaceDN w:val="0"/>
+              <w:adjustRightInd w:val="0"/>
+              <w:spacing w:before="0" w:line="240" w:lineRule="auto"/>
+              <w:rPr>
+                <w:rFonts w:ascii="BRH Devanagari Extra" w:hAnsi="BRH Devanagari Extra" w:cs="BRH Devanagari Extra"/>
+                <w:color w:val="000000"/>
+                <w:sz w:val="32"/>
+                <w:szCs w:val="40"/>
+              </w:rPr>
+            </w:pPr>
+            <w:r>
+              <w:rPr>
+                <w:rFonts w:ascii="BRH Devanagari Extra" w:hAnsi="BRH Devanagari Extra" w:cs="BRH Devanagari Extra"/>
+                <w:color w:val="000000"/>
+                <w:sz w:val="32"/>
+                <w:szCs w:val="40"/>
+              </w:rPr>
+              <w:t>oÉëÔ</w:t>
+            </w:r>
+            <w:r>
+              <w:rPr>
+                <w:rFonts w:ascii="BRH Malayalam Extra" w:hAnsi="BRH Malayalam Extra" w:cs="BRH Devanagari Extra"/>
+                <w:color w:val="000000"/>
+                <w:szCs w:val="40"/>
+                <w:highlight w:val="yellow"/>
+              </w:rPr>
+              <w:t>–</w:t>
+            </w:r>
+            <w:r>
+              <w:rPr>
+                <w:rFonts w:ascii="BRH Devanagari Extra" w:hAnsi="BRH Devanagari Extra" w:cs="BRH Devanagari Extra"/>
+                <w:color w:val="000000"/>
+                <w:sz w:val="32"/>
+                <w:szCs w:val="40"/>
+                <w:highlight w:val="yellow"/>
+              </w:rPr>
+              <w:t>rÉÉ</w:t>
+            </w:r>
+            <w:r>
+              <w:rPr>
+                <w:rFonts w:ascii="BRH Malayalam Extra" w:hAnsi="BRH Malayalam Extra" w:cs="BRH Devanagari Extra"/>
+                <w:color w:val="000000"/>
+                <w:szCs w:val="40"/>
+              </w:rPr>
+              <w:t>–</w:t>
+            </w:r>
+            <w:r>
+              <w:rPr>
+                <w:rFonts w:ascii="BRH Devanagari Extra" w:hAnsi="BRH Devanagari Extra" w:cs="BRH Devanagari Extra"/>
+                <w:color w:val="000000"/>
+                <w:sz w:val="32"/>
+                <w:szCs w:val="40"/>
+              </w:rPr>
+              <w:t xml:space="preserve"> SaÉ</w:t>
+            </w:r>
+            <w:r>
+              <w:rPr>
+                <w:rFonts w:ascii="BRH Malayalam Extra" w:hAnsi="BRH Malayalam Extra" w:cs="BRH Devanagari Extra"/>
+                <w:color w:val="000000"/>
+                <w:szCs w:val="40"/>
+              </w:rPr>
+              <w:t>–</w:t>
+            </w:r>
+            <w:r>
+              <w:rPr>
+                <w:rFonts w:ascii="BRH Devanagari Extra" w:hAnsi="BRH Devanagari Extra" w:cs="BRH Devanagari Extra"/>
+                <w:color w:val="000000"/>
+                <w:sz w:val="32"/>
+                <w:szCs w:val="40"/>
+              </w:rPr>
+              <w:t xml:space="preserve">lÉç lÉaÉþlÉç </w:t>
+            </w:r>
+            <w:r>
+              <w:rPr>
+                <w:rFonts w:ascii="BRH Devanagari Extra" w:hAnsi="BRH Devanagari Extra" w:cs="BRH Devanagari Extra"/>
+                <w:color w:val="000000"/>
+                <w:sz w:val="32"/>
+                <w:szCs w:val="40"/>
+                <w:highlight w:val="yellow"/>
+              </w:rPr>
+              <w:t>oÉ</w:t>
+            </w:r>
+            <w:r>
+              <w:rPr>
+                <w:rFonts w:ascii="BRH Devanagari Extra" w:hAnsi="BRH Devanagari Extra" w:cs="BRH Devanagari Extra"/>
+                <w:color w:val="000000"/>
+                <w:sz w:val="32"/>
+                <w:szCs w:val="40"/>
+              </w:rPr>
+              <w:t xml:space="preserve">ëÔrÉÉSè </w:t>
+            </w:r>
+            <w:r>
+              <w:rPr>
+                <w:rFonts w:ascii="BRH Devanagari Extra" w:hAnsi="BRH Devanagari Extra" w:cs="BRH Devanagari Extra"/>
+                <w:color w:val="000000"/>
+                <w:sz w:val="32"/>
+                <w:szCs w:val="40"/>
+                <w:highlight w:val="yellow"/>
+              </w:rPr>
+              <w:t>oÉëÔrÉ</w:t>
+            </w:r>
+            <w:r>
+              <w:rPr>
+                <w:rFonts w:ascii="BRH Devanagari Extra" w:hAnsi="BRH Devanagari Extra" w:cs="BRH Devanagari Extra"/>
+                <w:color w:val="000000"/>
+                <w:sz w:val="32"/>
+                <w:szCs w:val="40"/>
+              </w:rPr>
+              <w:t>É</w:t>
+            </w:r>
+            <w:r>
+              <w:rPr>
+                <w:rFonts w:ascii="BRH Malayalam Extra" w:hAnsi="BRH Malayalam Extra" w:cs="BRH Devanagari Extra"/>
+                <w:color w:val="000000"/>
+                <w:szCs w:val="40"/>
+              </w:rPr>
+              <w:t>–</w:t>
+            </w:r>
+            <w:r>
+              <w:rPr>
+                <w:rFonts w:ascii="BRH Devanagari Extra" w:hAnsi="BRH Devanagari Extra" w:cs="BRH Devanagari Extra"/>
+                <w:color w:val="000000"/>
+                <w:sz w:val="32"/>
+                <w:szCs w:val="40"/>
+              </w:rPr>
+              <w:t xml:space="preserve"> SaÉ³Éçþ | </w:t>
+            </w:r>
+          </w:p>
+          <w:p>
+            <w:pPr>
+              <w:widowControl w:val="0"/>
+              <w:autoSpaceDE w:val="0"/>
+              <w:autoSpaceDN w:val="0"/>
+              <w:adjustRightInd w:val="0"/>
+              <w:spacing w:before="0" w:line="240" w:lineRule="auto"/>
+              <w:rPr>
+                <w:rFonts w:cs="BRH Malayalam Extra"/>
+                <w:szCs w:val="40"/>
+              </w:rPr>
+            </w:pPr>
+          </w:p>
+        </w:tc>
+        <w:tc>
+          <w:tcPr>
+            <w:tcW w:w="7371" w:type="dxa"/>
+          </w:tcPr>
+          <w:p>
+            <w:pPr>
+              <w:widowControl w:val="0"/>
+              <w:autoSpaceDE w:val="0"/>
+              <w:autoSpaceDN w:val="0"/>
+              <w:adjustRightInd w:val="0"/>
+              <w:spacing w:before="0" w:line="240" w:lineRule="auto"/>
+              <w:rPr>
+                <w:rFonts w:ascii="BRH Devanagari Extra" w:hAnsi="BRH Devanagari Extra" w:cs="BRH Devanagari Extra"/>
+                <w:color w:val="000000"/>
+                <w:sz w:val="32"/>
+                <w:szCs w:val="40"/>
+              </w:rPr>
+            </w:pPr>
+            <w:r>
+              <w:rPr>
+                <w:rFonts w:cs="BRH Devanagari Extra"/>
+                <w:color w:val="000000"/>
+                <w:szCs w:val="40"/>
+              </w:rPr>
+              <w:t>50</w:t>
+            </w:r>
+            <w:r>
+              <w:rPr>
+                <w:rFonts w:ascii="BRH Devanagari Extra" w:hAnsi="BRH Devanagari Extra" w:cs="BRH Devanagari Extra"/>
+                <w:color w:val="000000"/>
+                <w:sz w:val="32"/>
+                <w:szCs w:val="40"/>
+              </w:rPr>
+              <w:t>)</w:t>
+            </w:r>
+            <w:r>
+              <w:rPr>
+                <w:rFonts w:ascii="BRH Devanagari Extra" w:hAnsi="BRH Devanagari Extra" w:cs="BRH Devanagari Extra"/>
+                <w:color w:val="000000"/>
+                <w:sz w:val="32"/>
+                <w:szCs w:val="40"/>
+              </w:rPr>
+              <w:tab/>
+            </w:r>
+            <w:r>
+              <w:rPr>
+                <w:rFonts w:cs="BRH Devanagari Extra"/>
+                <w:color w:val="000000"/>
+                <w:szCs w:val="40"/>
+              </w:rPr>
+              <w:t>2</w:t>
+            </w:r>
+            <w:r>
+              <w:rPr>
+                <w:rFonts w:ascii="BRH Devanagari Extra" w:hAnsi="BRH Devanagari Extra" w:cs="BRH Devanagari Extra"/>
+                <w:color w:val="000000"/>
+                <w:sz w:val="32"/>
+                <w:szCs w:val="40"/>
+              </w:rPr>
+              <w:t>.</w:t>
+            </w:r>
+            <w:r>
+              <w:rPr>
+                <w:rFonts w:cs="BRH Devanagari Extra"/>
+                <w:color w:val="000000"/>
+                <w:szCs w:val="40"/>
+              </w:rPr>
+              <w:t>6</w:t>
+            </w:r>
+            <w:r>
+              <w:rPr>
+                <w:rFonts w:ascii="BRH Devanagari Extra" w:hAnsi="BRH Devanagari Extra" w:cs="BRH Devanagari Extra"/>
+                <w:color w:val="000000"/>
+                <w:sz w:val="32"/>
+                <w:szCs w:val="40"/>
+              </w:rPr>
+              <w:t>.</w:t>
+            </w:r>
+            <w:r>
+              <w:rPr>
+                <w:rFonts w:cs="BRH Devanagari Extra"/>
+                <w:color w:val="000000"/>
+                <w:szCs w:val="40"/>
+              </w:rPr>
+              <w:t>5</w:t>
+            </w:r>
+            <w:r>
+              <w:rPr>
+                <w:rFonts w:ascii="BRH Devanagari Extra" w:hAnsi="BRH Devanagari Extra" w:cs="BRH Devanagari Extra"/>
+                <w:color w:val="000000"/>
+                <w:sz w:val="32"/>
+                <w:szCs w:val="40"/>
+              </w:rPr>
+              <w:t>.</w:t>
+            </w:r>
+            <w:r>
+              <w:rPr>
+                <w:rFonts w:cs="BRH Devanagari Extra"/>
+                <w:color w:val="000000"/>
+                <w:szCs w:val="40"/>
+              </w:rPr>
+              <w:t>6</w:t>
+            </w:r>
+            <w:r>
+              <w:rPr>
+                <w:rFonts w:ascii="BRH Devanagari Extra" w:hAnsi="BRH Devanagari Extra" w:cs="BRH Devanagari Extra"/>
+                <w:color w:val="000000"/>
+                <w:sz w:val="32"/>
+                <w:szCs w:val="40"/>
+              </w:rPr>
+              <w:t>(</w:t>
+            </w:r>
+            <w:r>
+              <w:rPr>
+                <w:rFonts w:cs="BRH Devanagari Extra"/>
+                <w:color w:val="000000"/>
+                <w:szCs w:val="40"/>
+              </w:rPr>
+              <w:t>46</w:t>
+            </w:r>
+            <w:r>
+              <w:rPr>
+                <w:rFonts w:ascii="BRH Devanagari Extra" w:hAnsi="BRH Devanagari Extra" w:cs="BRH Devanagari Extra"/>
+                <w:color w:val="000000"/>
+                <w:sz w:val="32"/>
+                <w:szCs w:val="40"/>
+              </w:rPr>
+              <w:t>)</w:t>
+            </w:r>
+            <w:proofErr w:type="gramStart"/>
+            <w:r>
+              <w:rPr>
+                <w:rFonts w:ascii="BRH Devanagari Extra" w:hAnsi="BRH Devanagari Extra" w:cs="BRH Devanagari Extra"/>
+                <w:color w:val="000000"/>
+                <w:sz w:val="32"/>
+                <w:szCs w:val="40"/>
+              </w:rPr>
+              <w:t>-  rÉiÉç</w:t>
+            </w:r>
+            <w:proofErr w:type="gramEnd"/>
+            <w:r>
+              <w:rPr>
+                <w:rFonts w:ascii="BRH Devanagari Extra" w:hAnsi="BRH Devanagari Extra" w:cs="BRH Devanagari Extra"/>
+                <w:color w:val="000000"/>
+                <w:sz w:val="32"/>
+                <w:szCs w:val="40"/>
+              </w:rPr>
+              <w:t xml:space="preserve"> | oÉëÔ</w:t>
+            </w:r>
+            <w:r>
+              <w:rPr>
+                <w:rFonts w:ascii="BRH Malayalam Extra" w:hAnsi="BRH Malayalam Extra" w:cs="BRH Devanagari Extra"/>
+                <w:color w:val="000000"/>
+                <w:szCs w:val="40"/>
+              </w:rPr>
+              <w:t>–</w:t>
+            </w:r>
+            <w:r>
+              <w:rPr>
+                <w:rFonts w:ascii="BRH Devanagari Extra" w:hAnsi="BRH Devanagari Extra" w:cs="BRH Devanagari Extra"/>
+                <w:color w:val="000000"/>
+                <w:sz w:val="32"/>
+                <w:szCs w:val="40"/>
+                <w:highlight w:val="green"/>
+              </w:rPr>
+              <w:t>rÉÉ</w:t>
+            </w:r>
+            <w:r>
+              <w:rPr>
+                <w:rFonts w:ascii="BRH Devanagari Extra" w:hAnsi="BRH Devanagari Extra" w:cs="BRH Devanagari Extra"/>
+                <w:color w:val="000000"/>
+                <w:sz w:val="32"/>
+                <w:szCs w:val="40"/>
+              </w:rPr>
+              <w:t>iÉç |</w:t>
+            </w:r>
+          </w:p>
+          <w:p>
+            <w:pPr>
+              <w:widowControl w:val="0"/>
+              <w:autoSpaceDE w:val="0"/>
+              <w:autoSpaceDN w:val="0"/>
+              <w:adjustRightInd w:val="0"/>
+              <w:spacing w:before="0" w:line="240" w:lineRule="auto"/>
+              <w:rPr>
+                <w:rFonts w:ascii="BRH Devanagari Extra" w:hAnsi="BRH Devanagari Extra" w:cs="BRH Devanagari Extra"/>
+                <w:color w:val="000000"/>
+                <w:sz w:val="32"/>
+                <w:szCs w:val="40"/>
+              </w:rPr>
+            </w:pPr>
+            <w:r>
+              <w:rPr>
+                <w:rFonts w:ascii="BRH Devanagari Extra" w:hAnsi="BRH Devanagari Extra" w:cs="BRH Devanagari Extra"/>
+                <w:color w:val="000000"/>
+                <w:sz w:val="32"/>
+                <w:szCs w:val="40"/>
+              </w:rPr>
+              <w:t xml:space="preserve">rÉSè </w:t>
+            </w:r>
+            <w:r>
+              <w:rPr>
+                <w:rFonts w:ascii="BRH Devanagari Extra" w:hAnsi="BRH Devanagari Extra" w:cs="BRH Devanagari Extra"/>
+                <w:color w:val="000000"/>
+                <w:sz w:val="32"/>
+                <w:szCs w:val="40"/>
+                <w:highlight w:val="green"/>
+              </w:rPr>
+              <w:t>oÉë</w:t>
+            </w:r>
+            <w:r>
+              <w:rPr>
+                <w:rFonts w:ascii="BRH Devanagari Extra" w:hAnsi="BRH Devanagari Extra" w:cs="BRH Devanagari Extra"/>
+                <w:color w:val="000000"/>
+                <w:sz w:val="32"/>
+                <w:szCs w:val="40"/>
+              </w:rPr>
+              <w:t>Ô</w:t>
+            </w:r>
+            <w:r>
+              <w:rPr>
+                <w:rFonts w:ascii="BRH Malayalam Extra" w:hAnsi="BRH Malayalam Extra" w:cs="BRH Devanagari Extra"/>
+                <w:color w:val="000000"/>
+                <w:szCs w:val="40"/>
+              </w:rPr>
+              <w:t>–</w:t>
+            </w:r>
+            <w:r>
+              <w:rPr>
+                <w:rFonts w:ascii="BRH Devanagari Extra" w:hAnsi="BRH Devanagari Extra" w:cs="BRH Devanagari Extra"/>
+                <w:color w:val="000000"/>
+                <w:sz w:val="32"/>
+                <w:szCs w:val="40"/>
+              </w:rPr>
+              <w:t xml:space="preserve">rÉÉSè </w:t>
+            </w:r>
+            <w:r>
+              <w:rPr>
+                <w:rFonts w:ascii="BRH Devanagari Extra" w:hAnsi="BRH Devanagari Extra" w:cs="BRH Devanagari Extra"/>
+                <w:color w:val="000000"/>
+                <w:sz w:val="32"/>
+                <w:szCs w:val="40"/>
+                <w:highlight w:val="green"/>
+              </w:rPr>
+              <w:t>oÉëÔ</w:t>
+            </w:r>
+            <w:r>
+              <w:rPr>
+                <w:rFonts w:ascii="BRH Malayalam Extra" w:hAnsi="BRH Malayalam Extra" w:cs="BRH Devanagari Extra"/>
+                <w:color w:val="000000"/>
+                <w:szCs w:val="40"/>
+                <w:highlight w:val="green"/>
+              </w:rPr>
+              <w:t>–</w:t>
+            </w:r>
+            <w:r>
+              <w:rPr>
+                <w:rFonts w:ascii="BRH Devanagari Extra" w:hAnsi="BRH Devanagari Extra" w:cs="BRH Devanagari Extra"/>
+                <w:color w:val="000000"/>
+                <w:sz w:val="32"/>
+                <w:szCs w:val="40"/>
+                <w:highlight w:val="green"/>
+              </w:rPr>
+              <w:t>rÉÉ</w:t>
+            </w:r>
+            <w:r>
+              <w:rPr>
+                <w:rFonts w:ascii="BRH Devanagari Extra" w:hAnsi="BRH Devanagari Extra" w:cs="BRH Devanagari Extra"/>
+                <w:color w:val="000000"/>
+                <w:sz w:val="32"/>
+                <w:szCs w:val="40"/>
+              </w:rPr>
+              <w:t xml:space="preserve">Sè rÉSè rÉSè </w:t>
+            </w:r>
+            <w:r>
+              <w:rPr>
+                <w:rFonts w:ascii="BRH Devanagari Extra" w:hAnsi="BRH Devanagari Extra" w:cs="BRH Devanagari Extra"/>
+                <w:color w:val="000000"/>
+                <w:sz w:val="32"/>
+                <w:szCs w:val="40"/>
+                <w:highlight w:val="green"/>
+              </w:rPr>
+              <w:t>oÉë</w:t>
+            </w:r>
+            <w:r>
+              <w:rPr>
+                <w:rFonts w:ascii="BRH Devanagari Extra" w:hAnsi="BRH Devanagari Extra" w:cs="BRH Devanagari Extra"/>
+                <w:color w:val="000000"/>
+                <w:sz w:val="32"/>
+                <w:szCs w:val="40"/>
+                <w:highlight w:val="yellow"/>
+              </w:rPr>
+              <w:t>Ô</w:t>
+            </w:r>
+            <w:r>
+              <w:rPr>
+                <w:rFonts w:ascii="BRH Malayalam Extra" w:hAnsi="BRH Malayalam Extra" w:cs="BRH Devanagari Extra"/>
+                <w:color w:val="000000"/>
+                <w:szCs w:val="40"/>
+              </w:rPr>
+              <w:t>–</w:t>
+            </w:r>
+            <w:r>
+              <w:rPr>
+                <w:rFonts w:ascii="BRH Devanagari Extra" w:hAnsi="BRH Devanagari Extra" w:cs="BRH Devanagari Extra"/>
+                <w:color w:val="000000"/>
+                <w:sz w:val="32"/>
+                <w:szCs w:val="40"/>
+              </w:rPr>
+              <w:t xml:space="preserve">rÉÉiÉç | </w:t>
+            </w:r>
+          </w:p>
+          <w:p>
+            <w:pPr>
+              <w:widowControl w:val="0"/>
+              <w:autoSpaceDE w:val="0"/>
+              <w:autoSpaceDN w:val="0"/>
+              <w:adjustRightInd w:val="0"/>
+              <w:spacing w:before="0" w:line="240" w:lineRule="auto"/>
+              <w:rPr>
+                <w:rFonts w:ascii="BRH Devanagari Extra" w:hAnsi="BRH Devanagari Extra" w:cs="BRH Devanagari Extra"/>
+                <w:color w:val="000000"/>
+                <w:sz w:val="32"/>
+                <w:szCs w:val="40"/>
+              </w:rPr>
+            </w:pPr>
+            <w:r>
+              <w:rPr>
+                <w:rFonts w:cs="BRH Devanagari Extra"/>
+                <w:color w:val="000000"/>
+                <w:szCs w:val="40"/>
+              </w:rPr>
+              <w:t>51</w:t>
+            </w:r>
+            <w:r>
+              <w:rPr>
+                <w:rFonts w:ascii="BRH Devanagari Extra" w:hAnsi="BRH Devanagari Extra" w:cs="BRH Devanagari Extra"/>
+                <w:color w:val="000000"/>
+                <w:sz w:val="32"/>
+                <w:szCs w:val="40"/>
+              </w:rPr>
+              <w:t>)</w:t>
+            </w:r>
+            <w:r>
+              <w:rPr>
+                <w:rFonts w:ascii="BRH Devanagari Extra" w:hAnsi="BRH Devanagari Extra" w:cs="BRH Devanagari Extra"/>
+                <w:color w:val="000000"/>
+                <w:sz w:val="32"/>
+                <w:szCs w:val="40"/>
+              </w:rPr>
+              <w:tab/>
+            </w:r>
+            <w:r>
+              <w:rPr>
+                <w:rFonts w:cs="BRH Devanagari Extra"/>
+                <w:color w:val="000000"/>
+                <w:szCs w:val="40"/>
+              </w:rPr>
+              <w:t>2</w:t>
+            </w:r>
+            <w:r>
+              <w:rPr>
+                <w:rFonts w:ascii="BRH Devanagari Extra" w:hAnsi="BRH Devanagari Extra" w:cs="BRH Devanagari Extra"/>
+                <w:color w:val="000000"/>
+                <w:sz w:val="32"/>
+                <w:szCs w:val="40"/>
+              </w:rPr>
+              <w:t>.</w:t>
+            </w:r>
+            <w:r>
+              <w:rPr>
+                <w:rFonts w:cs="BRH Devanagari Extra"/>
+                <w:color w:val="000000"/>
+                <w:szCs w:val="40"/>
+              </w:rPr>
+              <w:t>6</w:t>
+            </w:r>
+            <w:r>
+              <w:rPr>
+                <w:rFonts w:ascii="BRH Devanagari Extra" w:hAnsi="BRH Devanagari Extra" w:cs="BRH Devanagari Extra"/>
+                <w:color w:val="000000"/>
+                <w:sz w:val="32"/>
+                <w:szCs w:val="40"/>
+              </w:rPr>
+              <w:t>.</w:t>
+            </w:r>
+            <w:r>
+              <w:rPr>
+                <w:rFonts w:cs="BRH Devanagari Extra"/>
+                <w:color w:val="000000"/>
+                <w:szCs w:val="40"/>
+              </w:rPr>
+              <w:t>5</w:t>
+            </w:r>
+            <w:r>
+              <w:rPr>
+                <w:rFonts w:ascii="BRH Devanagari Extra" w:hAnsi="BRH Devanagari Extra" w:cs="BRH Devanagari Extra"/>
+                <w:color w:val="000000"/>
+                <w:sz w:val="32"/>
+                <w:szCs w:val="40"/>
+              </w:rPr>
+              <w:t>.</w:t>
+            </w:r>
+            <w:r>
+              <w:rPr>
+                <w:rFonts w:cs="BRH Devanagari Extra"/>
+                <w:color w:val="000000"/>
+                <w:szCs w:val="40"/>
+              </w:rPr>
+              <w:t>6</w:t>
+            </w:r>
+            <w:r>
+              <w:rPr>
+                <w:rFonts w:ascii="BRH Devanagari Extra" w:hAnsi="BRH Devanagari Extra" w:cs="BRH Devanagari Extra"/>
+                <w:color w:val="000000"/>
+                <w:sz w:val="32"/>
+                <w:szCs w:val="40"/>
+              </w:rPr>
+              <w:t>(</w:t>
+            </w:r>
+            <w:r>
+              <w:rPr>
+                <w:rFonts w:cs="BRH Devanagari Extra"/>
+                <w:color w:val="000000"/>
+                <w:szCs w:val="40"/>
+              </w:rPr>
+              <w:t>47</w:t>
+            </w:r>
+            <w:r>
+              <w:rPr>
+                <w:rFonts w:ascii="BRH Devanagari Extra" w:hAnsi="BRH Devanagari Extra" w:cs="BRH Devanagari Extra"/>
+                <w:color w:val="000000"/>
+                <w:sz w:val="32"/>
+                <w:szCs w:val="40"/>
+              </w:rPr>
+              <w:t>)</w:t>
+            </w:r>
+            <w:proofErr w:type="gramStart"/>
+            <w:r>
+              <w:rPr>
+                <w:rFonts w:ascii="BRH Devanagari Extra" w:hAnsi="BRH Devanagari Extra" w:cs="BRH Devanagari Extra"/>
+                <w:color w:val="000000"/>
+                <w:sz w:val="32"/>
+                <w:szCs w:val="40"/>
+              </w:rPr>
+              <w:t>-  oÉëÔ</w:t>
+            </w:r>
+            <w:proofErr w:type="gramEnd"/>
+            <w:r>
+              <w:rPr>
+                <w:rFonts w:ascii="BRH Malayalam Extra" w:hAnsi="BRH Malayalam Extra" w:cs="BRH Devanagari Extra"/>
+                <w:color w:val="000000"/>
+                <w:szCs w:val="40"/>
+              </w:rPr>
+              <w:t>–</w:t>
+            </w:r>
+            <w:r>
+              <w:rPr>
+                <w:rFonts w:ascii="BRH Devanagari Extra" w:hAnsi="BRH Devanagari Extra" w:cs="BRH Devanagari Extra"/>
+                <w:color w:val="000000"/>
+                <w:sz w:val="32"/>
+                <w:szCs w:val="40"/>
+                <w:highlight w:val="green"/>
+              </w:rPr>
+              <w:t>rÉÉ</w:t>
+            </w:r>
+            <w:r>
+              <w:rPr>
+                <w:rFonts w:ascii="BRH Devanagari Extra" w:hAnsi="BRH Devanagari Extra" w:cs="BRH Devanagari Extra"/>
+                <w:color w:val="000000"/>
+                <w:sz w:val="32"/>
+                <w:szCs w:val="40"/>
+              </w:rPr>
+              <w:t>iÉç | AaÉ³Éçþ |</w:t>
+            </w:r>
+          </w:p>
+          <w:p>
+            <w:pPr>
+              <w:widowControl w:val="0"/>
+              <w:autoSpaceDE w:val="0"/>
+              <w:autoSpaceDN w:val="0"/>
+              <w:adjustRightInd w:val="0"/>
+              <w:spacing w:before="0" w:line="240" w:lineRule="auto"/>
+              <w:rPr>
+                <w:rFonts w:ascii="BRH Devanagari Extra" w:hAnsi="BRH Devanagari Extra" w:cs="BRH Devanagari Extra"/>
+                <w:color w:val="000000"/>
+                <w:sz w:val="32"/>
+                <w:szCs w:val="40"/>
+              </w:rPr>
+            </w:pPr>
+            <w:r>
+              <w:rPr>
+                <w:rFonts w:ascii="BRH Devanagari Extra" w:hAnsi="BRH Devanagari Extra" w:cs="BRH Devanagari Extra"/>
+                <w:color w:val="000000"/>
+                <w:sz w:val="32"/>
+                <w:szCs w:val="40"/>
+              </w:rPr>
+              <w:t>oÉëÔ</w:t>
+            </w:r>
+            <w:r>
+              <w:rPr>
+                <w:rFonts w:ascii="BRH Malayalam Extra" w:hAnsi="BRH Malayalam Extra" w:cs="BRH Devanagari Extra"/>
+                <w:color w:val="000000"/>
+                <w:szCs w:val="40"/>
+                <w:highlight w:val="yellow"/>
+              </w:rPr>
+              <w:t>–</w:t>
+            </w:r>
+            <w:r>
+              <w:rPr>
+                <w:rFonts w:ascii="BRH Devanagari Extra" w:hAnsi="BRH Devanagari Extra" w:cs="BRH Devanagari Extra"/>
+                <w:color w:val="000000"/>
+                <w:sz w:val="32"/>
+                <w:szCs w:val="40"/>
+                <w:highlight w:val="green"/>
+              </w:rPr>
+              <w:t>rÉÉ</w:t>
+            </w:r>
+            <w:r>
+              <w:rPr>
+                <w:rFonts w:ascii="BRH Devanagari Extra" w:hAnsi="BRH Devanagari Extra" w:cs="BRH Devanagari Extra"/>
+                <w:color w:val="000000"/>
+                <w:sz w:val="32"/>
+                <w:szCs w:val="40"/>
+              </w:rPr>
+              <w:t xml:space="preserve"> SaÉ</w:t>
+            </w:r>
+            <w:r>
+              <w:rPr>
+                <w:rFonts w:ascii="BRH Malayalam Extra" w:hAnsi="BRH Malayalam Extra" w:cs="BRH Devanagari Extra"/>
+                <w:color w:val="000000"/>
+                <w:szCs w:val="40"/>
+              </w:rPr>
+              <w:t>–</w:t>
+            </w:r>
+            <w:r>
+              <w:rPr>
+                <w:rFonts w:ascii="BRH Devanagari Extra" w:hAnsi="BRH Devanagari Extra" w:cs="BRH Devanagari Extra"/>
+                <w:color w:val="000000"/>
+                <w:sz w:val="32"/>
+                <w:szCs w:val="40"/>
+              </w:rPr>
+              <w:t xml:space="preserve">lÉç lÉaÉþlÉç </w:t>
+            </w:r>
+            <w:r>
+              <w:rPr>
+                <w:rFonts w:ascii="BRH Devanagari Extra" w:hAnsi="BRH Devanagari Extra" w:cs="BRH Devanagari Extra"/>
+                <w:color w:val="000000"/>
+                <w:sz w:val="32"/>
+                <w:szCs w:val="40"/>
+                <w:highlight w:val="green"/>
+              </w:rPr>
+              <w:t>oÉ</w:t>
+            </w:r>
+            <w:r>
+              <w:rPr>
+                <w:rFonts w:ascii="BRH Devanagari Extra" w:hAnsi="BRH Devanagari Extra" w:cs="BRH Devanagari Extra"/>
+                <w:color w:val="000000"/>
+                <w:sz w:val="32"/>
+                <w:szCs w:val="40"/>
+              </w:rPr>
+              <w:t>ëÔ</w:t>
+            </w:r>
+            <w:r>
+              <w:rPr>
+                <w:rFonts w:ascii="BRH Malayalam Extra" w:hAnsi="BRH Malayalam Extra" w:cs="BRH Devanagari Extra"/>
+                <w:color w:val="000000"/>
+                <w:szCs w:val="40"/>
+              </w:rPr>
+              <w:t>–</w:t>
+            </w:r>
+            <w:r>
+              <w:rPr>
+                <w:rFonts w:ascii="BRH Devanagari Extra" w:hAnsi="BRH Devanagari Extra" w:cs="BRH Devanagari Extra"/>
+                <w:color w:val="000000"/>
+                <w:sz w:val="32"/>
+                <w:szCs w:val="40"/>
+              </w:rPr>
+              <w:t xml:space="preserve">rÉÉSè </w:t>
+            </w:r>
+            <w:r>
+              <w:rPr>
+                <w:rFonts w:ascii="BRH Devanagari Extra" w:hAnsi="BRH Devanagari Extra" w:cs="BRH Devanagari Extra"/>
+                <w:color w:val="000000"/>
+                <w:sz w:val="32"/>
+                <w:szCs w:val="40"/>
+                <w:highlight w:val="green"/>
+              </w:rPr>
+              <w:t>oÉëÔ</w:t>
+            </w:r>
+            <w:r>
+              <w:rPr>
+                <w:rFonts w:ascii="BRH Malayalam Extra" w:hAnsi="BRH Malayalam Extra" w:cs="BRH Devanagari Extra"/>
+                <w:color w:val="000000"/>
+                <w:szCs w:val="40"/>
+                <w:highlight w:val="green"/>
+              </w:rPr>
+              <w:t>–</w:t>
+            </w:r>
+            <w:r>
+              <w:rPr>
+                <w:rFonts w:ascii="BRH Devanagari Extra" w:hAnsi="BRH Devanagari Extra" w:cs="BRH Devanagari Extra"/>
+                <w:color w:val="000000"/>
+                <w:sz w:val="32"/>
+                <w:szCs w:val="40"/>
+                <w:highlight w:val="green"/>
+              </w:rPr>
+              <w:t>rÉÉ</w:t>
+            </w:r>
+            <w:r>
+              <w:rPr>
+                <w:rFonts w:ascii="BRH Devanagari Extra" w:hAnsi="BRH Devanagari Extra" w:cs="BRH Devanagari Extra"/>
+                <w:color w:val="000000"/>
+                <w:sz w:val="32"/>
+                <w:szCs w:val="40"/>
+              </w:rPr>
+              <w:t xml:space="preserve"> SaÉ³Éçþ | </w:t>
+            </w:r>
+          </w:p>
+          <w:p>
+            <w:pPr>
+              <w:widowControl w:val="0"/>
+              <w:autoSpaceDE w:val="0"/>
+              <w:autoSpaceDN w:val="0"/>
+              <w:adjustRightInd w:val="0"/>
+              <w:spacing w:before="0" w:line="240" w:lineRule="auto"/>
+              <w:rPr>
+                <w:rFonts w:cs="BRH Malayalam Extra"/>
+                <w:szCs w:val="40"/>
+              </w:rPr>
+            </w:pPr>
+          </w:p>
+        </w:tc>
+      </w:tr>
+      <w:tr>
+        <w:trPr>
+          <w:trHeight w:val="488"/>
+        </w:trPr>
+        <w:tc>
+          <w:tcPr>
+            <w:tcW w:w="7166" w:type="dxa"/>
+          </w:tcPr>
+          <w:p>
+            <w:pPr>
+              <w:widowControl w:val="0"/>
+              <w:autoSpaceDE w:val="0"/>
+              <w:autoSpaceDN w:val="0"/>
+              <w:adjustRightInd w:val="0"/>
+              <w:spacing w:before="0" w:line="240" w:lineRule="auto"/>
+              <w:rPr>
+                <w:rFonts w:cs="BRH Malayalam Extra"/>
+                <w:szCs w:val="40"/>
+              </w:rPr>
+            </w:pPr>
+          </w:p>
+        </w:tc>
+        <w:tc>
+          <w:tcPr>
+            <w:tcW w:w="7371" w:type="dxa"/>
+          </w:tcPr>
+          <w:p>
+            <w:pPr>
+              <w:widowControl w:val="0"/>
+              <w:autoSpaceDE w:val="0"/>
+              <w:autoSpaceDN w:val="0"/>
+              <w:adjustRightInd w:val="0"/>
+              <w:spacing w:before="0" w:line="240" w:lineRule="auto"/>
+              <w:rPr>
+                <w:rFonts w:cs="BRH Malayalam Extra"/>
+                <w:szCs w:val="40"/>
+              </w:rPr>
+            </w:pPr>
+          </w:p>
+        </w:tc>
+      </w:tr>
+    </w:tbl>
+    <w:p>
+      <w:pPr>
+        <w:spacing w:before="0" w:line="240" w:lineRule="auto"/>
+        <w:jc w:val="center"/>
+        <w:rPr>
+          <w:b/>
+          <w:bCs/>
+          <w:sz w:val="32"/>
+          <w:szCs w:val="32"/>
+          <w:u w:val="single"/>
+        </w:rPr>
+      </w:pPr>
+    </w:p>
+    <w:p>
+      <w:pPr>
+        <w:spacing w:before="0" w:line="240" w:lineRule="auto"/>
+        <w:jc w:val="center"/>
+        <w:rPr>
+          <w:b/>
+          <w:bCs/>
+          <w:sz w:val="32"/>
+          <w:szCs w:val="32"/>
+          <w:u w:val="single"/>
+        </w:rPr>
+      </w:pPr>
+    </w:p>
+    <w:p>
+      <w:pPr>
+        <w:spacing w:before="0" w:line="240" w:lineRule="auto"/>
+        <w:jc w:val="center"/>
+        <w:rPr>
+          <w:b/>
+          <w:bCs/>
+          <w:sz w:val="32"/>
+          <w:szCs w:val="32"/>
+          <w:u w:val="single"/>
+        </w:rPr>
+      </w:pPr>
+    </w:p>
+    <w:p>
+      <w:pPr>
+        <w:spacing w:before="0" w:line="240" w:lineRule="auto"/>
+        <w:jc w:val="center"/>
+        <w:rPr>
+          <w:b/>
+          <w:bCs/>
+          <w:sz w:val="32"/>
+          <w:szCs w:val="32"/>
+          <w:u w:val="single"/>
+        </w:rPr>
+      </w:pPr>
+    </w:p>
+    <w:p>
+      <w:pPr>
+        <w:spacing w:before="0" w:line="240" w:lineRule="auto"/>
+        <w:jc w:val="center"/>
+        <w:rPr>
+          <w:b/>
+          <w:bCs/>
+          <w:sz w:val="32"/>
+          <w:szCs w:val="32"/>
+          <w:u w:val="single"/>
+        </w:rPr>
+      </w:pPr>
+    </w:p>
     <w:p>
       <w:pPr>
         <w:spacing w:before="0" w:line="240" w:lineRule="auto"/>
@@ -153,32 +1742,12 @@
           <w:sz w:val="28"/>
           <w:szCs w:val="32"/>
         </w:rPr>
-        <w:t>(</w:t>
-      </w:r>
-      <w:proofErr w:type="gramStart"/>
-      <w:r>
-        <w:rPr>
-          <w:b/>
-          <w:bCs/>
-          <w:sz w:val="28"/>
-          <w:szCs w:val="32"/>
-        </w:rPr>
-        <w:t>ignore</w:t>
-      </w:r>
-      <w:proofErr w:type="gramEnd"/>
-      <w:r>
-        <w:rPr>
-          <w:b/>
-          <w:bCs/>
-          <w:sz w:val="28"/>
-          <w:szCs w:val="32"/>
-        </w:rPr>
-        <w:t xml:space="preserve"> those which are already incorporated in your book’s version and date)</w:t>
+        <w:t>(ignore those which are already incorporated in your book’s version and date)</w:t>
       </w:r>
     </w:p>
     <w:tbl>
       <w:tblPr>
-        <w:tblW w:w="14962" w:type="dxa"/>
+        <w:tblW w:w="14254" w:type="dxa"/>
         <w:tblInd w:w="-792" w:type="dxa"/>
         <w:tblBorders>
           <w:top w:val="single" w:sz="4" w:space="0" w:color="000000"/>
@@ -192,7 +1761,7 @@
       </w:tblPr>
       <w:tblGrid>
         <w:gridCol w:w="7591"/>
-        <w:gridCol w:w="7371"/>
+        <w:gridCol w:w="6663"/>
       </w:tblGrid>
       <w:tr>
         <w:tc>
@@ -221,7 +1790,7 @@
         </w:tc>
         <w:tc>
           <w:tcPr>
-            <w:tcW w:w="7371" w:type="dxa"/>
+            <w:tcW w:w="6663" w:type="dxa"/>
           </w:tcPr>
           <w:p>
             <w:pPr>
@@ -476,7 +2045,7 @@
         </w:tc>
         <w:tc>
           <w:tcPr>
-            <w:tcW w:w="7371" w:type="dxa"/>
+            <w:tcW w:w="6663" w:type="dxa"/>
           </w:tcPr>
           <w:p>
             <w:pPr>
@@ -730,6 +2299,7 @@
                 <w:color w:val="000000"/>
                 <w:szCs w:val="40"/>
               </w:rPr>
+              <w:lastRenderedPageBreak/>
               <w:t>35</w:t>
             </w:r>
             <w:r>
@@ -1718,7 +3288,7 @@
         </w:tc>
         <w:tc>
           <w:tcPr>
-            <w:tcW w:w="7371" w:type="dxa"/>
+            <w:tcW w:w="6663" w:type="dxa"/>
           </w:tcPr>
           <w:p>
             <w:pPr>
@@ -3870,7 +5440,7 @@
         </w:tc>
         <w:tc>
           <w:tcPr>
-            <w:tcW w:w="7371" w:type="dxa"/>
+            <w:tcW w:w="6663" w:type="dxa"/>
           </w:tcPr>
           <w:p>
             <w:pPr>
@@ -6159,7 +7729,7 @@
         </w:tc>
         <w:tc>
           <w:tcPr>
-            <w:tcW w:w="7371" w:type="dxa"/>
+            <w:tcW w:w="6663" w:type="dxa"/>
           </w:tcPr>
           <w:p>
             <w:pPr>
@@ -7156,6 +8726,7 @@
                 <w:sz w:val="32"/>
                 <w:szCs w:val="40"/>
               </w:rPr>
+              <w:lastRenderedPageBreak/>
               <w:t>E</w:t>
             </w:r>
             <w:r>
@@ -8567,7 +10138,7 @@
         </w:tc>
         <w:tc>
           <w:tcPr>
-            <w:tcW w:w="7371" w:type="dxa"/>
+            <w:tcW w:w="6663" w:type="dxa"/>
           </w:tcPr>
           <w:p>
             <w:pPr>
@@ -10668,6 +12239,7 @@
                 <w:color w:val="000000"/>
                 <w:szCs w:val="40"/>
               </w:rPr>
+              <w:lastRenderedPageBreak/>
               <w:t>17</w:t>
             </w:r>
             <w:r>
@@ -10954,7 +12526,7 @@
         </w:tc>
         <w:tc>
           <w:tcPr>
-            <w:tcW w:w="7371" w:type="dxa"/>
+            <w:tcW w:w="6663" w:type="dxa"/>
           </w:tcPr>
           <w:p>
             <w:pPr>
@@ -10976,6 +12548,7 @@
                 <w:color w:val="000000"/>
                 <w:szCs w:val="40"/>
               </w:rPr>
+              <w:lastRenderedPageBreak/>
               <w:t>15</w:t>
             </w:r>
             <w:r>
@@ -11570,6 +13143,7 @@
                 <w:sz w:val="32"/>
                 <w:szCs w:val="40"/>
               </w:rPr>
+              <w:lastRenderedPageBreak/>
               <w:t>E</w:t>
             </w:r>
             <w:r>
@@ -13257,7 +14831,7 @@
         </w:tc>
         <w:tc>
           <w:tcPr>
-            <w:tcW w:w="7371" w:type="dxa"/>
+            <w:tcW w:w="6663" w:type="dxa"/>
           </w:tcPr>
           <w:p>
             <w:pPr>
@@ -14820,6 +16394,7 @@
                 <w:sz w:val="32"/>
                 <w:szCs w:val="40"/>
               </w:rPr>
+              <w:lastRenderedPageBreak/>
               <w:t>YirÉÑ</w:t>
             </w:r>
             <w:r>
@@ -15295,7 +16870,6 @@
                 <w:color w:val="000000"/>
                 <w:szCs w:val="40"/>
               </w:rPr>
-              <w:lastRenderedPageBreak/>
               <w:t>43</w:t>
             </w:r>
             <w:r>
@@ -15582,7 +17156,7 @@
         </w:tc>
         <w:tc>
           <w:tcPr>
-            <w:tcW w:w="7371" w:type="dxa"/>
+            <w:tcW w:w="6663" w:type="dxa"/>
           </w:tcPr>
           <w:p>
             <w:pPr>
@@ -15999,6 +17573,7 @@
                 <w:sz w:val="32"/>
                 <w:szCs w:val="40"/>
               </w:rPr>
+              <w:lastRenderedPageBreak/>
               <w:t>YirÉÑ</w:t>
             </w:r>
             <w:r>
@@ -16459,7 +18034,6 @@
                 <w:color w:val="000000"/>
                 <w:szCs w:val="40"/>
               </w:rPr>
-              <w:lastRenderedPageBreak/>
               <w:t>43</w:t>
             </w:r>
             <w:r>
@@ -17012,7 +18586,7 @@
         </w:tc>
         <w:tc>
           <w:tcPr>
-            <w:tcW w:w="7371" w:type="dxa"/>
+            <w:tcW w:w="6663" w:type="dxa"/>
           </w:tcPr>
           <w:p>
             <w:pPr>
@@ -17307,6 +18881,7 @@
                 <w:color w:val="000000"/>
                 <w:szCs w:val="40"/>
               </w:rPr>
+              <w:lastRenderedPageBreak/>
               <w:t>25</w:t>
             </w:r>
             <w:r>
@@ -18696,7 +20271,7 @@
         </w:tc>
         <w:tc>
           <w:tcPr>
-            <w:tcW w:w="7371" w:type="dxa"/>
+            <w:tcW w:w="6663" w:type="dxa"/>
           </w:tcPr>
           <w:p>
             <w:pPr>
@@ -20463,7 +22038,7 @@
         </w:tc>
         <w:tc>
           <w:tcPr>
-            <w:tcW w:w="7371" w:type="dxa"/>
+            <w:tcW w:w="6663" w:type="dxa"/>
           </w:tcPr>
           <w:p>
             <w:pPr>
@@ -21952,7 +23527,7 @@
         </w:tc>
         <w:tc>
           <w:tcPr>
-            <w:tcW w:w="7371" w:type="dxa"/>
+            <w:tcW w:w="6663" w:type="dxa"/>
           </w:tcPr>
           <w:p>
             <w:pPr>
@@ -23681,7 +25256,7 @@
         </w:tc>
         <w:tc>
           <w:tcPr>
-            <w:tcW w:w="7371" w:type="dxa"/>
+            <w:tcW w:w="6663" w:type="dxa"/>
           </w:tcPr>
           <w:p>
             <w:pPr>
@@ -24380,7 +25955,7 @@
         </w:tc>
         <w:tc>
           <w:tcPr>
-            <w:tcW w:w="7371" w:type="dxa"/>
+            <w:tcW w:w="6663" w:type="dxa"/>
           </w:tcPr>
           <w:p>
             <w:pPr>
@@ -24845,6 +26420,7 @@
                 <w:szCs w:val="40"/>
                 <w:lang w:val="it-IT"/>
               </w:rPr>
+              <w:lastRenderedPageBreak/>
               <w:t>mÉë</w:t>
             </w:r>
             <w:r>
@@ -24943,7 +26519,7 @@
         </w:tc>
         <w:tc>
           <w:tcPr>
-            <w:tcW w:w="7371" w:type="dxa"/>
+            <w:tcW w:w="6663" w:type="dxa"/>
           </w:tcPr>
           <w:p>
             <w:pPr>
@@ -25147,6 +26723,7 @@
                 <w:szCs w:val="40"/>
                 <w:lang w:val="it-IT"/>
               </w:rPr>
+              <w:lastRenderedPageBreak/>
               <w:t>mÉë</w:t>
             </w:r>
             <w:r>
@@ -25524,7 +27101,7 @@
         </w:tc>
         <w:tc>
           <w:tcPr>
-            <w:tcW w:w="7371" w:type="dxa"/>
+            <w:tcW w:w="6663" w:type="dxa"/>
           </w:tcPr>
           <w:p>
             <w:pPr>
@@ -26105,7 +27682,7 @@
         </w:tc>
         <w:tc>
           <w:tcPr>
-            <w:tcW w:w="7371" w:type="dxa"/>
+            <w:tcW w:w="6663" w:type="dxa"/>
           </w:tcPr>
           <w:p>
             <w:pPr>
@@ -26557,27 +28134,7 @@
           <w:sz w:val="28"/>
           <w:szCs w:val="32"/>
         </w:rPr>
-        <w:t>(</w:t>
-      </w:r>
-      <w:proofErr w:type="gramStart"/>
-      <w:r>
-        <w:rPr>
-          <w:b/>
-          <w:bCs/>
-          <w:sz w:val="28"/>
-          <w:szCs w:val="32"/>
-        </w:rPr>
-        <w:t>ignore</w:t>
-      </w:r>
-      <w:proofErr w:type="gramEnd"/>
-      <w:r>
-        <w:rPr>
-          <w:b/>
-          <w:bCs/>
-          <w:sz w:val="28"/>
-          <w:szCs w:val="32"/>
-        </w:rPr>
-        <w:t xml:space="preserve"> those which are already incorporated in your book’s version and date)</w:t>
+        <w:t>(ignore those which are already incorporated in your book’s version and date)</w:t>
       </w:r>
     </w:p>
     <w:tbl>
@@ -26874,7 +28431,7 @@
 </file>
 
 <file path=word/endnotes.xml><?xml version="1.0" encoding="utf-8"?>
-<w:endnotes xmlns:wpc="http://schemas.microsoft.com/office/word/2010/wordprocessingCanvas" xmlns:cx="http://schemas.microsoft.com/office/drawing/2014/chartex" xmlns:cx1="http://schemas.microsoft.com/office/drawing/2015/9/8/chartex" xmlns:cx2="http://schemas.microsoft.com/office/drawing/2015/10/21/chartex" xmlns:cx3="http://schemas.microsoft.com/office/drawing/2016/5/9/chartex" xmlns:cx4="http://schemas.microsoft.com/office/drawing/2016/5/10/chartex" xmlns:cx5="http://schemas.microsoft.com/office/drawing/2016/5/11/chartex" xmlns:cx6="http://schemas.microsoft.com/office/drawing/2016/5/12/chartex" xmlns:cx7="http://schemas.microsoft.com/office/drawing/2016/5/13/chartex" xmlns:cx8="http://schemas.microsoft.com/office/drawing/2016/5/14/chartex" xmlns:mc="http://schemas.openxmlformats.org/markup-compatibility/2006" xmlns:aink="http://schemas.microsoft.com/office/drawing/2016/ink" xmlns:am3d="http://schemas.microsoft.com/office/drawing/2017/model3d" xmlns:o="urn:schemas-microsoft-com:office:office" xmlns:oel="http://schemas.microsoft.com/office/2019/extlst" xmlns:r="http://schemas.openxmlformats.org/officeDocument/2006/relationships" xmlns:m="http://schemas.openxmlformats.org/officeDocument/2006/math" xmlns:v="urn:schemas-microsoft-com:vml" xmlns:wp14="http://schemas.microsoft.com/office/word/2010/wordprocessingDrawing" xmlns:wp="http://schemas.openxmlformats.org/drawingml/2006/wordprocessingDrawing" xmlns:w10="urn:schemas-microsoft-com:office:word" xmlns:w="http://schemas.openxmlformats.org/wordprocessingml/2006/main" xmlns:w14="http://schemas.microsoft.com/office/word/2010/wordml" xmlns:w15="http://schemas.microsoft.com/office/word/2012/wordml" xmlns:w16cex="http://schemas.microsoft.com/office/word/2018/wordml/cex" xmlns:w16cid="http://schemas.microsoft.com/office/word/2016/wordml/cid" xmlns:w16="http://schemas.microsoft.com/office/word/2018/wordml" xmlns:w16sdtdh="http://schemas.microsoft.com/office/word/2020/wordml/sdtdatahash" xmlns:w16se="http://schemas.microsoft.com/office/word/2015/wordml/symex" xmlns:wpg="http://schemas.microsoft.com/office/word/2010/wordprocessingGroup" xmlns:wpi="http://schemas.microsoft.com/office/word/2010/wordprocessingInk" xmlns:wne="http://schemas.microsoft.com/office/word/2006/wordml" xmlns:wps="http://schemas.microsoft.com/office/word/2010/wordprocessingShape" mc:Ignorable="w14 w15 w16se w16cid w16 w16cex w16sdtdh wp14">
+<w:endnotes xmlns:wpc="http://schemas.microsoft.com/office/word/2010/wordprocessingCanvas" xmlns:cx="http://schemas.microsoft.com/office/drawing/2014/chartex" xmlns:cx1="http://schemas.microsoft.com/office/drawing/2015/9/8/chartex" xmlns:cx2="http://schemas.microsoft.com/office/drawing/2015/10/21/chartex" xmlns:cx3="http://schemas.microsoft.com/office/drawing/2016/5/9/chartex" xmlns:cx4="http://schemas.microsoft.com/office/drawing/2016/5/10/chartex" xmlns:cx5="http://schemas.microsoft.com/office/drawing/2016/5/11/chartex" xmlns:cx6="http://schemas.microsoft.com/office/drawing/2016/5/12/chartex" xmlns:cx7="http://schemas.microsoft.com/office/drawing/2016/5/13/chartex" xmlns:cx8="http://schemas.microsoft.com/office/drawing/2016/5/14/chartex" xmlns:mc="http://schemas.openxmlformats.org/markup-compatibility/2006" xmlns:aink="http://schemas.microsoft.com/office/drawing/2016/ink" xmlns:am3d="http://schemas.microsoft.com/office/drawing/2017/model3d" xmlns:o="urn:schemas-microsoft-com:office:office" xmlns:oel="http://schemas.microsoft.com/office/2019/extlst" xmlns:r="http://schemas.openxmlformats.org/officeDocument/2006/relationships" xmlns:m="http://schemas.openxmlformats.org/officeDocument/2006/math" xmlns:v="urn:schemas-microsoft-com:vml" xmlns:wp14="http://schemas.microsoft.com/office/word/2010/wordprocessingDrawing" xmlns:wp="http://schemas.openxmlformats.org/drawingml/2006/wordprocessingDrawing" xmlns:w10="urn:schemas-microsoft-com:office:word" xmlns:w="http://schemas.openxmlformats.org/wordprocessingml/2006/main" xmlns:w14="http://schemas.microsoft.com/office/word/2010/wordml" xmlns:w15="http://schemas.microsoft.com/office/word/2012/wordml" xmlns:w16cex="http://schemas.microsoft.com/office/word/2018/wordml/cex" xmlns:w16cid="http://schemas.microsoft.com/office/word/2016/wordml/cid" xmlns:w16="http://schemas.microsoft.com/office/word/2018/wordml" xmlns:w16du="http://schemas.microsoft.com/office/word/2023/wordml/word16du" xmlns:w16sdtdh="http://schemas.microsoft.com/office/word/2020/wordml/sdtdatahash" xmlns:w16sdtfl="http://schemas.microsoft.com/office/word/2024/wordml/sdtformatlock" xmlns:w16se="http://schemas.microsoft.com/office/word/2015/wordml/symex" xmlns:wpg="http://schemas.microsoft.com/office/word/2010/wordprocessingGroup" xmlns:wpi="http://schemas.microsoft.com/office/word/2010/wordprocessingInk" xmlns:wne="http://schemas.microsoft.com/office/word/2006/wordml" xmlns:wps="http://schemas.microsoft.com/office/word/2010/wordprocessingShape" mc:Ignorable="w14 w15 w16se w16cid w16 w16cex w16sdtdh w16sdtfl w16du wp14">
   <w:endnote w:type="separator" w:id="-1">
     <w:p>
       <w:pPr>
@@ -26899,7 +28456,7 @@
 </file>
 
 <file path=word/footer1.xml><?xml version="1.0" encoding="utf-8"?>
-<w:ftr xmlns:wpc="http://schemas.microsoft.com/office/word/2010/wordprocessingCanvas" xmlns:cx="http://schemas.microsoft.com/office/drawing/2014/chartex" xmlns:cx1="http://schemas.microsoft.com/office/drawing/2015/9/8/chartex" xmlns:cx2="http://schemas.microsoft.com/office/drawing/2015/10/21/chartex" xmlns:cx3="http://schemas.microsoft.com/office/drawing/2016/5/9/chartex" xmlns:cx4="http://schemas.microsoft.com/office/drawing/2016/5/10/chartex" xmlns:cx5="http://schemas.microsoft.com/office/drawing/2016/5/11/chartex" xmlns:cx6="http://schemas.microsoft.com/office/drawing/2016/5/12/chartex" xmlns:cx7="http://schemas.microsoft.com/office/drawing/2016/5/13/chartex" xmlns:cx8="http://schemas.microsoft.com/office/drawing/2016/5/14/chartex" xmlns:mc="http://schemas.openxmlformats.org/markup-compatibility/2006" xmlns:aink="http://schemas.microsoft.com/office/drawing/2016/ink" xmlns:am3d="http://schemas.microsoft.com/office/drawing/2017/model3d" xmlns:o="urn:schemas-microsoft-com:office:office" xmlns:oel="http://schemas.microsoft.com/office/2019/extlst" xmlns:r="http://schemas.openxmlformats.org/officeDocument/2006/relationships" xmlns:m="http://schemas.openxmlformats.org/officeDocument/2006/math" xmlns:v="urn:schemas-microsoft-com:vml" xmlns:wp14="http://schemas.microsoft.com/office/word/2010/wordprocessingDrawing" xmlns:wp="http://schemas.openxmlformats.org/drawingml/2006/wordprocessingDrawing" xmlns:w10="urn:schemas-microsoft-com:office:word" xmlns:w="http://schemas.openxmlformats.org/wordprocessingml/2006/main" xmlns:w14="http://schemas.microsoft.com/office/word/2010/wordml" xmlns:w15="http://schemas.microsoft.com/office/word/2012/wordml" xmlns:w16cex="http://schemas.microsoft.com/office/word/2018/wordml/cex" xmlns:w16cid="http://schemas.microsoft.com/office/word/2016/wordml/cid" xmlns:w16="http://schemas.microsoft.com/office/word/2018/wordml" xmlns:w16sdtdh="http://schemas.microsoft.com/office/word/2020/wordml/sdtdatahash" xmlns:w16se="http://schemas.microsoft.com/office/word/2015/wordml/symex" xmlns:wpg="http://schemas.microsoft.com/office/word/2010/wordprocessingGroup" xmlns:wpi="http://schemas.microsoft.com/office/word/2010/wordprocessingInk" xmlns:wne="http://schemas.microsoft.com/office/word/2006/wordml" xmlns:wps="http://schemas.microsoft.com/office/word/2010/wordprocessingShape" mc:Ignorable="w14 w15 w16se w16cid w16 w16cex w16sdtdh wp14">
+<w:ftr xmlns:wpc="http://schemas.microsoft.com/office/word/2010/wordprocessingCanvas" xmlns:cx="http://schemas.microsoft.com/office/drawing/2014/chartex" xmlns:cx1="http://schemas.microsoft.com/office/drawing/2015/9/8/chartex" xmlns:cx2="http://schemas.microsoft.com/office/drawing/2015/10/21/chartex" xmlns:cx3="http://schemas.microsoft.com/office/drawing/2016/5/9/chartex" xmlns:cx4="http://schemas.microsoft.com/office/drawing/2016/5/10/chartex" xmlns:cx5="http://schemas.microsoft.com/office/drawing/2016/5/11/chartex" xmlns:cx6="http://schemas.microsoft.com/office/drawing/2016/5/12/chartex" xmlns:cx7="http://schemas.microsoft.com/office/drawing/2016/5/13/chartex" xmlns:cx8="http://schemas.microsoft.com/office/drawing/2016/5/14/chartex" xmlns:mc="http://schemas.openxmlformats.org/markup-compatibility/2006" xmlns:aink="http://schemas.microsoft.com/office/drawing/2016/ink" xmlns:am3d="http://schemas.microsoft.com/office/drawing/2017/model3d" xmlns:o="urn:schemas-microsoft-com:office:office" xmlns:oel="http://schemas.microsoft.com/office/2019/extlst" xmlns:r="http://schemas.openxmlformats.org/officeDocument/2006/relationships" xmlns:m="http://schemas.openxmlformats.org/officeDocument/2006/math" xmlns:v="urn:schemas-microsoft-com:vml" xmlns:wp14="http://schemas.microsoft.com/office/word/2010/wordprocessingDrawing" xmlns:wp="http://schemas.openxmlformats.org/drawingml/2006/wordprocessingDrawing" xmlns:w10="urn:schemas-microsoft-com:office:word" xmlns:w="http://schemas.openxmlformats.org/wordprocessingml/2006/main" xmlns:w14="http://schemas.microsoft.com/office/word/2010/wordml" xmlns:w15="http://schemas.microsoft.com/office/word/2012/wordml" xmlns:w16cex="http://schemas.microsoft.com/office/word/2018/wordml/cex" xmlns:w16cid="http://schemas.microsoft.com/office/word/2016/wordml/cid" xmlns:w16="http://schemas.microsoft.com/office/word/2018/wordml" xmlns:w16du="http://schemas.microsoft.com/office/word/2023/wordml/word16du" xmlns:w16sdtdh="http://schemas.microsoft.com/office/word/2020/wordml/sdtdatahash" xmlns:w16sdtfl="http://schemas.microsoft.com/office/word/2024/wordml/sdtformatlock" xmlns:w16se="http://schemas.microsoft.com/office/word/2015/wordml/symex" xmlns:wpg="http://schemas.microsoft.com/office/word/2010/wordprocessingGroup" xmlns:wpi="http://schemas.microsoft.com/office/word/2010/wordprocessingInk" xmlns:wne="http://schemas.microsoft.com/office/word/2006/wordml" xmlns:wps="http://schemas.microsoft.com/office/word/2010/wordprocessingShape" mc:Ignorable="w14 w15 w16se w16cid w16 w16cex w16sdtdh w16sdtfl w16du wp14">
   <w:p>
     <w:pPr>
       <w:pBdr>
@@ -27081,7 +28638,7 @@
 </file>
 
 <file path=word/footer2.xml><?xml version="1.0" encoding="utf-8"?>
-<w:ftr xmlns:wpc="http://schemas.microsoft.com/office/word/2010/wordprocessingCanvas" xmlns:cx="http://schemas.microsoft.com/office/drawing/2014/chartex" xmlns:cx1="http://schemas.microsoft.com/office/drawing/2015/9/8/chartex" xmlns:cx2="http://schemas.microsoft.com/office/drawing/2015/10/21/chartex" xmlns:cx3="http://schemas.microsoft.com/office/drawing/2016/5/9/chartex" xmlns:cx4="http://schemas.microsoft.com/office/drawing/2016/5/10/chartex" xmlns:cx5="http://schemas.microsoft.com/office/drawing/2016/5/11/chartex" xmlns:cx6="http://schemas.microsoft.com/office/drawing/2016/5/12/chartex" xmlns:cx7="http://schemas.microsoft.com/office/drawing/2016/5/13/chartex" xmlns:cx8="http://schemas.microsoft.com/office/drawing/2016/5/14/chartex" xmlns:mc="http://schemas.openxmlformats.org/markup-compatibility/2006" xmlns:aink="http://schemas.microsoft.com/office/drawing/2016/ink" xmlns:am3d="http://schemas.microsoft.com/office/drawing/2017/model3d" xmlns:o="urn:schemas-microsoft-com:office:office" xmlns:oel="http://schemas.microsoft.com/office/2019/extlst" xmlns:r="http://schemas.openxmlformats.org/officeDocument/2006/relationships" xmlns:m="http://schemas.openxmlformats.org/officeDocument/2006/math" xmlns:v="urn:schemas-microsoft-com:vml" xmlns:wp14="http://schemas.microsoft.com/office/word/2010/wordprocessingDrawing" xmlns:wp="http://schemas.openxmlformats.org/drawingml/2006/wordprocessingDrawing" xmlns:w10="urn:schemas-microsoft-com:office:word" xmlns:w="http://schemas.openxmlformats.org/wordprocessingml/2006/main" xmlns:w14="http://schemas.microsoft.com/office/word/2010/wordml" xmlns:w15="http://schemas.microsoft.com/office/word/2012/wordml" xmlns:w16cex="http://schemas.microsoft.com/office/word/2018/wordml/cex" xmlns:w16cid="http://schemas.microsoft.com/office/word/2016/wordml/cid" xmlns:w16="http://schemas.microsoft.com/office/word/2018/wordml" xmlns:w16sdtdh="http://schemas.microsoft.com/office/word/2020/wordml/sdtdatahash" xmlns:w16se="http://schemas.microsoft.com/office/word/2015/wordml/symex" xmlns:wpg="http://schemas.microsoft.com/office/word/2010/wordprocessingGroup" xmlns:wpi="http://schemas.microsoft.com/office/word/2010/wordprocessingInk" xmlns:wne="http://schemas.microsoft.com/office/word/2006/wordml" xmlns:wps="http://schemas.microsoft.com/office/word/2010/wordprocessingShape" mc:Ignorable="w14 w15 w16se w16cid w16 w16cex w16sdtdh wp14">
+<w:ftr xmlns:wpc="http://schemas.microsoft.com/office/word/2010/wordprocessingCanvas" xmlns:cx="http://schemas.microsoft.com/office/drawing/2014/chartex" xmlns:cx1="http://schemas.microsoft.com/office/drawing/2015/9/8/chartex" xmlns:cx2="http://schemas.microsoft.com/office/drawing/2015/10/21/chartex" xmlns:cx3="http://schemas.microsoft.com/office/drawing/2016/5/9/chartex" xmlns:cx4="http://schemas.microsoft.com/office/drawing/2016/5/10/chartex" xmlns:cx5="http://schemas.microsoft.com/office/drawing/2016/5/11/chartex" xmlns:cx6="http://schemas.microsoft.com/office/drawing/2016/5/12/chartex" xmlns:cx7="http://schemas.microsoft.com/office/drawing/2016/5/13/chartex" xmlns:cx8="http://schemas.microsoft.com/office/drawing/2016/5/14/chartex" xmlns:mc="http://schemas.openxmlformats.org/markup-compatibility/2006" xmlns:aink="http://schemas.microsoft.com/office/drawing/2016/ink" xmlns:am3d="http://schemas.microsoft.com/office/drawing/2017/model3d" xmlns:o="urn:schemas-microsoft-com:office:office" xmlns:oel="http://schemas.microsoft.com/office/2019/extlst" xmlns:r="http://schemas.openxmlformats.org/officeDocument/2006/relationships" xmlns:m="http://schemas.openxmlformats.org/officeDocument/2006/math" xmlns:v="urn:schemas-microsoft-com:vml" xmlns:wp14="http://schemas.microsoft.com/office/word/2010/wordprocessingDrawing" xmlns:wp="http://schemas.openxmlformats.org/drawingml/2006/wordprocessingDrawing" xmlns:w10="urn:schemas-microsoft-com:office:word" xmlns:w="http://schemas.openxmlformats.org/wordprocessingml/2006/main" xmlns:w14="http://schemas.microsoft.com/office/word/2010/wordml" xmlns:w15="http://schemas.microsoft.com/office/word/2012/wordml" xmlns:w16cex="http://schemas.microsoft.com/office/word/2018/wordml/cex" xmlns:w16cid="http://schemas.microsoft.com/office/word/2016/wordml/cid" xmlns:w16="http://schemas.microsoft.com/office/word/2018/wordml" xmlns:w16du="http://schemas.microsoft.com/office/word/2023/wordml/word16du" xmlns:w16sdtdh="http://schemas.microsoft.com/office/word/2020/wordml/sdtdatahash" xmlns:w16sdtfl="http://schemas.microsoft.com/office/word/2024/wordml/sdtformatlock" xmlns:w16se="http://schemas.microsoft.com/office/word/2015/wordml/symex" xmlns:wpg="http://schemas.microsoft.com/office/word/2010/wordprocessingGroup" xmlns:wpi="http://schemas.microsoft.com/office/word/2010/wordprocessingInk" xmlns:wne="http://schemas.microsoft.com/office/word/2006/wordml" xmlns:wps="http://schemas.microsoft.com/office/word/2010/wordprocessingShape" mc:Ignorable="w14 w15 w16se w16cid w16 w16cex w16sdtdh w16sdtfl w16du wp14">
   <w:p>
     <w:pPr>
       <w:pBdr>
@@ -27287,7 +28844,7 @@
 </file>
 
 <file path=word/footnotes.xml><?xml version="1.0" encoding="utf-8"?>
-<w:footnotes xmlns:wpc="http://schemas.microsoft.com/office/word/2010/wordprocessingCanvas" xmlns:cx="http://schemas.microsoft.com/office/drawing/2014/chartex" xmlns:cx1="http://schemas.microsoft.com/office/drawing/2015/9/8/chartex" xmlns:cx2="http://schemas.microsoft.com/office/drawing/2015/10/21/chartex" xmlns:cx3="http://schemas.microsoft.com/office/drawing/2016/5/9/chartex" xmlns:cx4="http://schemas.microsoft.com/office/drawing/2016/5/10/chartex" xmlns:cx5="http://schemas.microsoft.com/office/drawing/2016/5/11/chartex" xmlns:cx6="http://schemas.microsoft.com/office/drawing/2016/5/12/chartex" xmlns:cx7="http://schemas.microsoft.com/office/drawing/2016/5/13/chartex" xmlns:cx8="http://schemas.microsoft.com/office/drawing/2016/5/14/chartex" xmlns:mc="http://schemas.openxmlformats.org/markup-compatibility/2006" xmlns:aink="http://schemas.microsoft.com/office/drawing/2016/ink" xmlns:am3d="http://schemas.microsoft.com/office/drawing/2017/model3d" xmlns:o="urn:schemas-microsoft-com:office:office" xmlns:oel="http://schemas.microsoft.com/office/2019/extlst" xmlns:r="http://schemas.openxmlformats.org/officeDocument/2006/relationships" xmlns:m="http://schemas.openxmlformats.org/officeDocument/2006/math" xmlns:v="urn:schemas-microsoft-com:vml" xmlns:wp14="http://schemas.microsoft.com/office/word/2010/wordprocessingDrawing" xmlns:wp="http://schemas.openxmlformats.org/drawingml/2006/wordprocessingDrawing" xmlns:w10="urn:schemas-microsoft-com:office:word" xmlns:w="http://schemas.openxmlformats.org/wordprocessingml/2006/main" xmlns:w14="http://schemas.microsoft.com/office/word/2010/wordml" xmlns:w15="http://schemas.microsoft.com/office/word/2012/wordml" xmlns:w16cex="http://schemas.microsoft.com/office/word/2018/wordml/cex" xmlns:w16cid="http://schemas.microsoft.com/office/word/2016/wordml/cid" xmlns:w16="http://schemas.microsoft.com/office/word/2018/wordml" xmlns:w16sdtdh="http://schemas.microsoft.com/office/word/2020/wordml/sdtdatahash" xmlns:w16se="http://schemas.microsoft.com/office/word/2015/wordml/symex" xmlns:wpg="http://schemas.microsoft.com/office/word/2010/wordprocessingGroup" xmlns:wpi="http://schemas.microsoft.com/office/word/2010/wordprocessingInk" xmlns:wne="http://schemas.microsoft.com/office/word/2006/wordml" xmlns:wps="http://schemas.microsoft.com/office/word/2010/wordprocessingShape" mc:Ignorable="w14 w15 w16se w16cid w16 w16cex w16sdtdh wp14">
+<w:footnotes xmlns:wpc="http://schemas.microsoft.com/office/word/2010/wordprocessingCanvas" xmlns:cx="http://schemas.microsoft.com/office/drawing/2014/chartex" xmlns:cx1="http://schemas.microsoft.com/office/drawing/2015/9/8/chartex" xmlns:cx2="http://schemas.microsoft.com/office/drawing/2015/10/21/chartex" xmlns:cx3="http://schemas.microsoft.com/office/drawing/2016/5/9/chartex" xmlns:cx4="http://schemas.microsoft.com/office/drawing/2016/5/10/chartex" xmlns:cx5="http://schemas.microsoft.com/office/drawing/2016/5/11/chartex" xmlns:cx6="http://schemas.microsoft.com/office/drawing/2016/5/12/chartex" xmlns:cx7="http://schemas.microsoft.com/office/drawing/2016/5/13/chartex" xmlns:cx8="http://schemas.microsoft.com/office/drawing/2016/5/14/chartex" xmlns:mc="http://schemas.openxmlformats.org/markup-compatibility/2006" xmlns:aink="http://schemas.microsoft.com/office/drawing/2016/ink" xmlns:am3d="http://schemas.microsoft.com/office/drawing/2017/model3d" xmlns:o="urn:schemas-microsoft-com:office:office" xmlns:oel="http://schemas.microsoft.com/office/2019/extlst" xmlns:r="http://schemas.openxmlformats.org/officeDocument/2006/relationships" xmlns:m="http://schemas.openxmlformats.org/officeDocument/2006/math" xmlns:v="urn:schemas-microsoft-com:vml" xmlns:wp14="http://schemas.microsoft.com/office/word/2010/wordprocessingDrawing" xmlns:wp="http://schemas.openxmlformats.org/drawingml/2006/wordprocessingDrawing" xmlns:w10="urn:schemas-microsoft-com:office:word" xmlns:w="http://schemas.openxmlformats.org/wordprocessingml/2006/main" xmlns:w14="http://schemas.microsoft.com/office/word/2010/wordml" xmlns:w15="http://schemas.microsoft.com/office/word/2012/wordml" xmlns:w16cex="http://schemas.microsoft.com/office/word/2018/wordml/cex" xmlns:w16cid="http://schemas.microsoft.com/office/word/2016/wordml/cid" xmlns:w16="http://schemas.microsoft.com/office/word/2018/wordml" xmlns:w16du="http://schemas.microsoft.com/office/word/2023/wordml/word16du" xmlns:w16sdtdh="http://schemas.microsoft.com/office/word/2020/wordml/sdtdatahash" xmlns:w16sdtfl="http://schemas.microsoft.com/office/word/2024/wordml/sdtformatlock" xmlns:w16se="http://schemas.microsoft.com/office/word/2015/wordml/symex" xmlns:wpg="http://schemas.microsoft.com/office/word/2010/wordprocessingGroup" xmlns:wpi="http://schemas.microsoft.com/office/word/2010/wordprocessingInk" xmlns:wne="http://schemas.microsoft.com/office/word/2006/wordml" xmlns:wps="http://schemas.microsoft.com/office/word/2010/wordprocessingShape" mc:Ignorable="w14 w15 w16se w16cid w16 w16cex w16sdtdh w16sdtfl w16du wp14">
   <w:footnote w:type="separator" w:id="-1">
     <w:p>
       <w:pPr>
@@ -27312,7 +28869,7 @@
 </file>
 
 <file path=word/header1.xml><?xml version="1.0" encoding="utf-8"?>
-<w:hdr xmlns:wpc="http://schemas.microsoft.com/office/word/2010/wordprocessingCanvas" xmlns:cx="http://schemas.microsoft.com/office/drawing/2014/chartex" xmlns:cx1="http://schemas.microsoft.com/office/drawing/2015/9/8/chartex" xmlns:cx2="http://schemas.microsoft.com/office/drawing/2015/10/21/chartex" xmlns:cx3="http://schemas.microsoft.com/office/drawing/2016/5/9/chartex" xmlns:cx4="http://schemas.microsoft.com/office/drawing/2016/5/10/chartex" xmlns:cx5="http://schemas.microsoft.com/office/drawing/2016/5/11/chartex" xmlns:cx6="http://schemas.microsoft.com/office/drawing/2016/5/12/chartex" xmlns:cx7="http://schemas.microsoft.com/office/drawing/2016/5/13/chartex" xmlns:cx8="http://schemas.microsoft.com/office/drawing/2016/5/14/chartex" xmlns:mc="http://schemas.openxmlformats.org/markup-compatibility/2006" xmlns:aink="http://schemas.microsoft.com/office/drawing/2016/ink" xmlns:am3d="http://schemas.microsoft.com/office/drawing/2017/model3d" xmlns:o="urn:schemas-microsoft-com:office:office" xmlns:oel="http://schemas.microsoft.com/office/2019/extlst" xmlns:r="http://schemas.openxmlformats.org/officeDocument/2006/relationships" xmlns:m="http://schemas.openxmlformats.org/officeDocument/2006/math" xmlns:v="urn:schemas-microsoft-com:vml" xmlns:wp14="http://schemas.microsoft.com/office/word/2010/wordprocessingDrawing" xmlns:wp="http://schemas.openxmlformats.org/drawingml/2006/wordprocessingDrawing" xmlns:w10="urn:schemas-microsoft-com:office:word" xmlns:w="http://schemas.openxmlformats.org/wordprocessingml/2006/main" xmlns:w14="http://schemas.microsoft.com/office/word/2010/wordml" xmlns:w15="http://schemas.microsoft.com/office/word/2012/wordml" xmlns:w16cex="http://schemas.microsoft.com/office/word/2018/wordml/cex" xmlns:w16cid="http://schemas.microsoft.com/office/word/2016/wordml/cid" xmlns:w16="http://schemas.microsoft.com/office/word/2018/wordml" xmlns:w16sdtdh="http://schemas.microsoft.com/office/word/2020/wordml/sdtdatahash" xmlns:w16se="http://schemas.microsoft.com/office/word/2015/wordml/symex" xmlns:wpg="http://schemas.microsoft.com/office/word/2010/wordprocessingGroup" xmlns:wpi="http://schemas.microsoft.com/office/word/2010/wordprocessingInk" xmlns:wne="http://schemas.microsoft.com/office/word/2006/wordml" xmlns:wps="http://schemas.microsoft.com/office/word/2010/wordprocessingShape" mc:Ignorable="w14 w15 w16se w16cid w16 w16cex w16sdtdh wp14">
+<w:hdr xmlns:wpc="http://schemas.microsoft.com/office/word/2010/wordprocessingCanvas" xmlns:cx="http://schemas.microsoft.com/office/drawing/2014/chartex" xmlns:cx1="http://schemas.microsoft.com/office/drawing/2015/9/8/chartex" xmlns:cx2="http://schemas.microsoft.com/office/drawing/2015/10/21/chartex" xmlns:cx3="http://schemas.microsoft.com/office/drawing/2016/5/9/chartex" xmlns:cx4="http://schemas.microsoft.com/office/drawing/2016/5/10/chartex" xmlns:cx5="http://schemas.microsoft.com/office/drawing/2016/5/11/chartex" xmlns:cx6="http://schemas.microsoft.com/office/drawing/2016/5/12/chartex" xmlns:cx7="http://schemas.microsoft.com/office/drawing/2016/5/13/chartex" xmlns:cx8="http://schemas.microsoft.com/office/drawing/2016/5/14/chartex" xmlns:mc="http://schemas.openxmlformats.org/markup-compatibility/2006" xmlns:aink="http://schemas.microsoft.com/office/drawing/2016/ink" xmlns:am3d="http://schemas.microsoft.com/office/drawing/2017/model3d" xmlns:o="urn:schemas-microsoft-com:office:office" xmlns:oel="http://schemas.microsoft.com/office/2019/extlst" xmlns:r="http://schemas.openxmlformats.org/officeDocument/2006/relationships" xmlns:m="http://schemas.openxmlformats.org/officeDocument/2006/math" xmlns:v="urn:schemas-microsoft-com:vml" xmlns:wp14="http://schemas.microsoft.com/office/word/2010/wordprocessingDrawing" xmlns:wp="http://schemas.openxmlformats.org/drawingml/2006/wordprocessingDrawing" xmlns:w10="urn:schemas-microsoft-com:office:word" xmlns:w="http://schemas.openxmlformats.org/wordprocessingml/2006/main" xmlns:w14="http://schemas.microsoft.com/office/word/2010/wordml" xmlns:w15="http://schemas.microsoft.com/office/word/2012/wordml" xmlns:w16cex="http://schemas.microsoft.com/office/word/2018/wordml/cex" xmlns:w16cid="http://schemas.microsoft.com/office/word/2016/wordml/cid" xmlns:w16="http://schemas.microsoft.com/office/word/2018/wordml" xmlns:w16du="http://schemas.microsoft.com/office/word/2023/wordml/word16du" xmlns:w16sdtdh="http://schemas.microsoft.com/office/word/2020/wordml/sdtdatahash" xmlns:w16sdtfl="http://schemas.microsoft.com/office/word/2024/wordml/sdtformatlock" xmlns:w16se="http://schemas.microsoft.com/office/word/2015/wordml/symex" xmlns:wpg="http://schemas.microsoft.com/office/word/2010/wordprocessingGroup" xmlns:wpi="http://schemas.microsoft.com/office/word/2010/wordprocessingInk" xmlns:wne="http://schemas.microsoft.com/office/word/2006/wordml" xmlns:wps="http://schemas.microsoft.com/office/word/2010/wordprocessingShape" mc:Ignorable="w14 w15 w16se w16cid w16 w16cex w16sdtdh w16sdtfl w16du wp14">
   <w:p>
     <w:pPr>
       <w:pStyle w:val="Header"/>
@@ -27333,7 +28890,7 @@
 </file>
 
 <file path=word/header2.xml><?xml version="1.0" encoding="utf-8"?>
-<w:hdr xmlns:wpc="http://schemas.microsoft.com/office/word/2010/wordprocessingCanvas" xmlns:cx="http://schemas.microsoft.com/office/drawing/2014/chartex" xmlns:cx1="http://schemas.microsoft.com/office/drawing/2015/9/8/chartex" xmlns:cx2="http://schemas.microsoft.com/office/drawing/2015/10/21/chartex" xmlns:cx3="http://schemas.microsoft.com/office/drawing/2016/5/9/chartex" xmlns:cx4="http://schemas.microsoft.com/office/drawing/2016/5/10/chartex" xmlns:cx5="http://schemas.microsoft.com/office/drawing/2016/5/11/chartex" xmlns:cx6="http://schemas.microsoft.com/office/drawing/2016/5/12/chartex" xmlns:cx7="http://schemas.microsoft.com/office/drawing/2016/5/13/chartex" xmlns:cx8="http://schemas.microsoft.com/office/drawing/2016/5/14/chartex" xmlns:mc="http://schemas.openxmlformats.org/markup-compatibility/2006" xmlns:aink="http://schemas.microsoft.com/office/drawing/2016/ink" xmlns:am3d="http://schemas.microsoft.com/office/drawing/2017/model3d" xmlns:o="urn:schemas-microsoft-com:office:office" xmlns:oel="http://schemas.microsoft.com/office/2019/extlst" xmlns:r="http://schemas.openxmlformats.org/officeDocument/2006/relationships" xmlns:m="http://schemas.openxmlformats.org/officeDocument/2006/math" xmlns:v="urn:schemas-microsoft-com:vml" xmlns:wp14="http://schemas.microsoft.com/office/word/2010/wordprocessingDrawing" xmlns:wp="http://schemas.openxmlformats.org/drawingml/2006/wordprocessingDrawing" xmlns:w10="urn:schemas-microsoft-com:office:word" xmlns:w="http://schemas.openxmlformats.org/wordprocessingml/2006/main" xmlns:w14="http://schemas.microsoft.com/office/word/2010/wordml" xmlns:w15="http://schemas.microsoft.com/office/word/2012/wordml" xmlns:w16cex="http://schemas.microsoft.com/office/word/2018/wordml/cex" xmlns:w16cid="http://schemas.microsoft.com/office/word/2016/wordml/cid" xmlns:w16="http://schemas.microsoft.com/office/word/2018/wordml" xmlns:w16sdtdh="http://schemas.microsoft.com/office/word/2020/wordml/sdtdatahash" xmlns:w16se="http://schemas.microsoft.com/office/word/2015/wordml/symex" xmlns:wpg="http://schemas.microsoft.com/office/word/2010/wordprocessingGroup" xmlns:wpi="http://schemas.microsoft.com/office/word/2010/wordprocessingInk" xmlns:wne="http://schemas.microsoft.com/office/word/2006/wordml" xmlns:wps="http://schemas.microsoft.com/office/word/2010/wordprocessingShape" mc:Ignorable="w14 w15 w16se w16cid w16 w16cex w16sdtdh wp14">
+<w:hdr xmlns:wpc="http://schemas.microsoft.com/office/word/2010/wordprocessingCanvas" xmlns:cx="http://schemas.microsoft.com/office/drawing/2014/chartex" xmlns:cx1="http://schemas.microsoft.com/office/drawing/2015/9/8/chartex" xmlns:cx2="http://schemas.microsoft.com/office/drawing/2015/10/21/chartex" xmlns:cx3="http://schemas.microsoft.com/office/drawing/2016/5/9/chartex" xmlns:cx4="http://schemas.microsoft.com/office/drawing/2016/5/10/chartex" xmlns:cx5="http://schemas.microsoft.com/office/drawing/2016/5/11/chartex" xmlns:cx6="http://schemas.microsoft.com/office/drawing/2016/5/12/chartex" xmlns:cx7="http://schemas.microsoft.com/office/drawing/2016/5/13/chartex" xmlns:cx8="http://schemas.microsoft.com/office/drawing/2016/5/14/chartex" xmlns:mc="http://schemas.openxmlformats.org/markup-compatibility/2006" xmlns:aink="http://schemas.microsoft.com/office/drawing/2016/ink" xmlns:am3d="http://schemas.microsoft.com/office/drawing/2017/model3d" xmlns:o="urn:schemas-microsoft-com:office:office" xmlns:oel="http://schemas.microsoft.com/office/2019/extlst" xmlns:r="http://schemas.openxmlformats.org/officeDocument/2006/relationships" xmlns:m="http://schemas.openxmlformats.org/officeDocument/2006/math" xmlns:v="urn:schemas-microsoft-com:vml" xmlns:wp14="http://schemas.microsoft.com/office/word/2010/wordprocessingDrawing" xmlns:wp="http://schemas.openxmlformats.org/drawingml/2006/wordprocessingDrawing" xmlns:w10="urn:schemas-microsoft-com:office:word" xmlns:w="http://schemas.openxmlformats.org/wordprocessingml/2006/main" xmlns:w14="http://schemas.microsoft.com/office/word/2010/wordml" xmlns:w15="http://schemas.microsoft.com/office/word/2012/wordml" xmlns:w16cex="http://schemas.microsoft.com/office/word/2018/wordml/cex" xmlns:w16cid="http://schemas.microsoft.com/office/word/2016/wordml/cid" xmlns:w16="http://schemas.microsoft.com/office/word/2018/wordml" xmlns:w16du="http://schemas.microsoft.com/office/word/2023/wordml/word16du" xmlns:w16sdtdh="http://schemas.microsoft.com/office/word/2020/wordml/sdtdatahash" xmlns:w16sdtfl="http://schemas.microsoft.com/office/word/2024/wordml/sdtformatlock" xmlns:w16se="http://schemas.microsoft.com/office/word/2015/wordml/symex" xmlns:wpg="http://schemas.microsoft.com/office/word/2010/wordprocessingGroup" xmlns:wpi="http://schemas.microsoft.com/office/word/2010/wordprocessingInk" xmlns:wne="http://schemas.microsoft.com/office/word/2006/wordml" xmlns:wps="http://schemas.microsoft.com/office/word/2010/wordprocessingShape" mc:Ignorable="w14 w15 w16se w16cid w16 w16cex w16sdtdh w16sdtfl w16du wp14">
   <w:p>
     <w:pPr>
       <w:pStyle w:val="Header"/>
@@ -27346,7 +28903,7 @@
 </file>
 
 <file path=word/styles.xml><?xml version="1.0" encoding="utf-8"?>
-<w:styles xmlns:mc="http://schemas.openxmlformats.org/markup-compatibility/2006" xmlns:r="http://schemas.openxmlformats.org/officeDocument/2006/relationships" xmlns:w="http://schemas.openxmlformats.org/wordprocessingml/2006/main" xmlns:w14="http://schemas.microsoft.com/office/word/2010/wordml" xmlns:w15="http://schemas.microsoft.com/office/word/2012/wordml" xmlns:w16cex="http://schemas.microsoft.com/office/word/2018/wordml/cex" xmlns:w16cid="http://schemas.microsoft.com/office/word/2016/wordml/cid" xmlns:w16="http://schemas.microsoft.com/office/word/2018/wordml" xmlns:w16sdtdh="http://schemas.microsoft.com/office/word/2020/wordml/sdtdatahash" xmlns:w16se="http://schemas.microsoft.com/office/word/2015/wordml/symex" mc:Ignorable="w14 w15 w16se w16cid w16 w16cex w16sdtdh">
+<w:styles xmlns:mc="http://schemas.openxmlformats.org/markup-compatibility/2006" xmlns:r="http://schemas.openxmlformats.org/officeDocument/2006/relationships" xmlns:w="http://schemas.openxmlformats.org/wordprocessingml/2006/main" xmlns:w14="http://schemas.microsoft.com/office/word/2010/wordml" xmlns:w15="http://schemas.microsoft.com/office/word/2012/wordml" xmlns:w16cex="http://schemas.microsoft.com/office/word/2018/wordml/cex" xmlns:w16cid="http://schemas.microsoft.com/office/word/2016/wordml/cid" xmlns:w16="http://schemas.microsoft.com/office/word/2018/wordml" xmlns:w16du="http://schemas.microsoft.com/office/word/2023/wordml/word16du" xmlns:w16sdtdh="http://schemas.microsoft.com/office/word/2020/wordml/sdtdatahash" xmlns:w16sdtfl="http://schemas.microsoft.com/office/word/2024/wordml/sdtformatlock" xmlns:w16se="http://schemas.microsoft.com/office/word/2015/wordml/symex" mc:Ignorable="w14 w15 w16se w16cid w16 w16cex w16sdtdh w16sdtfl w16du">
   <w:docDefaults>
     <w:rPrDefault>
       <w:rPr>

--- a/TS Jatai Ghanam Project/TS 2.6/TS 2.6 Jatai Sanskrit Corrections.docx
+++ b/TS Jatai Ghanam Project/TS 2.6/TS 2.6 Jatai Sanskrit Corrections.docx
@@ -112,18 +112,7 @@
           <w:szCs w:val="32"/>
           <w:u w:val="single"/>
         </w:rPr>
-        <w:t xml:space="preserve">Observed </w:t>
-      </w:r>
-      <w:proofErr w:type="gramStart"/>
-      <w:r>
-        <w:rPr>
-          <w:b/>
-          <w:bCs/>
-          <w:sz w:val="32"/>
-          <w:szCs w:val="32"/>
-          <w:u w:val="single"/>
-        </w:rPr>
-        <w:t xml:space="preserve">till </w:t>
+        <w:t xml:space="preserve">Observed till </w:t>
       </w:r>
       <w:r>
         <w:rPr>
@@ -136,7 +125,6 @@
         </w:rPr>
         <w:t>?????</w:t>
       </w:r>
-      <w:proofErr w:type="gramEnd"/>
     </w:p>
     <w:p>
       <w:pPr>
@@ -367,27 +355,7 @@
                 <w:sz w:val="32"/>
                 <w:szCs w:val="40"/>
               </w:rPr>
-              <w:t>)</w:t>
-            </w:r>
-            <w:proofErr w:type="gramStart"/>
-            <w:r>
-              <w:rPr>
-                <w:rFonts w:ascii="BRH Devanagari Extra" w:hAnsi="BRH Devanagari Extra" w:cs="BRH Devanagari Extra"/>
-                <w:color w:val="000000"/>
-                <w:sz w:val="32"/>
-                <w:szCs w:val="40"/>
-              </w:rPr>
-              <w:t>-  rÉiÉç</w:t>
-            </w:r>
-            <w:proofErr w:type="gramEnd"/>
-            <w:r>
-              <w:rPr>
-                <w:rFonts w:ascii="BRH Devanagari Extra" w:hAnsi="BRH Devanagari Extra" w:cs="BRH Devanagari Extra"/>
-                <w:color w:val="000000"/>
-                <w:sz w:val="32"/>
-                <w:szCs w:val="40"/>
-              </w:rPr>
-              <w:t xml:space="preserve"> | oÉëÔ</w:t>
+              <w:t>)-  rÉiÉç | oÉëÔ</w:t>
             </w:r>
             <w:r>
               <w:rPr>
@@ -655,19 +623,8 @@
                 <w:sz w:val="32"/>
                 <w:szCs w:val="40"/>
               </w:rPr>
-              <w:t>)</w:t>
-            </w:r>
-            <w:proofErr w:type="gramStart"/>
-            <w:r>
-              <w:rPr>
-                <w:rFonts w:ascii="BRH Devanagari Extra" w:hAnsi="BRH Devanagari Extra" w:cs="BRH Devanagari Extra"/>
-                <w:color w:val="000000"/>
-                <w:sz w:val="32"/>
-                <w:szCs w:val="40"/>
-              </w:rPr>
-              <w:t>-  oÉëÔ</w:t>
-            </w:r>
-            <w:proofErr w:type="gramEnd"/>
+              <w:t>)-  oÉëÔ</w:t>
+            </w:r>
             <w:r>
               <w:rPr>
                 <w:rFonts w:ascii="BRH Malayalam Extra" w:hAnsi="BRH Malayalam Extra" w:cs="BRH Devanagari Extra"/>
@@ -977,27 +934,7 @@
                 <w:sz w:val="32"/>
                 <w:szCs w:val="40"/>
               </w:rPr>
-              <w:t>)</w:t>
-            </w:r>
-            <w:proofErr w:type="gramStart"/>
-            <w:r>
-              <w:rPr>
-                <w:rFonts w:ascii="BRH Devanagari Extra" w:hAnsi="BRH Devanagari Extra" w:cs="BRH Devanagari Extra"/>
-                <w:color w:val="000000"/>
-                <w:sz w:val="32"/>
-                <w:szCs w:val="40"/>
-              </w:rPr>
-              <w:t>-  rÉiÉç</w:t>
-            </w:r>
-            <w:proofErr w:type="gramEnd"/>
-            <w:r>
-              <w:rPr>
-                <w:rFonts w:ascii="BRH Devanagari Extra" w:hAnsi="BRH Devanagari Extra" w:cs="BRH Devanagari Extra"/>
-                <w:color w:val="000000"/>
-                <w:sz w:val="32"/>
-                <w:szCs w:val="40"/>
-              </w:rPr>
-              <w:t xml:space="preserve"> | oÉëÔ</w:t>
+              <w:t>)-  rÉiÉç | oÉëÔ</w:t>
             </w:r>
             <w:r>
               <w:rPr>
@@ -1285,19 +1222,8 @@
                 <w:sz w:val="32"/>
                 <w:szCs w:val="40"/>
               </w:rPr>
-              <w:t>)</w:t>
-            </w:r>
-            <w:proofErr w:type="gramStart"/>
-            <w:r>
-              <w:rPr>
-                <w:rFonts w:ascii="BRH Devanagari Extra" w:hAnsi="BRH Devanagari Extra" w:cs="BRH Devanagari Extra"/>
-                <w:color w:val="000000"/>
-                <w:sz w:val="32"/>
-                <w:szCs w:val="40"/>
-              </w:rPr>
-              <w:t>-  oÉëÔ</w:t>
-            </w:r>
-            <w:proofErr w:type="gramEnd"/>
+              <w:t>)-  oÉëÔ</w:t>
+            </w:r>
             <w:r>
               <w:rPr>
                 <w:rFonts w:ascii="BRH Malayalam Extra" w:hAnsi="BRH Malayalam Extra" w:cs="BRH Devanagari Extra"/>
@@ -1481,6 +1407,770 @@
                 <w:szCs w:val="40"/>
               </w:rPr>
             </w:pPr>
+          </w:p>
+        </w:tc>
+      </w:tr>
+      <w:tr>
+        <w:trPr>
+          <w:trHeight w:val="2228"/>
+        </w:trPr>
+        <w:tc>
+          <w:tcPr>
+            <w:tcW w:w="7166" w:type="dxa"/>
+          </w:tcPr>
+          <w:p>
+            <w:pPr>
+              <w:widowControl w:val="0"/>
+              <w:autoSpaceDE w:val="0"/>
+              <w:autoSpaceDN w:val="0"/>
+              <w:adjustRightInd w:val="0"/>
+              <w:spacing w:line="240" w:lineRule="auto"/>
+              <w:rPr>
+                <w:rFonts w:ascii="BRH Devanagari Extra" w:hAnsi="BRH Devanagari Extra" w:cs="BRH Devanagari Extra"/>
+                <w:color w:val="000000"/>
+                <w:sz w:val="32"/>
+                <w:szCs w:val="40"/>
+              </w:rPr>
+            </w:pPr>
+            <w:r>
+              <w:rPr>
+                <w:rFonts w:cs="BRH Devanagari Extra"/>
+                <w:color w:val="000000"/>
+                <w:szCs w:val="40"/>
+              </w:rPr>
+              <w:t>17</w:t>
+            </w:r>
+            <w:r>
+              <w:rPr>
+                <w:rFonts w:ascii="BRH Devanagari Extra" w:hAnsi="BRH Devanagari Extra" w:cs="BRH Devanagari Extra"/>
+                <w:color w:val="000000"/>
+                <w:sz w:val="32"/>
+                <w:szCs w:val="40"/>
+              </w:rPr>
+              <w:t>)</w:t>
+            </w:r>
+            <w:r>
+              <w:rPr>
+                <w:rFonts w:ascii="BRH Devanagari Extra" w:hAnsi="BRH Devanagari Extra" w:cs="BRH Devanagari Extra"/>
+                <w:color w:val="000000"/>
+                <w:sz w:val="32"/>
+                <w:szCs w:val="40"/>
+              </w:rPr>
+              <w:tab/>
+            </w:r>
+            <w:r>
+              <w:rPr>
+                <w:rFonts w:cs="BRH Devanagari Extra"/>
+                <w:color w:val="000000"/>
+                <w:szCs w:val="40"/>
+              </w:rPr>
+              <w:t>2</w:t>
+            </w:r>
+            <w:r>
+              <w:rPr>
+                <w:rFonts w:ascii="BRH Devanagari Extra" w:hAnsi="BRH Devanagari Extra" w:cs="BRH Devanagari Extra"/>
+                <w:color w:val="000000"/>
+                <w:sz w:val="32"/>
+                <w:szCs w:val="40"/>
+              </w:rPr>
+              <w:t>.</w:t>
+            </w:r>
+            <w:r>
+              <w:rPr>
+                <w:rFonts w:cs="BRH Devanagari Extra"/>
+                <w:color w:val="000000"/>
+                <w:szCs w:val="40"/>
+              </w:rPr>
+              <w:t>6</w:t>
+            </w:r>
+            <w:r>
+              <w:rPr>
+                <w:rFonts w:ascii="BRH Devanagari Extra" w:hAnsi="BRH Devanagari Extra" w:cs="BRH Devanagari Extra"/>
+                <w:color w:val="000000"/>
+                <w:sz w:val="32"/>
+                <w:szCs w:val="40"/>
+              </w:rPr>
+              <w:t>.</w:t>
+            </w:r>
+            <w:r>
+              <w:rPr>
+                <w:rFonts w:cs="BRH Devanagari Extra"/>
+                <w:color w:val="000000"/>
+                <w:szCs w:val="40"/>
+              </w:rPr>
+              <w:t>12</w:t>
+            </w:r>
+            <w:r>
+              <w:rPr>
+                <w:rFonts w:ascii="BRH Devanagari Extra" w:hAnsi="BRH Devanagari Extra" w:cs="BRH Devanagari Extra"/>
+                <w:color w:val="000000"/>
+                <w:sz w:val="32"/>
+                <w:szCs w:val="40"/>
+              </w:rPr>
+              <w:t>.</w:t>
+            </w:r>
+            <w:r>
+              <w:rPr>
+                <w:rFonts w:cs="BRH Devanagari Extra"/>
+                <w:color w:val="000000"/>
+                <w:szCs w:val="40"/>
+              </w:rPr>
+              <w:t>3</w:t>
+            </w:r>
+            <w:r>
+              <w:rPr>
+                <w:rFonts w:ascii="BRH Devanagari Extra" w:hAnsi="BRH Devanagari Extra" w:cs="BRH Devanagari Extra"/>
+                <w:color w:val="000000"/>
+                <w:sz w:val="32"/>
+                <w:szCs w:val="40"/>
+              </w:rPr>
+              <w:t>(</w:t>
+            </w:r>
+            <w:r>
+              <w:rPr>
+                <w:rFonts w:cs="BRH Devanagari Extra"/>
+                <w:color w:val="000000"/>
+                <w:szCs w:val="40"/>
+              </w:rPr>
+              <w:t>15</w:t>
+            </w:r>
+            <w:r>
+              <w:rPr>
+                <w:rFonts w:ascii="BRH Devanagari Extra" w:hAnsi="BRH Devanagari Extra" w:cs="BRH Devanagari Extra"/>
+                <w:color w:val="000000"/>
+                <w:sz w:val="32"/>
+                <w:szCs w:val="40"/>
+              </w:rPr>
+              <w:t>)-  oÉ</w:t>
+            </w:r>
+            <w:r>
+              <w:rPr>
+                <w:rFonts w:ascii="BRH Malayalam Extra" w:hAnsi="BRH Malayalam Extra" w:cs="BRH Devanagari Extra"/>
+                <w:color w:val="000000"/>
+                <w:szCs w:val="40"/>
+              </w:rPr>
+              <w:t>–</w:t>
+            </w:r>
+            <w:r>
+              <w:rPr>
+                <w:rFonts w:ascii="BRH Devanagari Extra" w:hAnsi="BRH Devanagari Extra" w:cs="BRH Devanagari Extra"/>
+                <w:color w:val="000000"/>
+                <w:sz w:val="32"/>
+                <w:szCs w:val="40"/>
+              </w:rPr>
+              <w:t>Uç</w:t>
+            </w:r>
+            <w:r>
+              <w:rPr>
+                <w:rFonts w:ascii="BRH Malayalam Extra" w:hAnsi="BRH Malayalam Extra" w:cs="BRH Devanagari Extra"/>
+                <w:color w:val="000000"/>
+                <w:szCs w:val="40"/>
+              </w:rPr>
+              <w:t>–</w:t>
+            </w:r>
+            <w:r>
+              <w:rPr>
+                <w:rFonts w:ascii="BRH Devanagari Extra" w:hAnsi="BRH Devanagari Extra" w:cs="BRH Devanagari Extra"/>
+                <w:color w:val="000000"/>
+                <w:sz w:val="32"/>
+                <w:szCs w:val="40"/>
+              </w:rPr>
+              <w:t>.ÌWû</w:t>
+            </w:r>
+            <w:r>
+              <w:rPr>
+                <w:rFonts w:ascii="BRH Malayalam Extra" w:hAnsi="BRH Malayalam Extra" w:cs="BRH Devanagari Extra"/>
+                <w:color w:val="000000"/>
+                <w:szCs w:val="40"/>
+              </w:rPr>
+              <w:t>–</w:t>
+            </w:r>
+            <w:r>
+              <w:rPr>
+                <w:rFonts w:ascii="BRH Devanagari Extra" w:hAnsi="BRH Devanagari Extra" w:cs="BRH Devanagari Extra"/>
+                <w:color w:val="000000"/>
+                <w:sz w:val="32"/>
+                <w:szCs w:val="40"/>
+              </w:rPr>
+              <w:t xml:space="preserve">wÉSþÈ | rÉå | </w:t>
+            </w:r>
+          </w:p>
+          <w:p>
+            <w:pPr>
+              <w:widowControl w:val="0"/>
+              <w:autoSpaceDE w:val="0"/>
+              <w:autoSpaceDN w:val="0"/>
+              <w:adjustRightInd w:val="0"/>
+              <w:spacing w:line="240" w:lineRule="auto"/>
+              <w:rPr>
+                <w:rFonts w:ascii="BRH Devanagari Extra" w:hAnsi="BRH Devanagari Extra" w:cs="BRH Devanagari Extra"/>
+                <w:color w:val="000000"/>
+                <w:sz w:val="32"/>
+                <w:szCs w:val="40"/>
+              </w:rPr>
+            </w:pPr>
+            <w:r>
+              <w:rPr>
+                <w:rFonts w:ascii="BRH Devanagari Extra" w:hAnsi="BRH Devanagari Extra" w:cs="BRH Devanagari Extra"/>
+                <w:color w:val="000000"/>
+                <w:sz w:val="32"/>
+                <w:szCs w:val="40"/>
+              </w:rPr>
+              <w:t>oÉ</w:t>
+            </w:r>
+            <w:r>
+              <w:rPr>
+                <w:rFonts w:ascii="BRH Malayalam Extra" w:hAnsi="BRH Malayalam Extra" w:cs="BRH Devanagari Extra"/>
+                <w:color w:val="000000"/>
+                <w:szCs w:val="40"/>
+              </w:rPr>
+              <w:t>–</w:t>
+            </w:r>
+            <w:r>
+              <w:rPr>
+                <w:rFonts w:ascii="BRH Devanagari Extra" w:hAnsi="BRH Devanagari Extra" w:cs="BRH Devanagari Extra"/>
+                <w:color w:val="000000"/>
+                <w:sz w:val="32"/>
+                <w:szCs w:val="40"/>
+              </w:rPr>
+              <w:t>Uç</w:t>
+            </w:r>
+            <w:r>
+              <w:rPr>
+                <w:rFonts w:ascii="BRH Malayalam Extra" w:hAnsi="BRH Malayalam Extra" w:cs="BRH Devanagari Extra"/>
+                <w:color w:val="000000"/>
+                <w:szCs w:val="40"/>
+              </w:rPr>
+              <w:t>–</w:t>
+            </w:r>
+            <w:r>
+              <w:rPr>
+                <w:rFonts w:ascii="BRH Devanagari Extra" w:hAnsi="BRH Devanagari Extra" w:cs="BRH Devanagari Extra"/>
+                <w:color w:val="000000"/>
+                <w:sz w:val="32"/>
+                <w:szCs w:val="40"/>
+              </w:rPr>
+              <w:t>.ÌWû</w:t>
+            </w:r>
+            <w:r>
+              <w:rPr>
+                <w:rFonts w:ascii="BRH Malayalam Extra" w:hAnsi="BRH Malayalam Extra" w:cs="BRH Devanagari Extra"/>
+                <w:color w:val="000000"/>
+                <w:szCs w:val="40"/>
+              </w:rPr>
+              <w:t>–</w:t>
+            </w:r>
+            <w:r>
+              <w:rPr>
+                <w:rFonts w:ascii="BRH Devanagari Extra" w:hAnsi="BRH Devanagari Extra" w:cs="BRH Devanagari Extra"/>
+                <w:color w:val="000000"/>
+                <w:sz w:val="32"/>
+                <w:szCs w:val="40"/>
+              </w:rPr>
+              <w:t>wÉSÉå</w:t>
+            </w:r>
+            <w:r>
+              <w:rPr>
+                <w:rFonts w:ascii="BRH Malayalam Extra" w:hAnsi="BRH Malayalam Extra" w:cs="BRH Devanagari Extra"/>
+                <w:color w:val="000000"/>
+                <w:szCs w:val="40"/>
+              </w:rPr>
+              <w:t>–</w:t>
+            </w:r>
+            <w:r>
+              <w:rPr>
+                <w:rFonts w:ascii="BRH Devanagari Extra" w:hAnsi="BRH Devanagari Extra" w:cs="BRH Devanagari Extra"/>
+                <w:color w:val="000000"/>
+                <w:sz w:val="32"/>
+                <w:szCs w:val="40"/>
+              </w:rPr>
+              <w:t xml:space="preserve"> rÉå rÉå oÉ</w:t>
+            </w:r>
+            <w:r>
+              <w:rPr>
+                <w:rFonts w:ascii="BRH Devanagari Extra" w:hAnsi="BRH Devanagari Extra" w:cs="BRH Devanagari Extra"/>
+                <w:color w:val="000000"/>
+                <w:sz w:val="32"/>
+                <w:szCs w:val="40"/>
+                <w:highlight w:val="yellow"/>
+              </w:rPr>
+              <w:t>þUç.</w:t>
+            </w:r>
+            <w:r>
+              <w:rPr>
+                <w:rFonts w:ascii="BRH Devanagari Extra" w:hAnsi="BRH Devanagari Extra" w:cs="BRH Devanagari Extra"/>
+                <w:color w:val="000000"/>
+                <w:sz w:val="32"/>
+                <w:szCs w:val="40"/>
+              </w:rPr>
+              <w:t>ÌWû</w:t>
+            </w:r>
+            <w:r>
+              <w:rPr>
+                <w:rFonts w:ascii="BRH Malayalam Extra" w:hAnsi="BRH Malayalam Extra" w:cs="BRH Devanagari Extra"/>
+                <w:color w:val="000000"/>
+                <w:szCs w:val="40"/>
+              </w:rPr>
+              <w:t>–</w:t>
+            </w:r>
+            <w:r>
+              <w:rPr>
+                <w:rFonts w:ascii="BRH Devanagari Extra" w:hAnsi="BRH Devanagari Extra" w:cs="BRH Devanagari Extra"/>
+                <w:color w:val="000000"/>
+                <w:sz w:val="32"/>
+                <w:szCs w:val="40"/>
+              </w:rPr>
+              <w:t>wÉSÉåþ oÉUç.ÌWû</w:t>
+            </w:r>
+            <w:r>
+              <w:rPr>
+                <w:rFonts w:ascii="BRH Malayalam Extra" w:hAnsi="BRH Malayalam Extra" w:cs="BRH Devanagari Extra"/>
+                <w:color w:val="000000"/>
+                <w:szCs w:val="40"/>
+              </w:rPr>
+              <w:t>–</w:t>
+            </w:r>
+            <w:r>
+              <w:rPr>
+                <w:rFonts w:ascii="BRH Devanagari Extra" w:hAnsi="BRH Devanagari Extra" w:cs="BRH Devanagari Extra"/>
+                <w:color w:val="000000"/>
+                <w:sz w:val="32"/>
+                <w:szCs w:val="40"/>
+              </w:rPr>
+              <w:t>wÉSÉå</w:t>
+            </w:r>
+            <w:r>
+              <w:rPr>
+                <w:rFonts w:ascii="BRH Malayalam Extra" w:hAnsi="BRH Malayalam Extra" w:cs="BRH Devanagari Extra"/>
+                <w:color w:val="000000"/>
+                <w:szCs w:val="40"/>
+              </w:rPr>
+              <w:t>–</w:t>
+            </w:r>
+            <w:r>
+              <w:rPr>
+                <w:rFonts w:ascii="BRH Devanagari Extra" w:hAnsi="BRH Devanagari Extra" w:cs="BRH Devanagari Extra"/>
+                <w:color w:val="000000"/>
+                <w:sz w:val="32"/>
+                <w:szCs w:val="40"/>
+              </w:rPr>
+              <w:t xml:space="preserve"> rÉå | </w:t>
+            </w:r>
+          </w:p>
+          <w:p>
+            <w:pPr>
+              <w:widowControl w:val="0"/>
+              <w:autoSpaceDE w:val="0"/>
+              <w:autoSpaceDN w:val="0"/>
+              <w:adjustRightInd w:val="0"/>
+              <w:spacing w:before="0" w:line="240" w:lineRule="auto"/>
+              <w:rPr>
+                <w:rFonts w:cs="BRH Malayalam Extra"/>
+                <w:szCs w:val="40"/>
+              </w:rPr>
+            </w:pPr>
+          </w:p>
+        </w:tc>
+        <w:tc>
+          <w:tcPr>
+            <w:tcW w:w="7371" w:type="dxa"/>
+          </w:tcPr>
+          <w:p>
+            <w:pPr>
+              <w:widowControl w:val="0"/>
+              <w:autoSpaceDE w:val="0"/>
+              <w:autoSpaceDN w:val="0"/>
+              <w:adjustRightInd w:val="0"/>
+              <w:spacing w:line="240" w:lineRule="auto"/>
+              <w:rPr>
+                <w:rFonts w:ascii="BRH Devanagari Extra" w:hAnsi="BRH Devanagari Extra" w:cs="BRH Devanagari Extra"/>
+                <w:color w:val="000000"/>
+                <w:sz w:val="32"/>
+                <w:szCs w:val="40"/>
+              </w:rPr>
+            </w:pPr>
+            <w:r>
+              <w:rPr>
+                <w:rFonts w:cs="BRH Devanagari Extra"/>
+                <w:color w:val="000000"/>
+                <w:szCs w:val="40"/>
+              </w:rPr>
+              <w:t>17</w:t>
+            </w:r>
+            <w:r>
+              <w:rPr>
+                <w:rFonts w:ascii="BRH Devanagari Extra" w:hAnsi="BRH Devanagari Extra" w:cs="BRH Devanagari Extra"/>
+                <w:color w:val="000000"/>
+                <w:sz w:val="32"/>
+                <w:szCs w:val="40"/>
+              </w:rPr>
+              <w:t>)</w:t>
+            </w:r>
+            <w:r>
+              <w:rPr>
+                <w:rFonts w:ascii="BRH Devanagari Extra" w:hAnsi="BRH Devanagari Extra" w:cs="BRH Devanagari Extra"/>
+                <w:color w:val="000000"/>
+                <w:sz w:val="32"/>
+                <w:szCs w:val="40"/>
+              </w:rPr>
+              <w:tab/>
+            </w:r>
+            <w:r>
+              <w:rPr>
+                <w:rFonts w:cs="BRH Devanagari Extra"/>
+                <w:color w:val="000000"/>
+                <w:szCs w:val="40"/>
+              </w:rPr>
+              <w:t>2</w:t>
+            </w:r>
+            <w:r>
+              <w:rPr>
+                <w:rFonts w:ascii="BRH Devanagari Extra" w:hAnsi="BRH Devanagari Extra" w:cs="BRH Devanagari Extra"/>
+                <w:color w:val="000000"/>
+                <w:sz w:val="32"/>
+                <w:szCs w:val="40"/>
+              </w:rPr>
+              <w:t>.</w:t>
+            </w:r>
+            <w:r>
+              <w:rPr>
+                <w:rFonts w:cs="BRH Devanagari Extra"/>
+                <w:color w:val="000000"/>
+                <w:szCs w:val="40"/>
+              </w:rPr>
+              <w:t>6</w:t>
+            </w:r>
+            <w:r>
+              <w:rPr>
+                <w:rFonts w:ascii="BRH Devanagari Extra" w:hAnsi="BRH Devanagari Extra" w:cs="BRH Devanagari Extra"/>
+                <w:color w:val="000000"/>
+                <w:sz w:val="32"/>
+                <w:szCs w:val="40"/>
+              </w:rPr>
+              <w:t>.</w:t>
+            </w:r>
+            <w:r>
+              <w:rPr>
+                <w:rFonts w:cs="BRH Devanagari Extra"/>
+                <w:color w:val="000000"/>
+                <w:szCs w:val="40"/>
+              </w:rPr>
+              <w:t>12</w:t>
+            </w:r>
+            <w:r>
+              <w:rPr>
+                <w:rFonts w:ascii="BRH Devanagari Extra" w:hAnsi="BRH Devanagari Extra" w:cs="BRH Devanagari Extra"/>
+                <w:color w:val="000000"/>
+                <w:sz w:val="32"/>
+                <w:szCs w:val="40"/>
+              </w:rPr>
+              <w:t>.</w:t>
+            </w:r>
+            <w:r>
+              <w:rPr>
+                <w:rFonts w:cs="BRH Devanagari Extra"/>
+                <w:color w:val="000000"/>
+                <w:szCs w:val="40"/>
+              </w:rPr>
+              <w:t>3</w:t>
+            </w:r>
+            <w:r>
+              <w:rPr>
+                <w:rFonts w:ascii="BRH Devanagari Extra" w:hAnsi="BRH Devanagari Extra" w:cs="BRH Devanagari Extra"/>
+                <w:color w:val="000000"/>
+                <w:sz w:val="32"/>
+                <w:szCs w:val="40"/>
+              </w:rPr>
+              <w:t>(</w:t>
+            </w:r>
+            <w:r>
+              <w:rPr>
+                <w:rFonts w:cs="BRH Devanagari Extra"/>
+                <w:color w:val="000000"/>
+                <w:szCs w:val="40"/>
+              </w:rPr>
+              <w:t>15</w:t>
+            </w:r>
+            <w:r>
+              <w:rPr>
+                <w:rFonts w:ascii="BRH Devanagari Extra" w:hAnsi="BRH Devanagari Extra" w:cs="BRH Devanagari Extra"/>
+                <w:color w:val="000000"/>
+                <w:sz w:val="32"/>
+                <w:szCs w:val="40"/>
+              </w:rPr>
+              <w:t>)-  oÉ</w:t>
+            </w:r>
+            <w:r>
+              <w:rPr>
+                <w:rFonts w:ascii="BRH Malayalam Extra" w:hAnsi="BRH Malayalam Extra" w:cs="BRH Devanagari Extra"/>
+                <w:color w:val="000000"/>
+                <w:szCs w:val="40"/>
+              </w:rPr>
+              <w:t>–</w:t>
+            </w:r>
+            <w:r>
+              <w:rPr>
+                <w:rFonts w:ascii="BRH Devanagari Extra" w:hAnsi="BRH Devanagari Extra" w:cs="BRH Devanagari Extra"/>
+                <w:color w:val="000000"/>
+                <w:sz w:val="32"/>
+                <w:szCs w:val="40"/>
+              </w:rPr>
+              <w:t>Uç</w:t>
+            </w:r>
+            <w:r>
+              <w:rPr>
+                <w:rFonts w:ascii="BRH Malayalam Extra" w:hAnsi="BRH Malayalam Extra" w:cs="BRH Devanagari Extra"/>
+                <w:color w:val="000000"/>
+                <w:szCs w:val="40"/>
+              </w:rPr>
+              <w:t>–</w:t>
+            </w:r>
+            <w:r>
+              <w:rPr>
+                <w:rFonts w:ascii="BRH Devanagari Extra" w:hAnsi="BRH Devanagari Extra" w:cs="BRH Devanagari Extra"/>
+                <w:color w:val="000000"/>
+                <w:sz w:val="32"/>
+                <w:szCs w:val="40"/>
+              </w:rPr>
+              <w:t>.ÌWû</w:t>
+            </w:r>
+            <w:r>
+              <w:rPr>
+                <w:rFonts w:ascii="BRH Malayalam Extra" w:hAnsi="BRH Malayalam Extra" w:cs="BRH Devanagari Extra"/>
+                <w:color w:val="000000"/>
+                <w:szCs w:val="40"/>
+              </w:rPr>
+              <w:t>–</w:t>
+            </w:r>
+            <w:r>
+              <w:rPr>
+                <w:rFonts w:ascii="BRH Devanagari Extra" w:hAnsi="BRH Devanagari Extra" w:cs="BRH Devanagari Extra"/>
+                <w:color w:val="000000"/>
+                <w:sz w:val="32"/>
+                <w:szCs w:val="40"/>
+              </w:rPr>
+              <w:t xml:space="preserve">wÉSþÈ | rÉå | </w:t>
+            </w:r>
+          </w:p>
+          <w:p>
+            <w:pPr>
+              <w:widowControl w:val="0"/>
+              <w:autoSpaceDE w:val="0"/>
+              <w:autoSpaceDN w:val="0"/>
+              <w:adjustRightInd w:val="0"/>
+              <w:spacing w:line="240" w:lineRule="auto"/>
+              <w:rPr>
+                <w:rFonts w:ascii="BRH Devanagari Extra" w:hAnsi="BRH Devanagari Extra" w:cs="BRH Devanagari Extra"/>
+                <w:color w:val="000000"/>
+                <w:sz w:val="32"/>
+                <w:szCs w:val="40"/>
+              </w:rPr>
+            </w:pPr>
+            <w:r>
+              <w:rPr>
+                <w:rFonts w:ascii="BRH Devanagari Extra" w:hAnsi="BRH Devanagari Extra" w:cs="BRH Devanagari Extra"/>
+                <w:color w:val="000000"/>
+                <w:sz w:val="32"/>
+                <w:szCs w:val="40"/>
+              </w:rPr>
+              <w:t>oÉ</w:t>
+            </w:r>
+            <w:r>
+              <w:rPr>
+                <w:rFonts w:ascii="BRH Malayalam Extra" w:hAnsi="BRH Malayalam Extra" w:cs="BRH Devanagari Extra"/>
+                <w:color w:val="000000"/>
+                <w:szCs w:val="40"/>
+              </w:rPr>
+              <w:t>–</w:t>
+            </w:r>
+            <w:r>
+              <w:rPr>
+                <w:rFonts w:ascii="BRH Devanagari Extra" w:hAnsi="BRH Devanagari Extra" w:cs="BRH Devanagari Extra"/>
+                <w:color w:val="000000"/>
+                <w:sz w:val="32"/>
+                <w:szCs w:val="40"/>
+              </w:rPr>
+              <w:t>Uç</w:t>
+            </w:r>
+            <w:r>
+              <w:rPr>
+                <w:rFonts w:ascii="BRH Malayalam Extra" w:hAnsi="BRH Malayalam Extra" w:cs="BRH Devanagari Extra"/>
+                <w:color w:val="000000"/>
+                <w:szCs w:val="40"/>
+              </w:rPr>
+              <w:t>–</w:t>
+            </w:r>
+            <w:r>
+              <w:rPr>
+                <w:rFonts w:ascii="BRH Devanagari Extra" w:hAnsi="BRH Devanagari Extra" w:cs="BRH Devanagari Extra"/>
+                <w:color w:val="000000"/>
+                <w:sz w:val="32"/>
+                <w:szCs w:val="40"/>
+              </w:rPr>
+              <w:t>.ÌWû</w:t>
+            </w:r>
+            <w:r>
+              <w:rPr>
+                <w:rFonts w:ascii="BRH Malayalam Extra" w:hAnsi="BRH Malayalam Extra" w:cs="BRH Devanagari Extra"/>
+                <w:color w:val="000000"/>
+                <w:szCs w:val="40"/>
+              </w:rPr>
+              <w:t>–</w:t>
+            </w:r>
+            <w:r>
+              <w:rPr>
+                <w:rFonts w:ascii="BRH Devanagari Extra" w:hAnsi="BRH Devanagari Extra" w:cs="BRH Devanagari Extra"/>
+                <w:color w:val="000000"/>
+                <w:sz w:val="32"/>
+                <w:szCs w:val="40"/>
+              </w:rPr>
+              <w:t>wÉSÉå</w:t>
+            </w:r>
+            <w:r>
+              <w:rPr>
+                <w:rFonts w:ascii="BRH Malayalam Extra" w:hAnsi="BRH Malayalam Extra" w:cs="BRH Devanagari Extra"/>
+                <w:color w:val="000000"/>
+                <w:szCs w:val="40"/>
+              </w:rPr>
+              <w:t>–</w:t>
+            </w:r>
+            <w:r>
+              <w:rPr>
+                <w:rFonts w:ascii="BRH Devanagari Extra" w:hAnsi="BRH Devanagari Extra" w:cs="BRH Devanagari Extra"/>
+                <w:color w:val="000000"/>
+                <w:sz w:val="32"/>
+                <w:szCs w:val="40"/>
+              </w:rPr>
+              <w:t xml:space="preserve"> rÉå rÉå oÉ</w:t>
+            </w:r>
+            <w:r>
+              <w:rPr>
+                <w:rFonts w:ascii="BRH Devanagari Extra" w:hAnsi="BRH Devanagari Extra" w:cs="BRH Devanagari Extra"/>
+                <w:color w:val="000000"/>
+                <w:sz w:val="32"/>
+                <w:szCs w:val="40"/>
+                <w:highlight w:val="yellow"/>
+              </w:rPr>
+              <w:t>þ</w:t>
+            </w:r>
+            <w:r>
+              <w:rPr>
+                <w:rFonts w:ascii="BRH Devanagari Extra" w:hAnsi="BRH Devanagari Extra" w:cs="BRH Devanagari Extra"/>
+                <w:color w:val="000000"/>
+                <w:sz w:val="32"/>
+                <w:szCs w:val="40"/>
+                <w:highlight w:val="green"/>
+              </w:rPr>
+              <w:t>ÌW</w:t>
+            </w:r>
+            <w:r>
+              <w:rPr>
+                <w:rFonts w:ascii="BRH Devanagari Extra" w:hAnsi="BRH Devanagari Extra" w:cs="BRH Devanagari Extra"/>
+                <w:sz w:val="32"/>
+                <w:szCs w:val="32"/>
+              </w:rPr>
+              <w:t>ï</w:t>
+            </w:r>
+            <w:r>
+              <w:rPr>
+                <w:rFonts w:ascii="BRH Devanagari Extra" w:hAnsi="BRH Devanagari Extra" w:cs="BRH Devanagari Extra"/>
+                <w:color w:val="000000"/>
+                <w:sz w:val="32"/>
+                <w:szCs w:val="40"/>
+              </w:rPr>
+              <w:t>û</w:t>
+            </w:r>
+            <w:r>
+              <w:rPr>
+                <w:rFonts w:ascii="BRH Malayalam Extra" w:hAnsi="BRH Malayalam Extra" w:cs="BRH Devanagari Extra"/>
+                <w:color w:val="000000"/>
+                <w:szCs w:val="40"/>
+              </w:rPr>
+              <w:t>–</w:t>
+            </w:r>
+            <w:r>
+              <w:rPr>
+                <w:rFonts w:ascii="BRH Devanagari Extra" w:hAnsi="BRH Devanagari Extra" w:cs="BRH Devanagari Extra"/>
+                <w:color w:val="000000"/>
+                <w:sz w:val="32"/>
+                <w:szCs w:val="40"/>
+              </w:rPr>
+              <w:t>wÉSÉåþ oÉUç.ÌWû</w:t>
+            </w:r>
+            <w:r>
+              <w:rPr>
+                <w:rFonts w:ascii="BRH Malayalam Extra" w:hAnsi="BRH Malayalam Extra" w:cs="BRH Devanagari Extra"/>
+                <w:color w:val="000000"/>
+                <w:szCs w:val="40"/>
+              </w:rPr>
+              <w:t>–</w:t>
+            </w:r>
+            <w:r>
+              <w:rPr>
+                <w:rFonts w:ascii="BRH Devanagari Extra" w:hAnsi="BRH Devanagari Extra" w:cs="BRH Devanagari Extra"/>
+                <w:color w:val="000000"/>
+                <w:sz w:val="32"/>
+                <w:szCs w:val="40"/>
+              </w:rPr>
+              <w:t>wÉSÉå</w:t>
+            </w:r>
+            <w:r>
+              <w:rPr>
+                <w:rFonts w:ascii="BRH Malayalam Extra" w:hAnsi="BRH Malayalam Extra" w:cs="BRH Devanagari Extra"/>
+                <w:color w:val="000000"/>
+                <w:szCs w:val="40"/>
+              </w:rPr>
+              <w:t>–</w:t>
+            </w:r>
+            <w:r>
+              <w:rPr>
+                <w:rFonts w:ascii="BRH Devanagari Extra" w:hAnsi="BRH Devanagari Extra" w:cs="BRH Devanagari Extra"/>
+                <w:color w:val="000000"/>
+                <w:sz w:val="32"/>
+                <w:szCs w:val="40"/>
+              </w:rPr>
+              <w:t xml:space="preserve"> rÉå | </w:t>
+            </w:r>
+          </w:p>
+          <w:p>
+            <w:pPr>
+              <w:widowControl w:val="0"/>
+              <w:autoSpaceDE w:val="0"/>
+              <w:autoSpaceDN w:val="0"/>
+              <w:adjustRightInd w:val="0"/>
+              <w:spacing w:line="240" w:lineRule="auto"/>
+              <w:rPr>
+                <w:rFonts w:cs="BRH Malayalam Extra"/>
+                <w:szCs w:val="40"/>
+              </w:rPr>
+            </w:pPr>
+            <w:r>
+              <w:rPr>
+                <w:rFonts w:ascii="BRH Malayalam Extra" w:hAnsi="BRH Malayalam Extra" w:cs="BRH Malayalam Extra"/>
+                <w:color w:val="000000"/>
+                <w:sz w:val="32"/>
+                <w:szCs w:val="40"/>
+              </w:rPr>
+              <w:t>(</w:t>
+            </w:r>
+            <w:r>
+              <w:rPr>
+                <w:rFonts w:ascii="Cambria" w:hAnsi="Cambria" w:cs="BRH Malayalam Extra"/>
+                <w:color w:val="000000"/>
+                <w:sz w:val="32"/>
+                <w:szCs w:val="40"/>
+              </w:rPr>
+              <w:t>s</w:t>
+            </w:r>
+            <w:r>
+              <w:rPr>
+                <w:rFonts w:ascii="Cambria" w:hAnsi="Cambria" w:cs="BRH Malayalam Extra"/>
+                <w:color w:val="000000"/>
+                <w:sz w:val="32"/>
+                <w:szCs w:val="40"/>
+              </w:rPr>
+              <w:t>warabhakti disappears)</w:t>
+            </w:r>
           </w:p>
         </w:tc>
       </w:tr>
@@ -1784,6 +2474,7 @@
                 <w:sz w:val="32"/>
                 <w:szCs w:val="32"/>
               </w:rPr>
+              <w:lastRenderedPageBreak/>
               <w:t>As Printed</w:t>
             </w:r>
           </w:p>
@@ -1953,27 +2644,7 @@
                 <w:sz w:val="32"/>
                 <w:szCs w:val="40"/>
               </w:rPr>
-              <w:t>)</w:t>
-            </w:r>
-            <w:proofErr w:type="gramStart"/>
-            <w:r>
-              <w:rPr>
-                <w:rFonts w:ascii="BRH Devanagari Extra" w:hAnsi="BRH Devanagari Extra" w:cs="BRH Devanagari Extra"/>
-                <w:color w:val="000000"/>
-                <w:sz w:val="32"/>
-                <w:szCs w:val="40"/>
-              </w:rPr>
-              <w:t>-  CÌiÉþ</w:t>
-            </w:r>
-            <w:proofErr w:type="gramEnd"/>
-            <w:r>
-              <w:rPr>
-                <w:rFonts w:ascii="BRH Devanagari Extra" w:hAnsi="BRH Devanagari Extra" w:cs="BRH Devanagari Extra"/>
-                <w:color w:val="000000"/>
-                <w:sz w:val="32"/>
-                <w:szCs w:val="40"/>
-              </w:rPr>
-              <w:t xml:space="preserve"> | AxMüþ³ÉqÉç |</w:t>
+              <w:t>)-  CÌiÉþ | AxMüþ³ÉqÉç |</w:t>
             </w:r>
           </w:p>
           <w:p>
@@ -2170,27 +2841,7 @@
                 <w:sz w:val="32"/>
                 <w:szCs w:val="40"/>
               </w:rPr>
-              <w:t>)</w:t>
-            </w:r>
-            <w:proofErr w:type="gramStart"/>
-            <w:r>
-              <w:rPr>
-                <w:rFonts w:ascii="BRH Devanagari Extra" w:hAnsi="BRH Devanagari Extra" w:cs="BRH Devanagari Extra"/>
-                <w:color w:val="000000"/>
-                <w:sz w:val="32"/>
-                <w:szCs w:val="40"/>
-              </w:rPr>
-              <w:t>-  CÌiÉþ</w:t>
-            </w:r>
-            <w:proofErr w:type="gramEnd"/>
-            <w:r>
-              <w:rPr>
-                <w:rFonts w:ascii="BRH Devanagari Extra" w:hAnsi="BRH Devanagari Extra" w:cs="BRH Devanagari Extra"/>
-                <w:color w:val="000000"/>
-                <w:sz w:val="32"/>
-                <w:szCs w:val="40"/>
-              </w:rPr>
-              <w:t xml:space="preserve"> | AxMüþ³ÉqÉç |</w:t>
+              <w:t>)-  CÌiÉþ | AxMüþ³ÉqÉç |</w:t>
             </w:r>
           </w:p>
           <w:p>
@@ -2299,7 +2950,6 @@
                 <w:color w:val="000000"/>
                 <w:szCs w:val="40"/>
               </w:rPr>
-              <w:lastRenderedPageBreak/>
               <w:t>35</w:t>
             </w:r>
             <w:r>
@@ -2403,19 +3053,8 @@
                 <w:sz w:val="32"/>
                 <w:szCs w:val="40"/>
               </w:rPr>
-              <w:t>)</w:t>
-            </w:r>
-            <w:proofErr w:type="gramStart"/>
-            <w:r>
-              <w:rPr>
-                <w:rFonts w:ascii="BRH Devanagari Extra" w:hAnsi="BRH Devanagari Extra" w:cs="BRH Devanagari Extra"/>
-                <w:color w:val="000000"/>
-                <w:sz w:val="32"/>
-                <w:szCs w:val="40"/>
-              </w:rPr>
-              <w:t>-  A</w:t>
-            </w:r>
-            <w:proofErr w:type="gramEnd"/>
+              <w:t>)-  A</w:t>
+            </w:r>
             <w:r>
               <w:rPr>
                 <w:rFonts w:ascii="BRH Malayalam Extra" w:hAnsi="BRH Malayalam Extra" w:cs="BRH Devanagari Extra"/>
@@ -2733,17 +3372,7 @@
                 <w:sz w:val="32"/>
                 <w:szCs w:val="40"/>
               </w:rPr>
-              <w:t>)</w:t>
-            </w:r>
-            <w:proofErr w:type="gramStart"/>
-            <w:r>
-              <w:rPr>
-                <w:rFonts w:ascii="BRH Devanagari Extra" w:hAnsi="BRH Devanagari Extra" w:cs="BRH Devanagari Extra"/>
-                <w:color w:val="000000"/>
-                <w:sz w:val="32"/>
-                <w:szCs w:val="40"/>
-              </w:rPr>
-              <w:t>-  AÉerÉþpÉÉ</w:t>
+              <w:t>)-  AÉerÉþpÉÉ</w:t>
             </w:r>
             <w:r>
               <w:rPr>
@@ -2755,7 +3384,6 @@
               </w:rPr>
               <w:t>aÉ</w:t>
             </w:r>
-            <w:proofErr w:type="gramEnd"/>
             <w:r>
               <w:rPr>
                 <w:rFonts w:ascii="BRH Malayalam Extra" w:hAnsi="BRH Malayalam Extra" w:cs="BRH Devanagari Extra"/>
@@ -3139,17 +3767,7 @@
                 <w:sz w:val="32"/>
                 <w:szCs w:val="40"/>
               </w:rPr>
-              <w:t>)</w:t>
-            </w:r>
-            <w:proofErr w:type="gramStart"/>
-            <w:r>
-              <w:rPr>
-                <w:rFonts w:ascii="BRH Devanagari Extra" w:hAnsi="BRH Devanagari Extra" w:cs="BRH Devanagari Extra"/>
-                <w:color w:val="000000"/>
-                <w:sz w:val="32"/>
-                <w:szCs w:val="40"/>
-              </w:rPr>
-              <w:t>-  AÉerÉþpÉÉ</w:t>
+              <w:t>)-  AÉerÉþpÉÉ</w:t>
             </w:r>
             <w:r>
               <w:rPr>
@@ -3161,7 +3779,6 @@
               </w:rPr>
               <w:t>aÉ</w:t>
             </w:r>
-            <w:proofErr w:type="gramEnd"/>
             <w:r>
               <w:rPr>
                 <w:rFonts w:ascii="BRH Malayalam Extra" w:hAnsi="BRH Malayalam Extra" w:cs="BRH Devanagari Extra"/>
@@ -3413,19 +4030,8 @@
                 <w:sz w:val="32"/>
                 <w:szCs w:val="40"/>
               </w:rPr>
-              <w:t>)</w:t>
-            </w:r>
-            <w:proofErr w:type="gramStart"/>
-            <w:r>
-              <w:rPr>
-                <w:rFonts w:ascii="BRH Devanagari Extra" w:hAnsi="BRH Devanagari Extra" w:cs="BRH Devanagari Extra"/>
-                <w:color w:val="000000"/>
-                <w:sz w:val="32"/>
-                <w:szCs w:val="40"/>
-              </w:rPr>
-              <w:t>-  A</w:t>
-            </w:r>
-            <w:proofErr w:type="gramEnd"/>
+              <w:t>)-  A</w:t>
+            </w:r>
             <w:r>
               <w:rPr>
                 <w:rFonts w:ascii="BRH Malayalam Extra" w:hAnsi="BRH Malayalam Extra" w:cs="BRH Devanagari Extra"/>
@@ -3708,17 +4314,7 @@
                 <w:sz w:val="32"/>
                 <w:szCs w:val="40"/>
               </w:rPr>
-              <w:t>)</w:t>
-            </w:r>
-            <w:proofErr w:type="gramStart"/>
-            <w:r>
-              <w:rPr>
-                <w:rFonts w:ascii="BRH Devanagari Extra" w:hAnsi="BRH Devanagari Extra" w:cs="BRH Devanagari Extra"/>
-                <w:color w:val="000000"/>
-                <w:sz w:val="32"/>
-                <w:szCs w:val="40"/>
-              </w:rPr>
-              <w:t>-  AÉerÉþpÉÉ</w:t>
+              <w:t>)-  AÉerÉþpÉÉ</w:t>
             </w:r>
             <w:r>
               <w:rPr>
@@ -3737,17 +4333,7 @@
                 <w:sz w:val="32"/>
                 <w:szCs w:val="40"/>
               </w:rPr>
-              <w:t>xrÉ</w:t>
-            </w:r>
-            <w:proofErr w:type="gramEnd"/>
-            <w:r>
-              <w:rPr>
-                <w:rFonts w:ascii="BRH Devanagari Extra" w:hAnsi="BRH Devanagari Extra" w:cs="BRH Devanagari Extra"/>
-                <w:color w:val="000000"/>
-                <w:sz w:val="32"/>
-                <w:szCs w:val="40"/>
-              </w:rPr>
-              <w:t xml:space="preserve"> | eÉÑ</w:t>
+              <w:t>xrÉ | eÉÑ</w:t>
             </w:r>
             <w:r>
               <w:rPr>
@@ -4100,17 +4686,7 @@
                 <w:sz w:val="32"/>
                 <w:szCs w:val="40"/>
               </w:rPr>
-              <w:t>)</w:t>
-            </w:r>
-            <w:proofErr w:type="gramStart"/>
-            <w:r>
-              <w:rPr>
-                <w:rFonts w:ascii="BRH Devanagari Extra" w:hAnsi="BRH Devanagari Extra" w:cs="BRH Devanagari Extra"/>
-                <w:color w:val="000000"/>
-                <w:sz w:val="32"/>
-                <w:szCs w:val="40"/>
-              </w:rPr>
-              <w:t>-  AÉerÉþpÉÉ</w:t>
+              <w:t>)-  AÉerÉþpÉÉ</w:t>
             </w:r>
             <w:r>
               <w:rPr>
@@ -4129,17 +4705,7 @@
                 <w:sz w:val="32"/>
                 <w:szCs w:val="40"/>
               </w:rPr>
-              <w:t>xrÉ</w:t>
-            </w:r>
-            <w:proofErr w:type="gramEnd"/>
-            <w:r>
-              <w:rPr>
-                <w:rFonts w:ascii="BRH Devanagari Extra" w:hAnsi="BRH Devanagari Extra" w:cs="BRH Devanagari Extra"/>
-                <w:color w:val="000000"/>
-                <w:sz w:val="32"/>
-                <w:szCs w:val="40"/>
-              </w:rPr>
-              <w:t xml:space="preserve"> |</w:t>
+              <w:t>xrÉ |</w:t>
             </w:r>
           </w:p>
           <w:p>
@@ -4366,27 +4932,7 @@
                 <w:sz w:val="32"/>
                 <w:szCs w:val="40"/>
               </w:rPr>
-              <w:t>)</w:t>
-            </w:r>
-            <w:proofErr w:type="gramStart"/>
-            <w:r>
-              <w:rPr>
-                <w:rFonts w:ascii="BRH Devanagari Extra" w:hAnsi="BRH Devanagari Extra" w:cs="BRH Devanagari Extra"/>
-                <w:color w:val="000000"/>
-                <w:sz w:val="32"/>
-                <w:szCs w:val="40"/>
-              </w:rPr>
-              <w:t>-  CÌiÉþ</w:t>
-            </w:r>
-            <w:proofErr w:type="gramEnd"/>
-            <w:r>
-              <w:rPr>
-                <w:rFonts w:ascii="BRH Devanagari Extra" w:hAnsi="BRH Devanagari Extra" w:cs="BRH Devanagari Extra"/>
-                <w:color w:val="000000"/>
-                <w:sz w:val="32"/>
-                <w:szCs w:val="40"/>
-              </w:rPr>
-              <w:t xml:space="preserve"> | mÉÑ</w:t>
+              <w:t>)-  CÌiÉþ | mÉÑ</w:t>
             </w:r>
             <w:r>
               <w:rPr>
@@ -4712,19 +5258,8 @@
                 <w:sz w:val="32"/>
                 <w:szCs w:val="40"/>
               </w:rPr>
-              <w:t>)</w:t>
-            </w:r>
-            <w:proofErr w:type="gramStart"/>
-            <w:r>
-              <w:rPr>
-                <w:rFonts w:ascii="BRH Devanagari Extra" w:hAnsi="BRH Devanagari Extra" w:cs="BRH Devanagari Extra"/>
-                <w:color w:val="000000"/>
-                <w:sz w:val="32"/>
-                <w:szCs w:val="40"/>
-              </w:rPr>
-              <w:t>-  mÉÑ</w:t>
-            </w:r>
-            <w:proofErr w:type="gramEnd"/>
+              <w:t>)-  mÉÑ</w:t>
+            </w:r>
             <w:r>
               <w:rPr>
                 <w:rFonts w:ascii="BRH Malayalam Extra" w:hAnsi="BRH Malayalam Extra" w:cs="BRH Devanagari Extra"/>
@@ -5248,19 +5783,8 @@
                 <w:sz w:val="32"/>
                 <w:szCs w:val="40"/>
               </w:rPr>
-              <w:t>)</w:t>
-            </w:r>
-            <w:proofErr w:type="gramStart"/>
-            <w:r>
-              <w:rPr>
-                <w:rFonts w:ascii="BRH Devanagari Extra" w:hAnsi="BRH Devanagari Extra" w:cs="BRH Devanagari Extra"/>
-                <w:color w:val="000000"/>
-                <w:sz w:val="32"/>
-                <w:szCs w:val="40"/>
-              </w:rPr>
-              <w:t>-  mÉÑ</w:t>
-            </w:r>
-            <w:proofErr w:type="gramEnd"/>
+              <w:t>)-  mÉÑ</w:t>
+            </w:r>
             <w:r>
               <w:rPr>
                 <w:rFonts w:ascii="BRH Malayalam Extra" w:hAnsi="BRH Malayalam Extra" w:cs="BRH Devanagari Extra"/>
@@ -5565,27 +6089,7 @@
                 <w:sz w:val="32"/>
                 <w:szCs w:val="40"/>
               </w:rPr>
-              <w:t>)</w:t>
-            </w:r>
-            <w:proofErr w:type="gramStart"/>
-            <w:r>
-              <w:rPr>
-                <w:rFonts w:ascii="BRH Devanagari Extra" w:hAnsi="BRH Devanagari Extra" w:cs="BRH Devanagari Extra"/>
-                <w:color w:val="000000"/>
-                <w:sz w:val="32"/>
-                <w:szCs w:val="40"/>
-              </w:rPr>
-              <w:t>-  CÌiÉþ</w:t>
-            </w:r>
-            <w:proofErr w:type="gramEnd"/>
-            <w:r>
-              <w:rPr>
-                <w:rFonts w:ascii="BRH Devanagari Extra" w:hAnsi="BRH Devanagari Extra" w:cs="BRH Devanagari Extra"/>
-                <w:color w:val="000000"/>
-                <w:sz w:val="32"/>
-                <w:szCs w:val="40"/>
-              </w:rPr>
-              <w:t xml:space="preserve"> | mÉÑ</w:t>
+              <w:t>)-  CÌiÉþ | mÉÑ</w:t>
             </w:r>
             <w:r>
               <w:rPr>
@@ -5877,19 +6381,8 @@
                 <w:sz w:val="32"/>
                 <w:szCs w:val="40"/>
               </w:rPr>
-              <w:t>)</w:t>
-            </w:r>
-            <w:proofErr w:type="gramStart"/>
-            <w:r>
-              <w:rPr>
-                <w:rFonts w:ascii="BRH Devanagari Extra" w:hAnsi="BRH Devanagari Extra" w:cs="BRH Devanagari Extra"/>
-                <w:color w:val="000000"/>
-                <w:sz w:val="32"/>
-                <w:szCs w:val="40"/>
-              </w:rPr>
-              <w:t>-  mÉÑ</w:t>
-            </w:r>
-            <w:proofErr w:type="gramEnd"/>
+              <w:t>)-  mÉÑ</w:t>
+            </w:r>
             <w:r>
               <w:rPr>
                 <w:rFonts w:ascii="BRH Malayalam Extra" w:hAnsi="BRH Malayalam Extra" w:cs="BRH Devanagari Extra"/>
@@ -6373,19 +6866,8 @@
                 <w:sz w:val="32"/>
                 <w:szCs w:val="40"/>
               </w:rPr>
-              <w:t>)</w:t>
-            </w:r>
-            <w:proofErr w:type="gramStart"/>
-            <w:r>
-              <w:rPr>
-                <w:rFonts w:ascii="BRH Devanagari Extra" w:hAnsi="BRH Devanagari Extra" w:cs="BRH Devanagari Extra"/>
-                <w:color w:val="000000"/>
-                <w:sz w:val="32"/>
-                <w:szCs w:val="40"/>
-              </w:rPr>
-              <w:t>-  mÉÑ</w:t>
-            </w:r>
-            <w:proofErr w:type="gramEnd"/>
+              <w:t>)-  mÉÑ</w:t>
+            </w:r>
             <w:r>
               <w:rPr>
                 <w:rFonts w:ascii="BRH Malayalam Extra" w:hAnsi="BRH Malayalam Extra" w:cs="BRH Devanagari Extra"/>
@@ -6678,19 +7160,8 @@
                 <w:sz w:val="32"/>
                 <w:szCs w:val="40"/>
               </w:rPr>
-              <w:t>)</w:t>
-            </w:r>
-            <w:proofErr w:type="gramStart"/>
-            <w:r>
-              <w:rPr>
-                <w:rFonts w:ascii="BRH Devanagari Extra" w:hAnsi="BRH Devanagari Extra" w:cs="BRH Devanagari Extra"/>
-                <w:color w:val="000000"/>
-                <w:sz w:val="32"/>
-                <w:szCs w:val="40"/>
-              </w:rPr>
-              <w:t>-  lÉÑ</w:t>
-            </w:r>
-            <w:proofErr w:type="gramEnd"/>
+              <w:t>)-  lÉÑ</w:t>
+            </w:r>
             <w:r>
               <w:rPr>
                 <w:rFonts w:ascii="BRH Malayalam Extra" w:hAnsi="BRH Malayalam Extra" w:cs="BRH Devanagari Extra"/>
@@ -7147,19 +7618,8 @@
                 <w:sz w:val="32"/>
                 <w:szCs w:val="40"/>
               </w:rPr>
-              <w:t>)</w:t>
-            </w:r>
-            <w:proofErr w:type="gramStart"/>
-            <w:r>
-              <w:rPr>
-                <w:rFonts w:ascii="BRH Devanagari Extra" w:hAnsi="BRH Devanagari Extra" w:cs="BRH Devanagari Extra"/>
-                <w:color w:val="000000"/>
-                <w:sz w:val="32"/>
-                <w:szCs w:val="40"/>
-              </w:rPr>
-              <w:t>-  E</w:t>
-            </w:r>
-            <w:proofErr w:type="gramEnd"/>
+              <w:t>)-  E</w:t>
+            </w:r>
             <w:r>
               <w:rPr>
                 <w:rFonts w:ascii="BRH Malayalam Extra" w:hAnsi="BRH Malayalam Extra" w:cs="BRH Devanagari Extra"/>
@@ -7546,19 +8006,8 @@
                 <w:sz w:val="32"/>
                 <w:szCs w:val="40"/>
               </w:rPr>
-              <w:t>)</w:t>
-            </w:r>
-            <w:proofErr w:type="gramStart"/>
-            <w:r>
-              <w:rPr>
-                <w:rFonts w:ascii="BRH Devanagari Extra" w:hAnsi="BRH Devanagari Extra" w:cs="BRH Devanagari Extra"/>
-                <w:color w:val="000000"/>
-                <w:sz w:val="32"/>
-                <w:szCs w:val="40"/>
-              </w:rPr>
-              <w:t>-  E</w:t>
-            </w:r>
-            <w:proofErr w:type="gramEnd"/>
+              <w:t>)-  E</w:t>
+            </w:r>
             <w:r>
               <w:rPr>
                 <w:rFonts w:ascii="BRH Malayalam Extra" w:hAnsi="BRH Malayalam Extra" w:cs="BRH Devanagari Extra"/>
@@ -7854,19 +8303,8 @@
                 <w:sz w:val="32"/>
                 <w:szCs w:val="40"/>
               </w:rPr>
-              <w:t>)</w:t>
-            </w:r>
-            <w:proofErr w:type="gramStart"/>
-            <w:r>
-              <w:rPr>
-                <w:rFonts w:ascii="BRH Devanagari Extra" w:hAnsi="BRH Devanagari Extra" w:cs="BRH Devanagari Extra"/>
-                <w:color w:val="000000"/>
-                <w:sz w:val="32"/>
-                <w:szCs w:val="40"/>
-              </w:rPr>
-              <w:t>-  lÉÑ</w:t>
-            </w:r>
-            <w:proofErr w:type="gramEnd"/>
+              <w:t>)-  lÉÑ</w:t>
+            </w:r>
             <w:r>
               <w:rPr>
                 <w:rFonts w:ascii="BRH Malayalam Extra" w:hAnsi="BRH Malayalam Extra" w:cs="BRH Devanagari Extra"/>
@@ -8290,19 +8728,8 @@
                 <w:sz w:val="32"/>
                 <w:szCs w:val="40"/>
               </w:rPr>
-              <w:t>)</w:t>
-            </w:r>
-            <w:proofErr w:type="gramStart"/>
-            <w:r>
-              <w:rPr>
-                <w:rFonts w:ascii="BRH Devanagari Extra" w:hAnsi="BRH Devanagari Extra" w:cs="BRH Devanagari Extra"/>
-                <w:color w:val="000000"/>
-                <w:sz w:val="32"/>
-                <w:szCs w:val="40"/>
-              </w:rPr>
-              <w:t>-  E</w:t>
-            </w:r>
-            <w:proofErr w:type="gramEnd"/>
+              <w:t>)-  E</w:t>
+            </w:r>
             <w:r>
               <w:rPr>
                 <w:rFonts w:ascii="BRH Malayalam Extra" w:hAnsi="BRH Malayalam Extra" w:cs="BRH Devanagari Extra"/>
@@ -8657,19 +9084,8 @@
                 <w:sz w:val="32"/>
                 <w:szCs w:val="40"/>
               </w:rPr>
-              <w:t>)</w:t>
-            </w:r>
-            <w:proofErr w:type="gramStart"/>
-            <w:r>
-              <w:rPr>
-                <w:rFonts w:ascii="BRH Devanagari Extra" w:hAnsi="BRH Devanagari Extra" w:cs="BRH Devanagari Extra"/>
-                <w:color w:val="000000"/>
-                <w:sz w:val="32"/>
-                <w:szCs w:val="40"/>
-              </w:rPr>
-              <w:t>-  E</w:t>
-            </w:r>
-            <w:proofErr w:type="gramEnd"/>
+              <w:t>)-  E</w:t>
+            </w:r>
             <w:r>
               <w:rPr>
                 <w:rFonts w:ascii="BRH Malayalam Extra" w:hAnsi="BRH Malayalam Extra" w:cs="BRH Devanagari Extra"/>
@@ -8949,19 +9365,8 @@
                 <w:sz w:val="32"/>
                 <w:szCs w:val="40"/>
               </w:rPr>
-              <w:t>)</w:t>
-            </w:r>
-            <w:proofErr w:type="gramStart"/>
-            <w:r>
-              <w:rPr>
-                <w:rFonts w:ascii="BRH Devanagari Extra" w:hAnsi="BRH Devanagari Extra" w:cs="BRH Devanagari Extra"/>
-                <w:color w:val="000000"/>
-                <w:sz w:val="32"/>
-                <w:szCs w:val="40"/>
-              </w:rPr>
-              <w:t>-  lÉÑ</w:t>
-            </w:r>
-            <w:proofErr w:type="gramEnd"/>
+              <w:t>)-  lÉÑ</w:t>
+            </w:r>
             <w:r>
               <w:rPr>
                 <w:rFonts w:ascii="BRH Malayalam Extra" w:hAnsi="BRH Malayalam Extra" w:cs="BRH Devanagari Extra"/>
@@ -9425,19 +9830,8 @@
                 <w:sz w:val="32"/>
                 <w:szCs w:val="40"/>
               </w:rPr>
-              <w:t>)</w:t>
-            </w:r>
-            <w:proofErr w:type="gramStart"/>
-            <w:r>
-              <w:rPr>
-                <w:rFonts w:ascii="BRH Devanagari Extra" w:hAnsi="BRH Devanagari Extra" w:cs="BRH Devanagari Extra"/>
-                <w:color w:val="000000"/>
-                <w:sz w:val="32"/>
-                <w:szCs w:val="40"/>
-              </w:rPr>
-              <w:t>-  mÉÑ</w:t>
-            </w:r>
-            <w:proofErr w:type="gramEnd"/>
+              <w:t>)-  mÉÑ</w:t>
+            </w:r>
             <w:r>
               <w:rPr>
                 <w:rFonts w:ascii="BRH Malayalam Extra" w:hAnsi="BRH Malayalam Extra" w:cs="BRH Devanagari Extra"/>
@@ -9961,19 +10355,8 @@
                 <w:sz w:val="32"/>
                 <w:szCs w:val="40"/>
               </w:rPr>
-              <w:t>)</w:t>
-            </w:r>
-            <w:proofErr w:type="gramStart"/>
-            <w:r>
-              <w:rPr>
-                <w:rFonts w:ascii="BRH Devanagari Extra" w:hAnsi="BRH Devanagari Extra" w:cs="BRH Devanagari Extra"/>
-                <w:color w:val="000000"/>
-                <w:sz w:val="32"/>
-                <w:szCs w:val="40"/>
-              </w:rPr>
-              <w:t>-  mÉÑ</w:t>
-            </w:r>
-            <w:proofErr w:type="gramEnd"/>
+              <w:t>)-  mÉÑ</w:t>
+            </w:r>
             <w:r>
               <w:rPr>
                 <w:rFonts w:ascii="BRH Malayalam Extra" w:hAnsi="BRH Malayalam Extra" w:cs="BRH Devanagari Extra"/>
@@ -10263,19 +10646,8 @@
                 <w:sz w:val="32"/>
                 <w:szCs w:val="40"/>
               </w:rPr>
-              <w:t>)</w:t>
-            </w:r>
-            <w:proofErr w:type="gramStart"/>
-            <w:r>
-              <w:rPr>
-                <w:rFonts w:ascii="BRH Devanagari Extra" w:hAnsi="BRH Devanagari Extra" w:cs="BRH Devanagari Extra"/>
-                <w:color w:val="000000"/>
-                <w:sz w:val="32"/>
-                <w:szCs w:val="40"/>
-              </w:rPr>
-              <w:t>-  lÉÑ</w:t>
-            </w:r>
-            <w:proofErr w:type="gramEnd"/>
+              <w:t>)-  lÉÑ</w:t>
+            </w:r>
             <w:r>
               <w:rPr>
                 <w:rFonts w:ascii="BRH Malayalam Extra" w:hAnsi="BRH Malayalam Extra" w:cs="BRH Devanagari Extra"/>
@@ -10699,19 +11071,8 @@
                 <w:sz w:val="32"/>
                 <w:szCs w:val="40"/>
               </w:rPr>
-              <w:t>)</w:t>
-            </w:r>
-            <w:proofErr w:type="gramStart"/>
-            <w:r>
-              <w:rPr>
-                <w:rFonts w:ascii="BRH Devanagari Extra" w:hAnsi="BRH Devanagari Extra" w:cs="BRH Devanagari Extra"/>
-                <w:color w:val="000000"/>
-                <w:sz w:val="32"/>
-                <w:szCs w:val="40"/>
-              </w:rPr>
-              <w:t>-  mÉÑ</w:t>
-            </w:r>
-            <w:proofErr w:type="gramEnd"/>
+              <w:t>)-  mÉÑ</w:t>
+            </w:r>
             <w:r>
               <w:rPr>
                 <w:rFonts w:ascii="BRH Malayalam Extra" w:hAnsi="BRH Malayalam Extra" w:cs="BRH Devanagari Extra"/>
@@ -11185,19 +11546,8 @@
                 <w:sz w:val="32"/>
                 <w:szCs w:val="40"/>
               </w:rPr>
-              <w:t>)</w:t>
-            </w:r>
-            <w:proofErr w:type="gramStart"/>
-            <w:r>
-              <w:rPr>
-                <w:rFonts w:ascii="BRH Devanagari Extra" w:hAnsi="BRH Devanagari Extra" w:cs="BRH Devanagari Extra"/>
-                <w:color w:val="000000"/>
-                <w:sz w:val="32"/>
-                <w:szCs w:val="40"/>
-              </w:rPr>
-              <w:t>-  mÉÑ</w:t>
-            </w:r>
-            <w:proofErr w:type="gramEnd"/>
+              <w:t>)-  mÉÑ</w:t>
+            </w:r>
             <w:r>
               <w:rPr>
                 <w:rFonts w:ascii="BRH Malayalam Extra" w:hAnsi="BRH Malayalam Extra" w:cs="BRH Devanagari Extra"/>
@@ -11490,19 +11840,8 @@
                 <w:sz w:val="32"/>
                 <w:szCs w:val="40"/>
               </w:rPr>
-              <w:t>)</w:t>
-            </w:r>
-            <w:proofErr w:type="gramStart"/>
-            <w:r>
-              <w:rPr>
-                <w:rFonts w:ascii="BRH Devanagari Extra" w:hAnsi="BRH Devanagari Extra" w:cs="BRH Devanagari Extra"/>
-                <w:color w:val="000000"/>
-                <w:sz w:val="32"/>
-                <w:szCs w:val="40"/>
-              </w:rPr>
-              <w:t>-  kÉ</w:t>
-            </w:r>
-            <w:proofErr w:type="gramEnd"/>
+              <w:t>)-  kÉ</w:t>
+            </w:r>
             <w:r>
               <w:rPr>
                 <w:rFonts w:ascii="BRH Malayalam Extra" w:hAnsi="BRH Malayalam Extra" w:cs="BRH Devanagari Extra"/>
@@ -11934,19 +12273,8 @@
                 <w:sz w:val="32"/>
                 <w:szCs w:val="40"/>
               </w:rPr>
-              <w:t>)</w:t>
-            </w:r>
-            <w:proofErr w:type="gramStart"/>
-            <w:r>
-              <w:rPr>
-                <w:rFonts w:ascii="BRH Devanagari Extra" w:hAnsi="BRH Devanagari Extra" w:cs="BRH Devanagari Extra"/>
-                <w:color w:val="000000"/>
-                <w:sz w:val="32"/>
-                <w:szCs w:val="40"/>
-              </w:rPr>
-              <w:t>-  E</w:t>
-            </w:r>
-            <w:proofErr w:type="gramEnd"/>
+              <w:t>)-  E</w:t>
+            </w:r>
             <w:r>
               <w:rPr>
                 <w:rFonts w:ascii="BRH Malayalam Extra" w:hAnsi="BRH Malayalam Extra" w:cs="BRH Devanagari Extra"/>
@@ -12343,19 +12671,8 @@
                 <w:sz w:val="32"/>
                 <w:szCs w:val="40"/>
               </w:rPr>
-              <w:t>)</w:t>
-            </w:r>
-            <w:proofErr w:type="gramStart"/>
-            <w:r>
-              <w:rPr>
-                <w:rFonts w:ascii="BRH Devanagari Extra" w:hAnsi="BRH Devanagari Extra" w:cs="BRH Devanagari Extra"/>
-                <w:color w:val="000000"/>
-                <w:sz w:val="32"/>
-                <w:szCs w:val="40"/>
-              </w:rPr>
-              <w:t>-  E</w:t>
-            </w:r>
-            <w:proofErr w:type="gramEnd"/>
+              <w:t>)-  E</w:t>
+            </w:r>
             <w:r>
               <w:rPr>
                 <w:rFonts w:ascii="BRH Malayalam Extra" w:hAnsi="BRH Malayalam Extra" w:cs="BRH Devanagari Extra"/>
@@ -12652,19 +12969,8 @@
                 <w:sz w:val="32"/>
                 <w:szCs w:val="40"/>
               </w:rPr>
-              <w:t>)</w:t>
-            </w:r>
-            <w:proofErr w:type="gramStart"/>
-            <w:r>
-              <w:rPr>
-                <w:rFonts w:ascii="BRH Devanagari Extra" w:hAnsi="BRH Devanagari Extra" w:cs="BRH Devanagari Extra"/>
-                <w:color w:val="000000"/>
-                <w:sz w:val="32"/>
-                <w:szCs w:val="40"/>
-              </w:rPr>
-              <w:t>-  kÉ</w:t>
-            </w:r>
-            <w:proofErr w:type="gramEnd"/>
+              <w:t>)-  kÉ</w:t>
+            </w:r>
             <w:r>
               <w:rPr>
                 <w:rFonts w:ascii="BRH Malayalam Extra" w:hAnsi="BRH Malayalam Extra" w:cs="BRH Devanagari Extra"/>
@@ -13055,19 +13361,8 @@
                 <w:sz w:val="32"/>
                 <w:szCs w:val="40"/>
               </w:rPr>
-              <w:t>)</w:t>
-            </w:r>
-            <w:proofErr w:type="gramStart"/>
-            <w:r>
-              <w:rPr>
-                <w:rFonts w:ascii="BRH Devanagari Extra" w:hAnsi="BRH Devanagari Extra" w:cs="BRH Devanagari Extra"/>
-                <w:color w:val="000000"/>
-                <w:sz w:val="32"/>
-                <w:szCs w:val="40"/>
-              </w:rPr>
-              <w:t>-  E</w:t>
-            </w:r>
-            <w:proofErr w:type="gramEnd"/>
+              <w:t>)-  E</w:t>
+            </w:r>
             <w:r>
               <w:rPr>
                 <w:rFonts w:ascii="BRH Malayalam Extra" w:hAnsi="BRH Malayalam Extra" w:cs="BRH Devanagari Extra"/>
@@ -13422,19 +13717,8 @@
                 <w:sz w:val="32"/>
                 <w:szCs w:val="40"/>
               </w:rPr>
-              <w:t>)</w:t>
-            </w:r>
-            <w:proofErr w:type="gramStart"/>
-            <w:r>
-              <w:rPr>
-                <w:rFonts w:ascii="BRH Devanagari Extra" w:hAnsi="BRH Devanagari Extra" w:cs="BRH Devanagari Extra"/>
-                <w:color w:val="000000"/>
-                <w:sz w:val="32"/>
-                <w:szCs w:val="40"/>
-              </w:rPr>
-              <w:t>-  E</w:t>
-            </w:r>
-            <w:proofErr w:type="gramEnd"/>
+              <w:t>)-  E</w:t>
+            </w:r>
             <w:r>
               <w:rPr>
                 <w:rFonts w:ascii="BRH Malayalam Extra" w:hAnsi="BRH Malayalam Extra" w:cs="BRH Devanagari Extra"/>
@@ -13728,27 +14012,7 @@
                 <w:sz w:val="32"/>
                 <w:szCs w:val="40"/>
               </w:rPr>
-              <w:t>)</w:t>
-            </w:r>
-            <w:proofErr w:type="gramStart"/>
-            <w:r>
-              <w:rPr>
-                <w:rFonts w:ascii="BRH Devanagari Extra" w:hAnsi="BRH Devanagari Extra" w:cs="BRH Devanagari Extra"/>
-                <w:color w:val="000000"/>
-                <w:sz w:val="32"/>
-                <w:szCs w:val="40"/>
-              </w:rPr>
-              <w:t>-  uÉåSþ</w:t>
-            </w:r>
-            <w:proofErr w:type="gramEnd"/>
-            <w:r>
-              <w:rPr>
-                <w:rFonts w:ascii="BRH Devanagari Extra" w:hAnsi="BRH Devanagari Extra" w:cs="BRH Devanagari Extra"/>
-                <w:color w:val="000000"/>
-                <w:sz w:val="32"/>
-                <w:szCs w:val="40"/>
-              </w:rPr>
-              <w:t xml:space="preserve"> | mÉÑ</w:t>
+              <w:t>)-  uÉåSþ | mÉÑ</w:t>
             </w:r>
             <w:r>
               <w:rPr>
@@ -14111,19 +14375,8 @@
                 <w:sz w:val="32"/>
                 <w:szCs w:val="40"/>
               </w:rPr>
-              <w:t>)</w:t>
-            </w:r>
-            <w:proofErr w:type="gramStart"/>
-            <w:r>
-              <w:rPr>
-                <w:rFonts w:ascii="BRH Devanagari Extra" w:hAnsi="BRH Devanagari Extra" w:cs="BRH Devanagari Extra"/>
-                <w:color w:val="000000"/>
-                <w:sz w:val="32"/>
-                <w:szCs w:val="40"/>
-              </w:rPr>
-              <w:t>-  mÉÑ</w:t>
-            </w:r>
-            <w:proofErr w:type="gramEnd"/>
+              <w:t>)-  mÉÑ</w:t>
+            </w:r>
             <w:r>
               <w:rPr>
                 <w:rFonts w:ascii="BRH Malayalam Extra" w:hAnsi="BRH Malayalam Extra" w:cs="BRH Devanagari Extra"/>
@@ -14647,19 +14900,8 @@
                 <w:sz w:val="32"/>
                 <w:szCs w:val="40"/>
               </w:rPr>
-              <w:t>)</w:t>
-            </w:r>
-            <w:proofErr w:type="gramStart"/>
-            <w:r>
-              <w:rPr>
-                <w:rFonts w:ascii="BRH Devanagari Extra" w:hAnsi="BRH Devanagari Extra" w:cs="BRH Devanagari Extra"/>
-                <w:color w:val="000000"/>
-                <w:sz w:val="32"/>
-                <w:szCs w:val="40"/>
-              </w:rPr>
-              <w:t>-  mÉÑ</w:t>
-            </w:r>
-            <w:proofErr w:type="gramEnd"/>
+              <w:t>)-  mÉÑ</w:t>
+            </w:r>
             <w:r>
               <w:rPr>
                 <w:rFonts w:ascii="BRH Malayalam Extra" w:hAnsi="BRH Malayalam Extra" w:cs="BRH Devanagari Extra"/>
@@ -14956,27 +15198,7 @@
                 <w:sz w:val="32"/>
                 <w:szCs w:val="40"/>
               </w:rPr>
-              <w:t>)</w:t>
-            </w:r>
-            <w:proofErr w:type="gramStart"/>
-            <w:r>
-              <w:rPr>
-                <w:rFonts w:ascii="BRH Devanagari Extra" w:hAnsi="BRH Devanagari Extra" w:cs="BRH Devanagari Extra"/>
-                <w:color w:val="000000"/>
-                <w:sz w:val="32"/>
-                <w:szCs w:val="40"/>
-              </w:rPr>
-              <w:t>-  uÉåSþ</w:t>
-            </w:r>
-            <w:proofErr w:type="gramEnd"/>
-            <w:r>
-              <w:rPr>
-                <w:rFonts w:ascii="BRH Devanagari Extra" w:hAnsi="BRH Devanagari Extra" w:cs="BRH Devanagari Extra"/>
-                <w:color w:val="000000"/>
-                <w:sz w:val="32"/>
-                <w:szCs w:val="40"/>
-              </w:rPr>
-              <w:t xml:space="preserve"> | mÉÑ</w:t>
+              <w:t>)-  uÉåSþ | mÉÑ</w:t>
             </w:r>
             <w:r>
               <w:rPr>
@@ -15296,19 +15518,8 @@
                 <w:sz w:val="32"/>
                 <w:szCs w:val="40"/>
               </w:rPr>
-              <w:t>)</w:t>
-            </w:r>
-            <w:proofErr w:type="gramStart"/>
-            <w:r>
-              <w:rPr>
-                <w:rFonts w:ascii="BRH Devanagari Extra" w:hAnsi="BRH Devanagari Extra" w:cs="BRH Devanagari Extra"/>
-                <w:color w:val="000000"/>
-                <w:sz w:val="32"/>
-                <w:szCs w:val="40"/>
-              </w:rPr>
-              <w:t>-  mÉÑ</w:t>
-            </w:r>
-            <w:proofErr w:type="gramEnd"/>
+              <w:t>)-  mÉÑ</w:t>
+            </w:r>
             <w:r>
               <w:rPr>
                 <w:rFonts w:ascii="BRH Malayalam Extra" w:hAnsi="BRH Malayalam Extra" w:cs="BRH Devanagari Extra"/>
@@ -15792,19 +16003,8 @@
                 <w:sz w:val="32"/>
                 <w:szCs w:val="40"/>
               </w:rPr>
-              <w:t>)</w:t>
-            </w:r>
-            <w:proofErr w:type="gramStart"/>
-            <w:r>
-              <w:rPr>
-                <w:rFonts w:ascii="BRH Devanagari Extra" w:hAnsi="BRH Devanagari Extra" w:cs="BRH Devanagari Extra"/>
-                <w:color w:val="000000"/>
-                <w:sz w:val="32"/>
-                <w:szCs w:val="40"/>
-              </w:rPr>
-              <w:t>-  mÉÑ</w:t>
-            </w:r>
-            <w:proofErr w:type="gramEnd"/>
+              <w:t>)-  mÉÑ</w:t>
+            </w:r>
             <w:r>
               <w:rPr>
                 <w:rFonts w:ascii="BRH Malayalam Extra" w:hAnsi="BRH Malayalam Extra" w:cs="BRH Devanagari Extra"/>
@@ -16097,19 +16297,8 @@
                 <w:sz w:val="32"/>
                 <w:szCs w:val="40"/>
               </w:rPr>
-              <w:t>)</w:t>
-            </w:r>
-            <w:proofErr w:type="gramStart"/>
-            <w:r>
-              <w:rPr>
-                <w:rFonts w:ascii="BRH Devanagari Extra" w:hAnsi="BRH Devanagari Extra" w:cs="BRH Devanagari Extra"/>
-                <w:color w:val="000000"/>
-                <w:sz w:val="32"/>
-                <w:szCs w:val="40"/>
-              </w:rPr>
-              <w:t>-  pÉÑ</w:t>
-            </w:r>
-            <w:proofErr w:type="gramEnd"/>
+              <w:t>)-  pÉÑ</w:t>
+            </w:r>
             <w:r>
               <w:rPr>
                 <w:rFonts w:ascii="BRH Malayalam Extra" w:hAnsi="BRH Malayalam Extra" w:cs="BRH Devanagari Extra"/>
@@ -16566,19 +16755,8 @@
                 <w:sz w:val="32"/>
                 <w:szCs w:val="40"/>
               </w:rPr>
-              <w:t>)</w:t>
-            </w:r>
-            <w:proofErr w:type="gramStart"/>
-            <w:r>
-              <w:rPr>
-                <w:rFonts w:ascii="BRH Devanagari Extra" w:hAnsi="BRH Devanagari Extra" w:cs="BRH Devanagari Extra"/>
-                <w:color w:val="000000"/>
-                <w:sz w:val="32"/>
-                <w:szCs w:val="40"/>
-              </w:rPr>
-              <w:t>-  E</w:t>
-            </w:r>
-            <w:proofErr w:type="gramEnd"/>
+              <w:t>)-  E</w:t>
+            </w:r>
             <w:r>
               <w:rPr>
                 <w:rFonts w:ascii="BRH Malayalam Extra" w:hAnsi="BRH Malayalam Extra" w:cs="BRH Devanagari Extra"/>
@@ -16973,19 +17151,8 @@
                 <w:sz w:val="32"/>
                 <w:szCs w:val="40"/>
               </w:rPr>
-              <w:t>)</w:t>
-            </w:r>
-            <w:proofErr w:type="gramStart"/>
-            <w:r>
-              <w:rPr>
-                <w:rFonts w:ascii="BRH Devanagari Extra" w:hAnsi="BRH Devanagari Extra" w:cs="BRH Devanagari Extra"/>
-                <w:color w:val="000000"/>
-                <w:sz w:val="32"/>
-                <w:szCs w:val="40"/>
-              </w:rPr>
-              <w:t>-  E</w:t>
-            </w:r>
-            <w:proofErr w:type="gramEnd"/>
+              <w:t>)-  E</w:t>
+            </w:r>
             <w:r>
               <w:rPr>
                 <w:rFonts w:ascii="BRH Malayalam Extra" w:hAnsi="BRH Malayalam Extra" w:cs="BRH Devanagari Extra"/>
@@ -17282,19 +17449,8 @@
                 <w:sz w:val="32"/>
                 <w:szCs w:val="40"/>
               </w:rPr>
-              <w:t>)</w:t>
-            </w:r>
-            <w:proofErr w:type="gramStart"/>
-            <w:r>
-              <w:rPr>
-                <w:rFonts w:ascii="BRH Devanagari Extra" w:hAnsi="BRH Devanagari Extra" w:cs="BRH Devanagari Extra"/>
-                <w:color w:val="000000"/>
-                <w:sz w:val="32"/>
-                <w:szCs w:val="40"/>
-              </w:rPr>
-              <w:t>-  pÉÑ</w:t>
-            </w:r>
-            <w:proofErr w:type="gramEnd"/>
+              <w:t>)-  pÉÑ</w:t>
+            </w:r>
             <w:r>
               <w:rPr>
                 <w:rFonts w:ascii="BRH Malayalam Extra" w:hAnsi="BRH Malayalam Extra" w:cs="BRH Devanagari Extra"/>
@@ -17746,19 +17902,8 @@
                 <w:sz w:val="32"/>
                 <w:szCs w:val="40"/>
               </w:rPr>
-              <w:t>)</w:t>
-            </w:r>
-            <w:proofErr w:type="gramStart"/>
-            <w:r>
-              <w:rPr>
-                <w:rFonts w:ascii="BRH Devanagari Extra" w:hAnsi="BRH Devanagari Extra" w:cs="BRH Devanagari Extra"/>
-                <w:color w:val="000000"/>
-                <w:sz w:val="32"/>
-                <w:szCs w:val="40"/>
-              </w:rPr>
-              <w:t>-  E</w:t>
-            </w:r>
-            <w:proofErr w:type="gramEnd"/>
+              <w:t>)-  E</w:t>
+            </w:r>
             <w:r>
               <w:rPr>
                 <w:rFonts w:ascii="BRH Malayalam Extra" w:hAnsi="BRH Malayalam Extra" w:cs="BRH Devanagari Extra"/>
@@ -18137,19 +18282,8 @@
                 <w:sz w:val="32"/>
                 <w:szCs w:val="40"/>
               </w:rPr>
-              <w:t>)</w:t>
-            </w:r>
-            <w:proofErr w:type="gramStart"/>
-            <w:r>
-              <w:rPr>
-                <w:rFonts w:ascii="BRH Devanagari Extra" w:hAnsi="BRH Devanagari Extra" w:cs="BRH Devanagari Extra"/>
-                <w:color w:val="000000"/>
-                <w:sz w:val="32"/>
-                <w:szCs w:val="40"/>
-              </w:rPr>
-              <w:t>-  E</w:t>
-            </w:r>
-            <w:proofErr w:type="gramEnd"/>
+              <w:t>)-  E</w:t>
+            </w:r>
             <w:r>
               <w:rPr>
                 <w:rFonts w:ascii="BRH Malayalam Extra" w:hAnsi="BRH Malayalam Extra" w:cs="BRH Devanagari Extra"/>
@@ -18443,19 +18577,8 @@
                 <w:sz w:val="32"/>
                 <w:szCs w:val="40"/>
               </w:rPr>
-              <w:t>)</w:t>
-            </w:r>
-            <w:proofErr w:type="gramStart"/>
-            <w:r>
-              <w:rPr>
-                <w:rFonts w:ascii="BRH Devanagari Extra" w:hAnsi="BRH Devanagari Extra" w:cs="BRH Devanagari Extra"/>
-                <w:color w:val="000000"/>
-                <w:sz w:val="32"/>
-                <w:szCs w:val="40"/>
-              </w:rPr>
-              <w:t>-  rÉÉ</w:t>
-            </w:r>
-            <w:proofErr w:type="gramEnd"/>
+              <w:t>)-  rÉÉ</w:t>
+            </w:r>
             <w:r>
               <w:rPr>
                 <w:rFonts w:ascii="BRH Malayalam Extra" w:hAnsi="BRH Malayalam Extra" w:cs="BRH Devanagari Extra"/>
@@ -18711,19 +18834,8 @@
                 <w:sz w:val="32"/>
                 <w:szCs w:val="40"/>
               </w:rPr>
-              <w:t>)</w:t>
-            </w:r>
-            <w:proofErr w:type="gramStart"/>
-            <w:r>
-              <w:rPr>
-                <w:rFonts w:ascii="BRH Devanagari Extra" w:hAnsi="BRH Devanagari Extra" w:cs="BRH Devanagari Extra"/>
-                <w:color w:val="000000"/>
-                <w:sz w:val="32"/>
-                <w:szCs w:val="40"/>
-              </w:rPr>
-              <w:t>-  rÉÉ</w:t>
-            </w:r>
-            <w:proofErr w:type="gramEnd"/>
+              <w:t>)-  rÉÉ</w:t>
+            </w:r>
             <w:r>
               <w:rPr>
                 <w:rFonts w:ascii="BRH Malayalam Extra" w:hAnsi="BRH Malayalam Extra" w:cs="BRH Devanagari Extra"/>
@@ -18985,19 +19097,8 @@
                 <w:sz w:val="32"/>
                 <w:szCs w:val="40"/>
               </w:rPr>
-              <w:t>)</w:t>
-            </w:r>
-            <w:proofErr w:type="gramStart"/>
-            <w:r>
-              <w:rPr>
-                <w:rFonts w:ascii="BRH Devanagari Extra" w:hAnsi="BRH Devanagari Extra" w:cs="BRH Devanagari Extra"/>
-                <w:color w:val="000000"/>
-                <w:sz w:val="32"/>
-                <w:szCs w:val="40"/>
-              </w:rPr>
-              <w:t>-  Â</w:t>
-            </w:r>
-            <w:proofErr w:type="gramEnd"/>
+              <w:t>)-  Â</w:t>
+            </w:r>
             <w:r>
               <w:rPr>
                 <w:rFonts w:ascii="BRH Malayalam Extra" w:hAnsi="BRH Malayalam Extra" w:cs="BRH Devanagari Extra"/>
@@ -19559,19 +19660,8 @@
                 <w:sz w:val="32"/>
                 <w:szCs w:val="40"/>
               </w:rPr>
-              <w:t>)</w:t>
-            </w:r>
-            <w:proofErr w:type="gramStart"/>
-            <w:r>
-              <w:rPr>
-                <w:rFonts w:ascii="BRH Devanagari Extra" w:hAnsi="BRH Devanagari Extra" w:cs="BRH Devanagari Extra"/>
-                <w:color w:val="000000"/>
-                <w:sz w:val="32"/>
-                <w:szCs w:val="40"/>
-              </w:rPr>
-              <w:t>-  SèurÉ</w:t>
-            </w:r>
-            <w:proofErr w:type="gramEnd"/>
+              <w:t>)-  SèurÉ</w:t>
+            </w:r>
             <w:r>
               <w:rPr>
                 <w:rFonts w:ascii="BRH Malayalam Extra" w:hAnsi="BRH Malayalam Extra" w:cs="BRH Devanagari Extra"/>
